--- a/Documentation/Historias de usuario.docx
+++ b/Documentation/Historias de usuario.docx
@@ -21,17 +21,9 @@
     </w:p>
     <w:p>
       <w:pPr>
-        <w:rPr>
-          <w:lang w:val="es-ES"/>
-        </w:rPr>
-      </w:pPr>
-    </w:p>
-    <w:p>
-      <w:pPr>
-        <w:pStyle w:val="Prrafodelista"/>
         <w:numPr>
           <w:ilvl w:val="0"/>
-          <w:numId w:val="2"/>
+          <w:numId w:val="3"/>
         </w:numPr>
         <w:rPr>
           <w:b/>
@@ -45,76 +37,191 @@
           <w:bCs/>
           <w:lang w:val="es-ES"/>
         </w:rPr>
-        <w:t>Historia: Solicitar pedido</w:t>
-      </w:r>
-    </w:p>
-    <w:p>
-      <w:pPr>
-        <w:ind w:left="360"/>
-        <w:rPr>
-          <w:lang w:val="es-ES"/>
-        </w:rPr>
-      </w:pPr>
-      <w:r>
-        <w:rPr>
-          <w:lang w:val="es-ES"/>
-        </w:rPr>
-        <w:t xml:space="preserve">Como cliente </w:t>
-      </w:r>
-      <w:r>
-        <w:rPr>
-          <w:lang w:val="es-ES"/>
-        </w:rPr>
-        <w:t>del restaurante</w:t>
-      </w:r>
-    </w:p>
-    <w:p>
-      <w:pPr>
-        <w:ind w:left="360"/>
-        <w:rPr>
-          <w:lang w:val="es-ES"/>
-        </w:rPr>
-      </w:pPr>
-      <w:r>
-        <w:rPr>
-          <w:lang w:val="es-ES"/>
-        </w:rPr>
-        <w:t>Quiero hacer un pedido</w:t>
-      </w:r>
-    </w:p>
-    <w:p>
-      <w:pPr>
-        <w:ind w:left="360"/>
-        <w:rPr>
-          <w:lang w:val="es-ES"/>
-        </w:rPr>
-      </w:pPr>
-      <w:r>
-        <w:rPr>
-          <w:lang w:val="es-ES"/>
-        </w:rPr>
-        <w:t xml:space="preserve">Para </w:t>
-      </w:r>
-    </w:p>
-    <w:p>
-      <w:pPr>
-        <w:rPr>
-          <w:lang w:val="es-ES"/>
-        </w:rPr>
-      </w:pPr>
-      <w:r>
-        <w:rPr>
-          <w:lang w:val="es-ES"/>
-        </w:rPr>
-        <w:tab/>
-      </w:r>
-    </w:p>
-    <w:p>
-      <w:pPr>
-        <w:pStyle w:val="Prrafodelista"/>
+        <w:t>Historia: Cliente</w:t>
+      </w:r>
+    </w:p>
+    <w:p>
+      <w:pPr>
+        <w:numPr>
+          <w:ilvl w:val="1"/>
+          <w:numId w:val="3"/>
+        </w:numPr>
+        <w:rPr>
+          <w:b/>
+          <w:bCs/>
+          <w:lang w:val="es-ES"/>
+        </w:rPr>
+      </w:pPr>
+      <w:r>
+        <w:rPr>
+          <w:b/>
+          <w:bCs/>
+          <w:lang w:val="es-ES"/>
+        </w:rPr>
+        <w:t>Como cliente del restaurante, quiero hacer un pedido.</w:t>
+      </w:r>
+    </w:p>
+    <w:p>
+      <w:pPr>
+        <w:numPr>
+          <w:ilvl w:val="1"/>
+          <w:numId w:val="3"/>
+        </w:numPr>
+        <w:rPr>
+          <w:b/>
+          <w:bCs/>
+          <w:lang w:val="es-ES"/>
+        </w:rPr>
+      </w:pPr>
+      <w:r>
+        <w:rPr>
+          <w:b/>
+          <w:bCs/>
+          <w:lang w:val="es-ES"/>
+        </w:rPr>
+        <w:t>Como cliente del restaurante, quiero confirmar mi pedido.</w:t>
+      </w:r>
+    </w:p>
+    <w:p>
+      <w:pPr>
+        <w:numPr>
+          <w:ilvl w:val="1"/>
+          <w:numId w:val="3"/>
+        </w:numPr>
+        <w:rPr>
+          <w:b/>
+          <w:bCs/>
+          <w:lang w:val="es-ES"/>
+        </w:rPr>
+      </w:pPr>
+      <w:r>
+        <w:rPr>
+          <w:b/>
+          <w:bCs/>
+          <w:lang w:val="es-ES"/>
+        </w:rPr>
+        <w:t>Como cliente del restaurante, quiero cancelar mi pedido.</w:t>
+      </w:r>
+    </w:p>
+    <w:p>
+      <w:pPr>
+        <w:numPr>
+          <w:ilvl w:val="1"/>
+          <w:numId w:val="3"/>
+        </w:numPr>
+        <w:rPr>
+          <w:b/>
+          <w:bCs/>
+          <w:lang w:val="es-ES"/>
+        </w:rPr>
+      </w:pPr>
+      <w:r>
+        <w:rPr>
+          <w:b/>
+          <w:bCs/>
+          <w:lang w:val="es-ES"/>
+        </w:rPr>
+        <w:t>Como cliente del restaurante, quiero agregar o quitar productos de mi pedido.</w:t>
+      </w:r>
+    </w:p>
+    <w:p>
+      <w:pPr>
+        <w:numPr>
+          <w:ilvl w:val="1"/>
+          <w:numId w:val="3"/>
+        </w:numPr>
+        <w:rPr>
+          <w:b/>
+          <w:bCs/>
+          <w:lang w:val="es-ES"/>
+        </w:rPr>
+      </w:pPr>
+      <w:r>
+        <w:rPr>
+          <w:b/>
+          <w:bCs/>
+          <w:lang w:val="es-ES"/>
+        </w:rPr>
+        <w:t>Como cliente del restaurante, quiero pagar mi pedido, para poder llevármelo a casa.</w:t>
+      </w:r>
+    </w:p>
+    <w:p>
+      <w:pPr>
+        <w:numPr>
+          <w:ilvl w:val="1"/>
+          <w:numId w:val="3"/>
+        </w:numPr>
+        <w:rPr>
+          <w:b/>
+          <w:bCs/>
+          <w:lang w:val="es-ES"/>
+        </w:rPr>
+      </w:pPr>
+      <w:r>
+        <w:rPr>
+          <w:b/>
+          <w:bCs/>
+          <w:lang w:val="es-ES"/>
+        </w:rPr>
+        <w:t>Como cliente del restaurante, quiero pagar con distintos modos de pago.</w:t>
+      </w:r>
+    </w:p>
+    <w:p>
+      <w:pPr>
+        <w:numPr>
+          <w:ilvl w:val="1"/>
+          <w:numId w:val="3"/>
+        </w:numPr>
+        <w:rPr>
+          <w:b/>
+          <w:bCs/>
+          <w:lang w:val="es-ES"/>
+        </w:rPr>
+      </w:pPr>
+      <w:r>
+        <w:rPr>
+          <w:b/>
+          <w:bCs/>
+          <w:lang w:val="es-ES"/>
+        </w:rPr>
+        <w:t>Como cliente del restaurante, quiero recibir una factura, para tener en cuenta el gasto realizado en el restaurante.</w:t>
+      </w:r>
+    </w:p>
+    <w:p>
+      <w:pPr>
+        <w:numPr>
+          <w:ilvl w:val="1"/>
+          <w:numId w:val="3"/>
+        </w:numPr>
+        <w:rPr>
+          <w:b/>
+          <w:bCs/>
+          <w:lang w:val="es-ES"/>
+        </w:rPr>
+      </w:pPr>
+      <w:r>
+        <w:rPr>
+          <w:b/>
+          <w:bCs/>
+          <w:lang w:val="es-ES"/>
+        </w:rPr>
+        <w:t>Como cliente del restaurante, quiero poder navegar por el menú interactivo, para poder seleccionar productos y realizar mi pedido fácilmente.</w:t>
+      </w:r>
+    </w:p>
+    <w:p>
+      <w:pPr>
+        <w:rPr>
+          <w:b/>
+          <w:bCs/>
+          <w:lang w:val="es-ES"/>
+        </w:rPr>
+      </w:pPr>
+    </w:p>
+    <w:p>
+      <w:pPr>
         <w:numPr>
           <w:ilvl w:val="0"/>
-          <w:numId w:val="2"/>
+          <w:numId w:val="3"/>
         </w:numPr>
         <w:rPr>
           <w:b/>
@@ -128,38 +235,277 @@
           <w:bCs/>
           <w:lang w:val="es-ES"/>
         </w:rPr>
-        <w:t>Historia:</w:t>
-      </w:r>
-      <w:r>
-        <w:rPr>
-          <w:b/>
-          <w:bCs/>
-          <w:lang w:val="es-ES"/>
-        </w:rPr>
-        <w:t xml:space="preserve"> Agregar producto al pedido</w:t>
-      </w:r>
-    </w:p>
-    <w:p>
-      <w:pPr>
-        <w:pStyle w:val="Prrafodelista"/>
-        <w:rPr>
-          <w:lang w:val="es-ES"/>
-        </w:rPr>
-      </w:pPr>
-      <w:r>
-        <w:rPr>
-          <w:lang w:val="es-ES"/>
-        </w:rPr>
-        <w:t>Como cliente del restaurante</w:t>
-      </w:r>
-    </w:p>
-    <w:p>
-      <w:pPr>
-        <w:pStyle w:val="Prrafodelista"/>
-        <w:rPr>
-          <w:lang w:val="es-ES"/>
-        </w:rPr>
-      </w:pPr>
+        <w:t xml:space="preserve">Historia: Administrador-Inventario </w:t>
+      </w:r>
+    </w:p>
+    <w:p>
+      <w:pPr>
+        <w:numPr>
+          <w:ilvl w:val="1"/>
+          <w:numId w:val="3"/>
+        </w:numPr>
+        <w:rPr>
+          <w:b/>
+          <w:bCs/>
+          <w:lang w:val="es-ES"/>
+        </w:rPr>
+      </w:pPr>
+      <w:r>
+        <w:rPr>
+          <w:b/>
+          <w:bCs/>
+          <w:lang w:val="es-ES"/>
+        </w:rPr>
+        <w:t>Como administrador del restaurante, quiero añadir productos al inventario, para que puedan ser comercializados.</w:t>
+      </w:r>
+    </w:p>
+    <w:p>
+      <w:pPr>
+        <w:numPr>
+          <w:ilvl w:val="1"/>
+          <w:numId w:val="3"/>
+        </w:numPr>
+        <w:rPr>
+          <w:b/>
+          <w:bCs/>
+          <w:lang w:val="es-ES"/>
+        </w:rPr>
+      </w:pPr>
+      <w:r>
+        <w:rPr>
+          <w:b/>
+          <w:bCs/>
+          <w:lang w:val="es-ES"/>
+        </w:rPr>
+        <w:t xml:space="preserve"> Como administrador del restaurante, quiero editar los productos que sean ingresados al inventario, para darle su uso en el negocio.</w:t>
+      </w:r>
+    </w:p>
+    <w:p>
+      <w:pPr>
+        <w:numPr>
+          <w:ilvl w:val="1"/>
+          <w:numId w:val="3"/>
+        </w:numPr>
+        <w:rPr>
+          <w:b/>
+          <w:bCs/>
+          <w:lang w:val="es-ES"/>
+        </w:rPr>
+      </w:pPr>
+      <w:r>
+        <w:rPr>
+          <w:b/>
+          <w:bCs/>
+          <w:lang w:val="es-ES"/>
+        </w:rPr>
+        <w:t>Como administrador del restaurante, quiero eliminar productos del inventario.</w:t>
+      </w:r>
+    </w:p>
+    <w:p>
+      <w:pPr>
+        <w:rPr>
+          <w:b/>
+          <w:bCs/>
+          <w:lang w:val="es-ES"/>
+        </w:rPr>
+      </w:pPr>
+    </w:p>
+    <w:p>
+      <w:pPr>
+        <w:numPr>
+          <w:ilvl w:val="0"/>
+          <w:numId w:val="3"/>
+        </w:numPr>
+        <w:rPr>
+          <w:b/>
+          <w:bCs/>
+          <w:lang w:val="es-ES"/>
+        </w:rPr>
+      </w:pPr>
+      <w:r>
+        <w:rPr>
+          <w:b/>
+          <w:bCs/>
+          <w:lang w:val="es-ES"/>
+        </w:rPr>
+        <w:t xml:space="preserve">Historia: Administrador-Catalogo </w:t>
+      </w:r>
+    </w:p>
+    <w:p>
+      <w:pPr>
+        <w:numPr>
+          <w:ilvl w:val="1"/>
+          <w:numId w:val="3"/>
+        </w:numPr>
+        <w:rPr>
+          <w:b/>
+          <w:bCs/>
+          <w:lang w:val="es-ES"/>
+        </w:rPr>
+      </w:pPr>
+      <w:r>
+        <w:rPr>
+          <w:b/>
+          <w:bCs/>
+          <w:lang w:val="es-ES"/>
+        </w:rPr>
+        <w:t>Como administrador del restaurante, quiero añadir productos al catálogo, para que puedan ser observados de cara al público.</w:t>
+      </w:r>
+    </w:p>
+    <w:p>
+      <w:pPr>
+        <w:numPr>
+          <w:ilvl w:val="1"/>
+          <w:numId w:val="3"/>
+        </w:numPr>
+        <w:rPr>
+          <w:b/>
+          <w:bCs/>
+          <w:lang w:val="es-ES"/>
+        </w:rPr>
+      </w:pPr>
+      <w:r>
+        <w:rPr>
+          <w:b/>
+          <w:bCs/>
+          <w:lang w:val="es-ES"/>
+        </w:rPr>
+        <w:lastRenderedPageBreak/>
+        <w:t xml:space="preserve"> Como administrador del restaurante, quiero editar los productos que sean ingresados al catálogo.</w:t>
+      </w:r>
+    </w:p>
+    <w:p>
+      <w:pPr>
+        <w:numPr>
+          <w:ilvl w:val="1"/>
+          <w:numId w:val="3"/>
+        </w:numPr>
+        <w:rPr>
+          <w:b/>
+          <w:bCs/>
+          <w:lang w:val="es-ES"/>
+        </w:rPr>
+      </w:pPr>
+      <w:r>
+        <w:rPr>
+          <w:b/>
+          <w:bCs/>
+          <w:lang w:val="es-ES"/>
+        </w:rPr>
+        <w:t>Como administrador del restaurante, quiero eliminar productos del catálogo.</w:t>
+      </w:r>
+    </w:p>
+    <w:p>
+      <w:pPr>
+        <w:rPr>
+          <w:b/>
+          <w:bCs/>
+          <w:lang w:val="es-ES"/>
+        </w:rPr>
+      </w:pPr>
+    </w:p>
+    <w:p>
+      <w:pPr>
+        <w:numPr>
+          <w:ilvl w:val="0"/>
+          <w:numId w:val="3"/>
+        </w:numPr>
+        <w:rPr>
+          <w:b/>
+          <w:bCs/>
+          <w:lang w:val="es-ES"/>
+        </w:rPr>
+      </w:pPr>
+      <w:r>
+        <w:rPr>
+          <w:b/>
+          <w:bCs/>
+          <w:lang w:val="es-ES"/>
+        </w:rPr>
+        <w:t xml:space="preserve">Historia: Administrador- </w:t>
+      </w:r>
+      <w:proofErr w:type="spellStart"/>
+      <w:r>
+        <w:rPr>
+          <w:b/>
+          <w:bCs/>
+          <w:lang w:val="es-ES"/>
+        </w:rPr>
+        <w:t>Loggers</w:t>
+      </w:r>
+      <w:proofErr w:type="spellEnd"/>
+      <w:r>
+        <w:rPr>
+          <w:b/>
+          <w:bCs/>
+          <w:lang w:val="es-ES"/>
+        </w:rPr>
+        <w:tab/>
+        <w:t xml:space="preserve"> </w:t>
+      </w:r>
+    </w:p>
+    <w:p>
+      <w:pPr>
+        <w:numPr>
+          <w:ilvl w:val="1"/>
+          <w:numId w:val="3"/>
+        </w:numPr>
+        <w:rPr>
+          <w:b/>
+          <w:bCs/>
+          <w:lang w:val="es-ES"/>
+        </w:rPr>
+      </w:pPr>
+      <w:r>
+        <w:rPr>
+          <w:b/>
+          <w:bCs/>
+          <w:lang w:val="es-ES"/>
+        </w:rPr>
+        <w:t>Como administrador del restaurante, quiero que se generen registros de todas las acciones del sistema, para poder revisar actividades y detectar problemas o errores.</w:t>
+      </w:r>
+    </w:p>
+    <w:p>
+      <w:pPr>
+        <w:numPr>
+          <w:ilvl w:val="1"/>
+          <w:numId w:val="3"/>
+        </w:numPr>
+        <w:rPr>
+          <w:b/>
+          <w:bCs/>
+          <w:lang w:val="es-ES"/>
+        </w:rPr>
+      </w:pPr>
+      <w:r>
+        <w:rPr>
+          <w:b/>
+          <w:bCs/>
+          <w:lang w:val="es-ES"/>
+        </w:rPr>
+        <w:t>Como administrador, quiero poder consultar los registros de acciones del sistema, para auditar quién hizo qué y cuándo.</w:t>
+      </w:r>
+    </w:p>
+    <w:p>
+      <w:pPr>
+        <w:numPr>
+          <w:ilvl w:val="1"/>
+          <w:numId w:val="3"/>
+        </w:numPr>
+        <w:rPr>
+          <w:b/>
+          <w:bCs/>
+          <w:lang w:val="es-ES"/>
+        </w:rPr>
+      </w:pPr>
+      <w:r>
+        <w:rPr>
+          <w:b/>
+          <w:bCs/>
+          <w:lang w:val="es-ES"/>
+        </w:rPr>
+        <w:t>Como administrador del restaurante, quiero un menú interactivo para gestionar los productos del catálogo y del inventario, para poder agregar, editar o eliminar productos fácilmente.</w:t>
+      </w:r>
     </w:p>
     <w:p>
       <w:pPr>
@@ -199,7 +545,7 @@
         <w:b w:val="0"/>
       </w:rPr>
     </w:lvl>
-    <w:lvl w:ilvl="1" w:tplc="240A0019" w:tentative="1">
+    <w:lvl w:ilvl="1" w:tplc="240A0019">
       <w:start w:val="1"/>
       <w:numFmt w:val="lowerLetter"/>
       <w:lvlText w:val="%2."/>
@@ -389,6 +735,36 @@
   </w:num>
   <w:num w:numId="2" w16cid:durableId="1147235937">
     <w:abstractNumId w:val="0"/>
+  </w:num>
+  <w:num w:numId="3" w16cid:durableId="1406147056">
+    <w:abstractNumId w:val="0"/>
+    <w:lvlOverride w:ilvl="0">
+      <w:startOverride w:val="1"/>
+    </w:lvlOverride>
+    <w:lvlOverride w:ilvl="1">
+      <w:startOverride w:val="1"/>
+    </w:lvlOverride>
+    <w:lvlOverride w:ilvl="2">
+      <w:startOverride w:val="1"/>
+    </w:lvlOverride>
+    <w:lvlOverride w:ilvl="3">
+      <w:startOverride w:val="1"/>
+    </w:lvlOverride>
+    <w:lvlOverride w:ilvl="4">
+      <w:startOverride w:val="1"/>
+    </w:lvlOverride>
+    <w:lvlOverride w:ilvl="5">
+      <w:startOverride w:val="1"/>
+    </w:lvlOverride>
+    <w:lvlOverride w:ilvl="6">
+      <w:startOverride w:val="1"/>
+    </w:lvlOverride>
+    <w:lvlOverride w:ilvl="7">
+      <w:startOverride w:val="1"/>
+    </w:lvlOverride>
+    <w:lvlOverride w:ilvl="8">
+      <w:startOverride w:val="1"/>
+    </w:lvlOverride>
   </w:num>
 </w:numbering>
 </file>
@@ -996,7 +1372,6 @@
   <w:style w:type="character" w:default="1" w:styleId="Fuentedeprrafopredeter">
     <w:name w:val="Default Paragraph Font"/>
     <w:uiPriority w:val="1"/>
-    <w:semiHidden/>
     <w:unhideWhenUsed/>
   </w:style>
   <w:style w:type="table" w:default="1" w:styleId="Tablanormal">

--- a/Documentation/Historias de usuario.docx
+++ b/Documentation/Historias de usuario.docx
@@ -47,15 +47,11 @@
           <w:numId w:val="3"/>
         </w:numPr>
         <w:rPr>
-          <w:b/>
-          <w:bCs/>
-          <w:lang w:val="es-ES"/>
-        </w:rPr>
-      </w:pPr>
-      <w:r>
-        <w:rPr>
-          <w:b/>
-          <w:bCs/>
+          <w:lang w:val="es-ES"/>
+        </w:rPr>
+      </w:pPr>
+      <w:r>
+        <w:rPr>
           <w:lang w:val="es-ES"/>
         </w:rPr>
         <w:t>Como cliente del restaurante, quiero hacer un pedido.</w:t>
@@ -68,15 +64,11 @@
           <w:numId w:val="3"/>
         </w:numPr>
         <w:rPr>
-          <w:b/>
-          <w:bCs/>
-          <w:lang w:val="es-ES"/>
-        </w:rPr>
-      </w:pPr>
-      <w:r>
-        <w:rPr>
-          <w:b/>
-          <w:bCs/>
+          <w:lang w:val="es-ES"/>
+        </w:rPr>
+      </w:pPr>
+      <w:r>
+        <w:rPr>
           <w:lang w:val="es-ES"/>
         </w:rPr>
         <w:t>Como cliente del restaurante, quiero confirmar mi pedido.</w:t>
@@ -89,15 +81,11 @@
           <w:numId w:val="3"/>
         </w:numPr>
         <w:rPr>
-          <w:b/>
-          <w:bCs/>
-          <w:lang w:val="es-ES"/>
-        </w:rPr>
-      </w:pPr>
-      <w:r>
-        <w:rPr>
-          <w:b/>
-          <w:bCs/>
+          <w:lang w:val="es-ES"/>
+        </w:rPr>
+      </w:pPr>
+      <w:r>
+        <w:rPr>
           <w:lang w:val="es-ES"/>
         </w:rPr>
         <w:t>Como cliente del restaurante, quiero cancelar mi pedido.</w:t>
@@ -110,15 +98,11 @@
           <w:numId w:val="3"/>
         </w:numPr>
         <w:rPr>
-          <w:b/>
-          <w:bCs/>
-          <w:lang w:val="es-ES"/>
-        </w:rPr>
-      </w:pPr>
-      <w:r>
-        <w:rPr>
-          <w:b/>
-          <w:bCs/>
+          <w:lang w:val="es-ES"/>
+        </w:rPr>
+      </w:pPr>
+      <w:r>
+        <w:rPr>
           <w:lang w:val="es-ES"/>
         </w:rPr>
         <w:t>Como cliente del restaurante, quiero agregar o quitar productos de mi pedido.</w:t>
@@ -131,15 +115,11 @@
           <w:numId w:val="3"/>
         </w:numPr>
         <w:rPr>
-          <w:b/>
-          <w:bCs/>
-          <w:lang w:val="es-ES"/>
-        </w:rPr>
-      </w:pPr>
-      <w:r>
-        <w:rPr>
-          <w:b/>
-          <w:bCs/>
+          <w:lang w:val="es-ES"/>
+        </w:rPr>
+      </w:pPr>
+      <w:r>
+        <w:rPr>
           <w:lang w:val="es-ES"/>
         </w:rPr>
         <w:t>Como cliente del restaurante, quiero pagar mi pedido, para poder llevármelo a casa.</w:t>
@@ -152,15 +132,11 @@
           <w:numId w:val="3"/>
         </w:numPr>
         <w:rPr>
-          <w:b/>
-          <w:bCs/>
-          <w:lang w:val="es-ES"/>
-        </w:rPr>
-      </w:pPr>
-      <w:r>
-        <w:rPr>
-          <w:b/>
-          <w:bCs/>
+          <w:lang w:val="es-ES"/>
+        </w:rPr>
+      </w:pPr>
+      <w:r>
+        <w:rPr>
           <w:lang w:val="es-ES"/>
         </w:rPr>
         <w:t>Como cliente del restaurante, quiero pagar con distintos modos de pago.</w:t>
@@ -173,15 +149,11 @@
           <w:numId w:val="3"/>
         </w:numPr>
         <w:rPr>
-          <w:b/>
-          <w:bCs/>
-          <w:lang w:val="es-ES"/>
-        </w:rPr>
-      </w:pPr>
-      <w:r>
-        <w:rPr>
-          <w:b/>
-          <w:bCs/>
+          <w:lang w:val="es-ES"/>
+        </w:rPr>
+      </w:pPr>
+      <w:r>
+        <w:rPr>
           <w:lang w:val="es-ES"/>
         </w:rPr>
         <w:t>Como cliente del restaurante, quiero recibir una factura, para tener en cuenta el gasto realizado en el restaurante.</w:t>
@@ -194,15 +166,11 @@
           <w:numId w:val="3"/>
         </w:numPr>
         <w:rPr>
-          <w:b/>
-          <w:bCs/>
-          <w:lang w:val="es-ES"/>
-        </w:rPr>
-      </w:pPr>
-      <w:r>
-        <w:rPr>
-          <w:b/>
-          <w:bCs/>
+          <w:lang w:val="es-ES"/>
+        </w:rPr>
+      </w:pPr>
+      <w:r>
+        <w:rPr>
           <w:lang w:val="es-ES"/>
         </w:rPr>
         <w:t>Como cliente del restaurante, quiero poder navegar por el menú interactivo, para poder seleccionar productos y realizar mi pedido fácilmente.</w:t>
@@ -245,15 +213,11 @@
           <w:numId w:val="3"/>
         </w:numPr>
         <w:rPr>
-          <w:b/>
-          <w:bCs/>
-          <w:lang w:val="es-ES"/>
-        </w:rPr>
-      </w:pPr>
-      <w:r>
-        <w:rPr>
-          <w:b/>
-          <w:bCs/>
+          <w:lang w:val="es-ES"/>
+        </w:rPr>
+      </w:pPr>
+      <w:r>
+        <w:rPr>
           <w:lang w:val="es-ES"/>
         </w:rPr>
         <w:t>Como administrador del restaurante, quiero añadir productos al inventario, para que puedan ser comercializados.</w:t>
@@ -266,15 +230,11 @@
           <w:numId w:val="3"/>
         </w:numPr>
         <w:rPr>
-          <w:b/>
-          <w:bCs/>
-          <w:lang w:val="es-ES"/>
-        </w:rPr>
-      </w:pPr>
-      <w:r>
-        <w:rPr>
-          <w:b/>
-          <w:bCs/>
+          <w:lang w:val="es-ES"/>
+        </w:rPr>
+      </w:pPr>
+      <w:r>
+        <w:rPr>
           <w:lang w:val="es-ES"/>
         </w:rPr>
         <w:t xml:space="preserve"> Como administrador del restaurante, quiero editar los productos que sean ingresados al inventario, para darle su uso en el negocio.</w:t>
@@ -287,15 +247,11 @@
           <w:numId w:val="3"/>
         </w:numPr>
         <w:rPr>
-          <w:b/>
-          <w:bCs/>
-          <w:lang w:val="es-ES"/>
-        </w:rPr>
-      </w:pPr>
-      <w:r>
-        <w:rPr>
-          <w:b/>
-          <w:bCs/>
+          <w:lang w:val="es-ES"/>
+        </w:rPr>
+      </w:pPr>
+      <w:r>
+        <w:rPr>
           <w:lang w:val="es-ES"/>
         </w:rPr>
         <w:t>Como administrador del restaurante, quiero eliminar productos del inventario.</w:t>
@@ -338,15 +294,11 @@
           <w:numId w:val="3"/>
         </w:numPr>
         <w:rPr>
-          <w:b/>
-          <w:bCs/>
-          <w:lang w:val="es-ES"/>
-        </w:rPr>
-      </w:pPr>
-      <w:r>
-        <w:rPr>
-          <w:b/>
-          <w:bCs/>
+          <w:lang w:val="es-ES"/>
+        </w:rPr>
+      </w:pPr>
+      <w:r>
+        <w:rPr>
           <w:lang w:val="es-ES"/>
         </w:rPr>
         <w:t>Como administrador del restaurante, quiero añadir productos al catálogo, para que puedan ser observados de cara al público.</w:t>
@@ -359,15 +311,11 @@
           <w:numId w:val="3"/>
         </w:numPr>
         <w:rPr>
-          <w:b/>
-          <w:bCs/>
-          <w:lang w:val="es-ES"/>
-        </w:rPr>
-      </w:pPr>
-      <w:r>
-        <w:rPr>
-          <w:b/>
-          <w:bCs/>
+          <w:lang w:val="es-ES"/>
+        </w:rPr>
+      </w:pPr>
+      <w:r>
+        <w:rPr>
           <w:lang w:val="es-ES"/>
         </w:rPr>
         <w:lastRenderedPageBreak/>
@@ -381,15 +329,11 @@
           <w:numId w:val="3"/>
         </w:numPr>
         <w:rPr>
-          <w:b/>
-          <w:bCs/>
-          <w:lang w:val="es-ES"/>
-        </w:rPr>
-      </w:pPr>
-      <w:r>
-        <w:rPr>
-          <w:b/>
-          <w:bCs/>
+          <w:lang w:val="es-ES"/>
+        </w:rPr>
+      </w:pPr>
+      <w:r>
+        <w:rPr>
           <w:lang w:val="es-ES"/>
         </w:rPr>
         <w:t>Como administrador del restaurante, quiero eliminar productos del catálogo.</w:t>
@@ -422,18 +366,8 @@
           <w:bCs/>
           <w:lang w:val="es-ES"/>
         </w:rPr>
-        <w:t xml:space="preserve">Historia: Administrador- </w:t>
-      </w:r>
-      <w:proofErr w:type="spellStart"/>
-      <w:r>
-        <w:rPr>
-          <w:b/>
-          <w:bCs/>
-          <w:lang w:val="es-ES"/>
-        </w:rPr>
-        <w:t>Loggers</w:t>
-      </w:r>
-      <w:proofErr w:type="spellEnd"/>
+        <w:t>Historia: Administrador- Loggers</w:t>
+      </w:r>
       <w:r>
         <w:rPr>
           <w:b/>
@@ -451,15 +385,11 @@
           <w:numId w:val="3"/>
         </w:numPr>
         <w:rPr>
-          <w:b/>
-          <w:bCs/>
-          <w:lang w:val="es-ES"/>
-        </w:rPr>
-      </w:pPr>
-      <w:r>
-        <w:rPr>
-          <w:b/>
-          <w:bCs/>
+          <w:lang w:val="es-ES"/>
+        </w:rPr>
+      </w:pPr>
+      <w:r>
+        <w:rPr>
           <w:lang w:val="es-ES"/>
         </w:rPr>
         <w:t>Como administrador del restaurante, quiero que se generen registros de todas las acciones del sistema, para poder revisar actividades y detectar problemas o errores.</w:t>
@@ -472,15 +402,11 @@
           <w:numId w:val="3"/>
         </w:numPr>
         <w:rPr>
-          <w:b/>
-          <w:bCs/>
-          <w:lang w:val="es-ES"/>
-        </w:rPr>
-      </w:pPr>
-      <w:r>
-        <w:rPr>
-          <w:b/>
-          <w:bCs/>
+          <w:lang w:val="es-ES"/>
+        </w:rPr>
+      </w:pPr>
+      <w:r>
+        <w:rPr>
           <w:lang w:val="es-ES"/>
         </w:rPr>
         <w:t>Como administrador, quiero poder consultar los registros de acciones del sistema, para auditar quién hizo qué y cuándo.</w:t>
@@ -493,15 +419,11 @@
           <w:numId w:val="3"/>
         </w:numPr>
         <w:rPr>
-          <w:b/>
-          <w:bCs/>
-          <w:lang w:val="es-ES"/>
-        </w:rPr>
-      </w:pPr>
-      <w:r>
-        <w:rPr>
-          <w:b/>
-          <w:bCs/>
+          <w:lang w:val="es-ES"/>
+        </w:rPr>
+      </w:pPr>
+      <w:r>
+        <w:rPr>
           <w:lang w:val="es-ES"/>
         </w:rPr>
         <w:t>Como administrador del restaurante, quiero un menú interactivo para gestionar los productos del catálogo y del inventario, para poder agregar, editar o eliminar productos fácilmente.</w:t>
@@ -509,6 +431,3590 @@
     </w:p>
     <w:p>
       <w:pPr>
+        <w:rPr>
+          <w:b/>
+          <w:bCs/>
+          <w:lang w:val="es-ES"/>
+        </w:rPr>
+      </w:pPr>
+    </w:p>
+    <w:p>
+      <w:pPr>
+        <w:pStyle w:val="Prrafodelista"/>
+        <w:numPr>
+          <w:ilvl w:val="0"/>
+          <w:numId w:val="26"/>
+        </w:numPr>
+        <w:rPr>
+          <w:b/>
+          <w:bCs/>
+          <w:lang w:val="es-ES"/>
+        </w:rPr>
+      </w:pPr>
+      <w:r>
+        <w:rPr>
+          <w:b/>
+          <w:bCs/>
+          <w:lang w:val="es-ES"/>
+        </w:rPr>
+        <w:t>Historia: Cliente</w:t>
+      </w:r>
+    </w:p>
+    <w:p>
+      <w:pPr>
+        <w:pStyle w:val="Prrafodelista"/>
+        <w:numPr>
+          <w:ilvl w:val="0"/>
+          <w:numId w:val="5"/>
+        </w:numPr>
+        <w:rPr>
+          <w:b/>
+          <w:bCs/>
+          <w:lang w:val="es-ES"/>
+        </w:rPr>
+      </w:pPr>
+      <w:r>
+        <w:rPr>
+          <w:b/>
+          <w:bCs/>
+          <w:lang w:val="es-ES"/>
+        </w:rPr>
+        <w:t>Hacer un pedido</w:t>
+      </w:r>
+    </w:p>
+    <w:p>
+      <w:pPr>
+        <w:ind w:left="720"/>
+        <w:rPr>
+          <w:b/>
+          <w:bCs/>
+          <w:lang w:val="es-ES"/>
+        </w:rPr>
+      </w:pPr>
+      <w:r>
+        <w:rPr>
+          <w:b/>
+          <w:bCs/>
+          <w:lang w:val="es-ES"/>
+        </w:rPr>
+        <w:t>Criterios de aceptación:</w:t>
+      </w:r>
+    </w:p>
+    <w:p>
+      <w:pPr>
+        <w:pStyle w:val="Prrafodelista"/>
+        <w:numPr>
+          <w:ilvl w:val="0"/>
+          <w:numId w:val="7"/>
+        </w:numPr>
+        <w:rPr>
+          <w:b/>
+          <w:bCs/>
+          <w:lang w:val="es-ES"/>
+        </w:rPr>
+      </w:pPr>
+      <w:r>
+        <w:rPr>
+          <w:lang w:val="es-ES"/>
+        </w:rPr>
+        <w:t>El sistema debe per</w:t>
+      </w:r>
+      <w:r>
+        <w:rPr>
+          <w:lang w:val="es-ES"/>
+        </w:rPr>
+        <w:t>mitir al cliente crear un nuevo pedido</w:t>
+      </w:r>
+      <w:r>
+        <w:rPr>
+          <w:lang w:val="es-ES"/>
+        </w:rPr>
+        <w:t xml:space="preserve"> desde el menú interactivo</w:t>
+      </w:r>
+    </w:p>
+    <w:p>
+      <w:pPr>
+        <w:pStyle w:val="Prrafodelista"/>
+        <w:numPr>
+          <w:ilvl w:val="0"/>
+          <w:numId w:val="7"/>
+        </w:numPr>
+        <w:rPr>
+          <w:b/>
+          <w:bCs/>
+          <w:lang w:val="es-ES"/>
+        </w:rPr>
+      </w:pPr>
+      <w:r>
+        <w:rPr>
+          <w:lang w:val="es-ES"/>
+        </w:rPr>
+        <w:t>El pedido creado debe tener un identificador único</w:t>
+      </w:r>
+    </w:p>
+    <w:p>
+      <w:pPr>
+        <w:pStyle w:val="Prrafodelista"/>
+        <w:numPr>
+          <w:ilvl w:val="0"/>
+          <w:numId w:val="7"/>
+        </w:numPr>
+        <w:rPr>
+          <w:b/>
+          <w:bCs/>
+          <w:lang w:val="es-ES"/>
+        </w:rPr>
+      </w:pPr>
+      <w:r>
+        <w:rPr>
+          <w:lang w:val="es-ES"/>
+        </w:rPr>
+        <w:t>El pedido debe iniciar con el estado creado</w:t>
+      </w:r>
+    </w:p>
+    <w:p>
+      <w:pPr>
+        <w:pStyle w:val="Prrafodelista"/>
+        <w:numPr>
+          <w:ilvl w:val="0"/>
+          <w:numId w:val="7"/>
+        </w:numPr>
+        <w:rPr>
+          <w:b/>
+          <w:bCs/>
+          <w:lang w:val="es-ES"/>
+        </w:rPr>
+      </w:pPr>
+      <w:r>
+        <w:rPr>
+          <w:lang w:val="es-ES"/>
+        </w:rPr>
+        <w:t xml:space="preserve">La acción de creación </w:t>
+      </w:r>
+      <w:r>
+        <w:rPr>
+          <w:lang w:val="es-ES"/>
+        </w:rPr>
+        <w:t>del pedido de creación del pedido debe registrarse en el sistema de logs</w:t>
+      </w:r>
+    </w:p>
+    <w:p>
+      <w:pPr>
+        <w:rPr>
+          <w:b/>
+          <w:bCs/>
+          <w:lang w:val="es-ES"/>
+        </w:rPr>
+      </w:pPr>
+    </w:p>
+    <w:p>
+      <w:pPr>
+        <w:ind w:left="708"/>
+        <w:rPr>
+          <w:b/>
+          <w:bCs/>
+          <w:lang w:val="es-ES"/>
+        </w:rPr>
+      </w:pPr>
+      <w:r>
+        <w:rPr>
+          <w:b/>
+          <w:bCs/>
+          <w:lang w:val="es-ES"/>
+        </w:rPr>
+        <w:t>Casos de Prueba:</w:t>
+      </w:r>
+    </w:p>
+    <w:p>
+      <w:pPr>
+        <w:pStyle w:val="Prrafodelista"/>
+        <w:numPr>
+          <w:ilvl w:val="0"/>
+          <w:numId w:val="7"/>
+        </w:numPr>
+        <w:rPr>
+          <w:b/>
+          <w:bCs/>
+          <w:lang w:val="es-ES"/>
+        </w:rPr>
+      </w:pPr>
+      <w:r>
+        <w:rPr>
+          <w:lang w:val="es-ES"/>
+        </w:rPr>
+        <w:t>Crear pedido correctamente:</w:t>
+      </w:r>
+    </w:p>
+    <w:p>
+      <w:pPr>
+        <w:pStyle w:val="Prrafodelista"/>
+        <w:numPr>
+          <w:ilvl w:val="0"/>
+          <w:numId w:val="8"/>
+        </w:numPr>
+        <w:rPr>
+          <w:b/>
+          <w:bCs/>
+          <w:lang w:val="es-ES"/>
+        </w:rPr>
+      </w:pPr>
+      <w:r>
+        <w:rPr>
+          <w:lang w:val="es-ES"/>
+        </w:rPr>
+        <w:t>Crear un pedido</w:t>
+      </w:r>
+    </w:p>
+    <w:p>
+      <w:pPr>
+        <w:pStyle w:val="Prrafodelista"/>
+        <w:numPr>
+          <w:ilvl w:val="0"/>
+          <w:numId w:val="8"/>
+        </w:numPr>
+        <w:rPr>
+          <w:b/>
+          <w:bCs/>
+          <w:lang w:val="es-ES"/>
+        </w:rPr>
+      </w:pPr>
+      <w:r>
+        <w:rPr>
+          <w:lang w:val="es-ES"/>
+        </w:rPr>
+        <w:t xml:space="preserve">Consultar el estado del pedido </w:t>
+      </w:r>
+    </w:p>
+    <w:p>
+      <w:pPr>
+        <w:ind w:left="1416"/>
+        <w:rPr>
+          <w:lang w:val="es-ES"/>
+        </w:rPr>
+      </w:pPr>
+      <w:r>
+        <w:rPr>
+          <w:lang w:val="es-ES"/>
+        </w:rPr>
+        <w:t xml:space="preserve">Resultado </w:t>
+      </w:r>
+      <w:r>
+        <w:rPr>
+          <w:lang w:val="es-ES"/>
+        </w:rPr>
+        <w:t>esperado:</w:t>
+      </w:r>
+      <w:r>
+        <w:rPr>
+          <w:lang w:val="es-ES"/>
+        </w:rPr>
+        <w:t xml:space="preserve"> </w:t>
+      </w:r>
+      <w:r>
+        <w:rPr>
+          <w:lang w:val="es-ES"/>
+        </w:rPr>
+        <w:t>El sistema registra pedido creado</w:t>
+      </w:r>
+    </w:p>
+    <w:p>
+      <w:pPr>
+        <w:pStyle w:val="Prrafodelista"/>
+        <w:numPr>
+          <w:ilvl w:val="0"/>
+          <w:numId w:val="7"/>
+        </w:numPr>
+        <w:rPr>
+          <w:lang w:val="es-ES"/>
+        </w:rPr>
+      </w:pPr>
+      <w:r>
+        <w:rPr>
+          <w:lang w:val="es-ES"/>
+        </w:rPr>
+        <w:t>Verificar registro en log</w:t>
+      </w:r>
+      <w:r>
+        <w:rPr>
+          <w:lang w:val="es-ES"/>
+        </w:rPr>
+        <w:t>:</w:t>
+      </w:r>
+    </w:p>
+    <w:p>
+      <w:pPr>
+        <w:pStyle w:val="Prrafodelista"/>
+        <w:numPr>
+          <w:ilvl w:val="0"/>
+          <w:numId w:val="9"/>
+        </w:numPr>
+        <w:rPr>
+          <w:lang w:val="es-ES"/>
+        </w:rPr>
+      </w:pPr>
+      <w:r>
+        <w:rPr>
+          <w:lang w:val="es-ES"/>
+        </w:rPr>
+        <w:lastRenderedPageBreak/>
+        <w:t xml:space="preserve">Crear un pedido </w:t>
+      </w:r>
+    </w:p>
+    <w:p>
+      <w:pPr>
+        <w:pStyle w:val="Prrafodelista"/>
+        <w:numPr>
+          <w:ilvl w:val="0"/>
+          <w:numId w:val="9"/>
+        </w:numPr>
+        <w:rPr>
+          <w:lang w:val="es-ES"/>
+        </w:rPr>
+      </w:pPr>
+      <w:r>
+        <w:rPr>
+          <w:lang w:val="es-ES"/>
+        </w:rPr>
+        <w:t>Revisar el registro de acciones</w:t>
+      </w:r>
+    </w:p>
+    <w:p>
+      <w:pPr>
+        <w:ind w:left="1416"/>
+        <w:rPr>
+          <w:lang w:val="es-ES"/>
+        </w:rPr>
+      </w:pPr>
+      <w:r>
+        <w:rPr>
+          <w:lang w:val="es-ES"/>
+        </w:rPr>
+        <w:t xml:space="preserve">Resultado esperado: </w:t>
+      </w:r>
+      <w:r>
+        <w:rPr>
+          <w:lang w:val="es-ES"/>
+        </w:rPr>
+        <w:t>El sistema registra pedido creado.</w:t>
+      </w:r>
+    </w:p>
+    <w:p>
+      <w:pPr>
+        <w:rPr>
+          <w:lang w:val="es-ES"/>
+        </w:rPr>
+      </w:pPr>
+    </w:p>
+    <w:p>
+      <w:pPr>
+        <w:pStyle w:val="Prrafodelista"/>
+        <w:numPr>
+          <w:ilvl w:val="0"/>
+          <w:numId w:val="5"/>
+        </w:numPr>
+        <w:rPr>
+          <w:lang w:val="es-ES"/>
+        </w:rPr>
+      </w:pPr>
+      <w:r>
+        <w:rPr>
+          <w:b/>
+          <w:bCs/>
+          <w:lang w:val="es-ES"/>
+        </w:rPr>
+        <w:t xml:space="preserve">Confirmar pedido </w:t>
+      </w:r>
+    </w:p>
+    <w:p>
+      <w:pPr>
+        <w:ind w:left="720"/>
+        <w:rPr>
+          <w:b/>
+          <w:bCs/>
+          <w:lang w:val="es-ES"/>
+        </w:rPr>
+      </w:pPr>
+      <w:r>
+        <w:rPr>
+          <w:b/>
+          <w:bCs/>
+          <w:lang w:val="es-ES"/>
+        </w:rPr>
+        <w:t>Criterios de aceptación:</w:t>
+      </w:r>
+    </w:p>
+    <w:p>
+      <w:pPr>
+        <w:pStyle w:val="Prrafodelista"/>
+        <w:numPr>
+          <w:ilvl w:val="0"/>
+          <w:numId w:val="7"/>
+        </w:numPr>
+        <w:rPr>
+          <w:b/>
+          <w:bCs/>
+          <w:lang w:val="es-ES"/>
+        </w:rPr>
+      </w:pPr>
+      <w:r>
+        <w:rPr>
+          <w:lang w:val="es-ES"/>
+        </w:rPr>
+        <w:t>El cliente debe poder confirmar el pedido existente</w:t>
+      </w:r>
+    </w:p>
+    <w:p>
+      <w:pPr>
+        <w:pStyle w:val="Prrafodelista"/>
+        <w:numPr>
+          <w:ilvl w:val="0"/>
+          <w:numId w:val="7"/>
+        </w:numPr>
+        <w:rPr>
+          <w:b/>
+          <w:bCs/>
+          <w:lang w:val="es-ES"/>
+        </w:rPr>
+      </w:pPr>
+      <w:r>
+        <w:rPr>
+          <w:lang w:val="es-ES"/>
+        </w:rPr>
+        <w:t>Solo se pueden confirmar pedidos que tengan al menos de un producto</w:t>
+      </w:r>
+    </w:p>
+    <w:p>
+      <w:pPr>
+        <w:pStyle w:val="Prrafodelista"/>
+        <w:numPr>
+          <w:ilvl w:val="0"/>
+          <w:numId w:val="7"/>
+        </w:numPr>
+        <w:rPr>
+          <w:b/>
+          <w:bCs/>
+          <w:lang w:val="es-ES"/>
+        </w:rPr>
+      </w:pPr>
+      <w:r>
+        <w:rPr>
+          <w:lang w:val="es-ES"/>
+        </w:rPr>
+        <w:t>El estado del pedido cambia a confirmado</w:t>
+      </w:r>
+    </w:p>
+    <w:p>
+      <w:pPr>
+        <w:pStyle w:val="Prrafodelista"/>
+        <w:numPr>
+          <w:ilvl w:val="0"/>
+          <w:numId w:val="7"/>
+        </w:numPr>
+        <w:rPr>
+          <w:b/>
+          <w:bCs/>
+          <w:lang w:val="es-ES"/>
+        </w:rPr>
+      </w:pPr>
+      <w:r>
+        <w:rPr>
+          <w:lang w:val="es-ES"/>
+        </w:rPr>
+        <w:t>La acción debe registrarse en el log</w:t>
+      </w:r>
+    </w:p>
+    <w:p>
+      <w:pPr>
+        <w:ind w:left="720"/>
+        <w:rPr>
+          <w:b/>
+          <w:bCs/>
+          <w:lang w:val="es-ES"/>
+        </w:rPr>
+      </w:pPr>
+    </w:p>
+    <w:p>
+      <w:pPr>
+        <w:ind w:left="720"/>
+        <w:rPr>
+          <w:b/>
+          <w:bCs/>
+          <w:lang w:val="es-ES"/>
+        </w:rPr>
+      </w:pPr>
+      <w:r>
+        <w:rPr>
+          <w:b/>
+          <w:bCs/>
+          <w:lang w:val="es-ES"/>
+        </w:rPr>
+        <w:t>Casos de prueba:</w:t>
+      </w:r>
+    </w:p>
+    <w:p>
+      <w:pPr>
+        <w:pStyle w:val="Prrafodelista"/>
+        <w:numPr>
+          <w:ilvl w:val="0"/>
+          <w:numId w:val="7"/>
+        </w:numPr>
+        <w:rPr>
+          <w:lang w:val="es-ES"/>
+        </w:rPr>
+      </w:pPr>
+      <w:r>
+        <w:rPr>
+          <w:lang w:val="es-ES"/>
+        </w:rPr>
+        <w:t>Confirmación correcta</w:t>
+      </w:r>
+      <w:r>
+        <w:rPr>
+          <w:lang w:val="es-ES"/>
+        </w:rPr>
+        <w:t>:</w:t>
+      </w:r>
+    </w:p>
+    <w:p>
+      <w:pPr>
+        <w:pStyle w:val="Prrafodelista"/>
+        <w:numPr>
+          <w:ilvl w:val="0"/>
+          <w:numId w:val="11"/>
+        </w:numPr>
+        <w:rPr>
+          <w:lang w:val="es-ES"/>
+        </w:rPr>
+      </w:pPr>
+      <w:r>
+        <w:rPr>
+          <w:lang w:val="es-ES"/>
+        </w:rPr>
+        <w:t xml:space="preserve">Crear </w:t>
+      </w:r>
+      <w:r>
+        <w:rPr>
+          <w:lang w:val="es-ES"/>
+        </w:rPr>
+        <w:t>pedido</w:t>
+      </w:r>
+    </w:p>
+    <w:p>
+      <w:pPr>
+        <w:pStyle w:val="Prrafodelista"/>
+        <w:numPr>
+          <w:ilvl w:val="0"/>
+          <w:numId w:val="11"/>
+        </w:numPr>
+        <w:rPr>
+          <w:lang w:val="es-ES"/>
+        </w:rPr>
+      </w:pPr>
+      <w:r>
+        <w:rPr>
+          <w:lang w:val="es-ES"/>
+        </w:rPr>
+        <w:t>Agregar producto</w:t>
+      </w:r>
+    </w:p>
+    <w:p>
+      <w:pPr>
+        <w:pStyle w:val="Prrafodelista"/>
+        <w:numPr>
+          <w:ilvl w:val="0"/>
+          <w:numId w:val="11"/>
+        </w:numPr>
+        <w:rPr>
+          <w:lang w:val="es-ES"/>
+        </w:rPr>
+      </w:pPr>
+      <w:r>
+        <w:rPr>
+          <w:lang w:val="es-ES"/>
+        </w:rPr>
+        <w:t xml:space="preserve">Confirmar pedido </w:t>
+      </w:r>
+    </w:p>
+    <w:p>
+      <w:pPr>
+        <w:ind w:left="1416"/>
+        <w:rPr>
+          <w:lang w:val="es-ES"/>
+        </w:rPr>
+      </w:pPr>
+      <w:r>
+        <w:rPr>
+          <w:lang w:val="es-ES"/>
+        </w:rPr>
+        <w:t>Resultado esperado:  El estado cambia a confirmado</w:t>
+      </w:r>
+    </w:p>
+    <w:p>
+      <w:pPr>
+        <w:pStyle w:val="Prrafodelista"/>
+        <w:numPr>
+          <w:ilvl w:val="0"/>
+          <w:numId w:val="7"/>
+        </w:numPr>
+        <w:rPr>
+          <w:lang w:val="es-ES"/>
+        </w:rPr>
+      </w:pPr>
+      <w:r>
+        <w:rPr>
+          <w:lang w:val="es-ES"/>
+        </w:rPr>
+        <w:t>Confirmación sin productos</w:t>
+      </w:r>
+      <w:r>
+        <w:rPr>
+          <w:lang w:val="es-ES"/>
+        </w:rPr>
+        <w:t>:</w:t>
+      </w:r>
+    </w:p>
+    <w:p>
+      <w:pPr>
+        <w:pStyle w:val="Prrafodelista"/>
+        <w:numPr>
+          <w:ilvl w:val="0"/>
+          <w:numId w:val="13"/>
+        </w:numPr>
+        <w:rPr>
+          <w:lang w:val="es-ES"/>
+        </w:rPr>
+      </w:pPr>
+      <w:r>
+        <w:rPr>
+          <w:lang w:val="es-ES"/>
+        </w:rPr>
+        <w:t>Crear pedido vació</w:t>
+      </w:r>
+    </w:p>
+    <w:p>
+      <w:pPr>
+        <w:pStyle w:val="Prrafodelista"/>
+        <w:numPr>
+          <w:ilvl w:val="0"/>
+          <w:numId w:val="13"/>
+        </w:numPr>
+        <w:rPr>
+          <w:lang w:val="es-ES"/>
+        </w:rPr>
+      </w:pPr>
+      <w:r>
+        <w:rPr>
+          <w:lang w:val="es-ES"/>
+        </w:rPr>
+        <w:t>Intentar confirmación</w:t>
+      </w:r>
+    </w:p>
+    <w:p>
+      <w:pPr>
+        <w:ind w:left="1416"/>
+        <w:rPr>
+          <w:lang w:val="es-ES"/>
+        </w:rPr>
+      </w:pPr>
+      <w:r>
+        <w:rPr>
+          <w:lang w:val="es-ES"/>
+        </w:rPr>
+        <w:t xml:space="preserve">Resultado esperado: El sistema no permite confirmar </w:t>
+      </w:r>
+    </w:p>
+    <w:p>
+      <w:pPr>
+        <w:pStyle w:val="Prrafodelista"/>
+        <w:numPr>
+          <w:ilvl w:val="0"/>
+          <w:numId w:val="5"/>
+        </w:numPr>
+        <w:rPr>
+          <w:b/>
+          <w:bCs/>
+          <w:lang w:val="es-ES"/>
+        </w:rPr>
+      </w:pPr>
+      <w:r>
+        <w:rPr>
+          <w:b/>
+          <w:bCs/>
+          <w:lang w:val="es-ES"/>
+        </w:rPr>
+        <w:t xml:space="preserve">Cancelar </w:t>
+      </w:r>
+      <w:r>
+        <w:rPr>
+          <w:b/>
+          <w:bCs/>
+          <w:lang w:val="es-ES"/>
+        </w:rPr>
+        <w:t>pedido</w:t>
+      </w:r>
+    </w:p>
+    <w:p>
+      <w:pPr>
+        <w:ind w:left="720"/>
+        <w:rPr>
+          <w:b/>
+          <w:bCs/>
+          <w:lang w:val="es-ES"/>
+        </w:rPr>
+      </w:pPr>
+      <w:r>
+        <w:rPr>
+          <w:b/>
+          <w:bCs/>
+          <w:lang w:val="es-ES"/>
+        </w:rPr>
+        <w:t>Criterios de aceptación:</w:t>
+      </w:r>
+    </w:p>
+    <w:p>
+      <w:pPr>
+        <w:pStyle w:val="Prrafodelista"/>
+        <w:numPr>
+          <w:ilvl w:val="0"/>
+          <w:numId w:val="7"/>
+        </w:numPr>
+        <w:rPr>
+          <w:b/>
+          <w:bCs/>
+          <w:lang w:val="es-ES"/>
+        </w:rPr>
+      </w:pPr>
+      <w:r>
+        <w:rPr>
+          <w:lang w:val="es-ES"/>
+        </w:rPr>
+        <w:t xml:space="preserve">El cliente debe poder cancelar un pedido activo </w:t>
+      </w:r>
+    </w:p>
+    <w:p>
+      <w:pPr>
+        <w:pStyle w:val="Prrafodelista"/>
+        <w:numPr>
+          <w:ilvl w:val="0"/>
+          <w:numId w:val="7"/>
+        </w:numPr>
+        <w:rPr>
+          <w:b/>
+          <w:bCs/>
+          <w:lang w:val="es-ES"/>
+        </w:rPr>
+      </w:pPr>
+      <w:r>
+        <w:rPr>
+          <w:lang w:val="es-ES"/>
+        </w:rPr>
+        <w:t>El estado del pedido cambia a cancelado</w:t>
+      </w:r>
+    </w:p>
+    <w:p>
+      <w:pPr>
+        <w:pStyle w:val="Prrafodelista"/>
+        <w:numPr>
+          <w:ilvl w:val="0"/>
+          <w:numId w:val="7"/>
+        </w:numPr>
+        <w:rPr>
+          <w:b/>
+          <w:bCs/>
+          <w:lang w:val="es-ES"/>
+        </w:rPr>
+      </w:pPr>
+      <w:r>
+        <w:rPr>
+          <w:lang w:val="es-ES"/>
+        </w:rPr>
+        <w:t xml:space="preserve">Un pedido </w:t>
+      </w:r>
+      <w:r>
+        <w:rPr>
+          <w:lang w:val="es-ES"/>
+        </w:rPr>
+        <w:t>cancelado no puede pagarse</w:t>
+      </w:r>
+    </w:p>
+    <w:p>
+      <w:pPr>
+        <w:pStyle w:val="Prrafodelista"/>
+        <w:numPr>
+          <w:ilvl w:val="0"/>
+          <w:numId w:val="7"/>
+        </w:numPr>
+        <w:rPr>
+          <w:b/>
+          <w:bCs/>
+          <w:lang w:val="es-ES"/>
+        </w:rPr>
+      </w:pPr>
+      <w:r>
+        <w:rPr>
+          <w:lang w:val="es-ES"/>
+        </w:rPr>
+        <w:t>La acción se registra en el log</w:t>
+      </w:r>
+    </w:p>
+    <w:p>
+      <w:pPr>
+        <w:ind w:left="720"/>
+        <w:rPr>
+          <w:b/>
+          <w:bCs/>
+          <w:lang w:val="es-ES"/>
+        </w:rPr>
+      </w:pPr>
+    </w:p>
+    <w:p>
+      <w:pPr>
+        <w:ind w:left="720"/>
+        <w:rPr>
+          <w:b/>
+          <w:bCs/>
+          <w:lang w:val="es-ES"/>
+        </w:rPr>
+      </w:pPr>
+      <w:r>
+        <w:rPr>
+          <w:b/>
+          <w:bCs/>
+          <w:lang w:val="es-ES"/>
+        </w:rPr>
+        <w:t>Casos de prueba:</w:t>
+      </w:r>
+    </w:p>
+    <w:p>
+      <w:pPr>
+        <w:ind w:left="720"/>
+        <w:rPr>
+          <w:b/>
+          <w:bCs/>
+          <w:lang w:val="es-ES"/>
+        </w:rPr>
+      </w:pPr>
+    </w:p>
+    <w:p>
+      <w:pPr>
+        <w:pStyle w:val="Prrafodelista"/>
+        <w:numPr>
+          <w:ilvl w:val="0"/>
+          <w:numId w:val="7"/>
+        </w:numPr>
+        <w:rPr>
+          <w:b/>
+          <w:bCs/>
+          <w:lang w:val="es-ES"/>
+        </w:rPr>
+      </w:pPr>
+      <w:r>
+        <w:rPr>
+          <w:lang w:val="es-ES"/>
+        </w:rPr>
+        <w:lastRenderedPageBreak/>
+        <w:t>Cancelación correcta</w:t>
+      </w:r>
+      <w:r>
+        <w:rPr>
+          <w:lang w:val="es-ES"/>
+        </w:rPr>
+        <w:t>:</w:t>
+      </w:r>
+    </w:p>
+    <w:p>
+      <w:pPr>
+        <w:pStyle w:val="Prrafodelista"/>
+        <w:numPr>
+          <w:ilvl w:val="0"/>
+          <w:numId w:val="15"/>
+        </w:numPr>
+        <w:rPr>
+          <w:b/>
+          <w:bCs/>
+          <w:lang w:val="es-ES"/>
+        </w:rPr>
+      </w:pPr>
+      <w:r>
+        <w:rPr>
+          <w:lang w:val="es-ES"/>
+        </w:rPr>
+        <w:t>Crear pedido</w:t>
+      </w:r>
+    </w:p>
+    <w:p>
+      <w:pPr>
+        <w:pStyle w:val="Prrafodelista"/>
+        <w:numPr>
+          <w:ilvl w:val="0"/>
+          <w:numId w:val="15"/>
+        </w:numPr>
+        <w:rPr>
+          <w:b/>
+          <w:bCs/>
+          <w:lang w:val="es-ES"/>
+        </w:rPr>
+      </w:pPr>
+      <w:r>
+        <w:rPr>
+          <w:lang w:val="es-ES"/>
+        </w:rPr>
+        <w:t>Cancelar pedido</w:t>
+      </w:r>
+    </w:p>
+    <w:p>
+      <w:pPr>
+        <w:ind w:left="1416"/>
+        <w:rPr>
+          <w:lang w:val="es-ES"/>
+        </w:rPr>
+      </w:pPr>
+      <w:r>
+        <w:rPr>
+          <w:lang w:val="es-ES"/>
+        </w:rPr>
+        <w:t xml:space="preserve">Resultado esperado: El </w:t>
+      </w:r>
+      <w:r>
+        <w:rPr>
+          <w:lang w:val="es-ES"/>
+        </w:rPr>
+        <w:t>pedido</w:t>
+      </w:r>
+      <w:r>
+        <w:rPr>
+          <w:lang w:val="es-ES"/>
+        </w:rPr>
+        <w:t xml:space="preserve"> </w:t>
+      </w:r>
+      <w:r>
+        <w:rPr>
+          <w:lang w:val="es-ES"/>
+        </w:rPr>
+        <w:t>queda en estado cancelado</w:t>
+      </w:r>
+    </w:p>
+    <w:p>
+      <w:pPr>
+        <w:pStyle w:val="Prrafodelista"/>
+        <w:numPr>
+          <w:ilvl w:val="0"/>
+          <w:numId w:val="7"/>
+        </w:numPr>
+        <w:rPr>
+          <w:lang w:val="es-ES"/>
+        </w:rPr>
+      </w:pPr>
+      <w:r>
+        <w:rPr>
+          <w:lang w:val="es-ES"/>
+        </w:rPr>
+        <w:t>Intenta pagar pedido cancelado</w:t>
+      </w:r>
+      <w:r>
+        <w:rPr>
+          <w:lang w:val="es-ES"/>
+        </w:rPr>
+        <w:t>:</w:t>
+      </w:r>
+    </w:p>
+    <w:p>
+      <w:pPr>
+        <w:pStyle w:val="Prrafodelista"/>
+        <w:numPr>
+          <w:ilvl w:val="0"/>
+          <w:numId w:val="16"/>
+        </w:numPr>
+        <w:rPr>
+          <w:lang w:val="es-ES"/>
+        </w:rPr>
+      </w:pPr>
+      <w:r>
+        <w:rPr>
+          <w:lang w:val="es-ES"/>
+        </w:rPr>
+        <w:t>Cancelar pedido</w:t>
+      </w:r>
+    </w:p>
+    <w:p>
+      <w:pPr>
+        <w:pStyle w:val="Prrafodelista"/>
+        <w:numPr>
+          <w:ilvl w:val="0"/>
+          <w:numId w:val="16"/>
+        </w:numPr>
+        <w:rPr>
+          <w:lang w:val="es-ES"/>
+        </w:rPr>
+      </w:pPr>
+      <w:r>
+        <w:rPr>
+          <w:lang w:val="es-ES"/>
+        </w:rPr>
+        <w:t>Intentar pagar</w:t>
+      </w:r>
+    </w:p>
+    <w:p>
+      <w:pPr>
+        <w:ind w:left="1416"/>
+        <w:rPr>
+          <w:lang w:val="es-ES"/>
+        </w:rPr>
+      </w:pPr>
+      <w:r>
+        <w:rPr>
+          <w:lang w:val="es-ES"/>
+        </w:rPr>
+        <w:t>Resultado esperado:</w:t>
+      </w:r>
+      <w:r>
+        <w:rPr>
+          <w:lang w:val="es-ES"/>
+        </w:rPr>
+        <w:t xml:space="preserve"> El sistema bloquea el pago </w:t>
+      </w:r>
+    </w:p>
+    <w:p>
+      <w:pPr>
+        <w:ind w:left="1416"/>
+        <w:rPr>
+          <w:lang w:val="es-ES"/>
+        </w:rPr>
+      </w:pPr>
+    </w:p>
+    <w:p>
+      <w:pPr>
+        <w:pStyle w:val="Prrafodelista"/>
+        <w:numPr>
+          <w:ilvl w:val="0"/>
+          <w:numId w:val="5"/>
+        </w:numPr>
+        <w:rPr>
+          <w:lang w:val="es-ES"/>
+        </w:rPr>
+      </w:pPr>
+      <w:r>
+        <w:rPr>
+          <w:lang w:val="es-ES"/>
+        </w:rPr>
+        <w:t xml:space="preserve">Agregar o quitar productos </w:t>
+      </w:r>
+    </w:p>
+    <w:p>
+      <w:pPr>
+        <w:ind w:left="720"/>
+        <w:rPr>
+          <w:b/>
+          <w:bCs/>
+          <w:lang w:val="es-ES"/>
+        </w:rPr>
+      </w:pPr>
+      <w:r>
+        <w:rPr>
+          <w:b/>
+          <w:bCs/>
+          <w:lang w:val="es-ES"/>
+        </w:rPr>
+        <w:t>Criterios de aceptación:</w:t>
+      </w:r>
+    </w:p>
+    <w:p>
+      <w:pPr>
+        <w:pStyle w:val="Prrafodelista"/>
+        <w:numPr>
+          <w:ilvl w:val="0"/>
+          <w:numId w:val="7"/>
+        </w:numPr>
+        <w:rPr>
+          <w:b/>
+          <w:bCs/>
+          <w:lang w:val="es-ES"/>
+        </w:rPr>
+      </w:pPr>
+      <w:r>
+        <w:rPr>
+          <w:lang w:val="es-ES"/>
+        </w:rPr>
+        <w:t xml:space="preserve">El sistema debe permitir agregar productos al pedido </w:t>
+      </w:r>
+    </w:p>
+    <w:p>
+      <w:pPr>
+        <w:pStyle w:val="Prrafodelista"/>
+        <w:numPr>
+          <w:ilvl w:val="0"/>
+          <w:numId w:val="7"/>
+        </w:numPr>
+        <w:rPr>
+          <w:b/>
+          <w:bCs/>
+          <w:lang w:val="es-ES"/>
+        </w:rPr>
+      </w:pPr>
+      <w:r>
+        <w:rPr>
+          <w:lang w:val="es-ES"/>
+        </w:rPr>
+        <w:t>El sistema debe permitir</w:t>
+      </w:r>
+      <w:r>
+        <w:rPr>
+          <w:lang w:val="es-ES"/>
+        </w:rPr>
+        <w:t xml:space="preserve"> eliminar productos del pedido </w:t>
+      </w:r>
+    </w:p>
+    <w:p>
+      <w:pPr>
+        <w:pStyle w:val="Prrafodelista"/>
+        <w:numPr>
+          <w:ilvl w:val="0"/>
+          <w:numId w:val="7"/>
+        </w:numPr>
+        <w:rPr>
+          <w:b/>
+          <w:bCs/>
+          <w:lang w:val="es-ES"/>
+        </w:rPr>
+      </w:pPr>
+      <w:r>
+        <w:rPr>
+          <w:lang w:val="es-ES"/>
+        </w:rPr>
+        <w:t xml:space="preserve">El total del pedido debe actualizarse automáticamente </w:t>
+      </w:r>
+    </w:p>
+    <w:p>
+      <w:pPr>
+        <w:pStyle w:val="Prrafodelista"/>
+        <w:numPr>
+          <w:ilvl w:val="0"/>
+          <w:numId w:val="7"/>
+        </w:numPr>
+        <w:rPr>
+          <w:b/>
+          <w:bCs/>
+          <w:lang w:val="es-ES"/>
+        </w:rPr>
+      </w:pPr>
+      <w:r>
+        <w:rPr>
+          <w:lang w:val="es-ES"/>
+        </w:rPr>
+        <w:t>Las acciones deben registrarse en el log</w:t>
+      </w:r>
+    </w:p>
+    <w:p>
+      <w:pPr>
+        <w:rPr>
+          <w:b/>
+          <w:bCs/>
+          <w:lang w:val="es-ES"/>
+        </w:rPr>
+      </w:pPr>
+    </w:p>
+    <w:p>
+      <w:pPr>
+        <w:ind w:left="708"/>
+        <w:rPr>
+          <w:b/>
+          <w:bCs/>
+          <w:lang w:val="es-ES"/>
+        </w:rPr>
+      </w:pPr>
+      <w:r>
+        <w:rPr>
+          <w:b/>
+          <w:bCs/>
+          <w:lang w:val="es-ES"/>
+        </w:rPr>
+        <w:t>Casos de pruebas</w:t>
+      </w:r>
+      <w:r>
+        <w:rPr>
+          <w:b/>
+          <w:bCs/>
+          <w:lang w:val="es-ES"/>
+        </w:rPr>
+        <w:t>:</w:t>
+      </w:r>
+    </w:p>
+    <w:p>
+      <w:pPr>
+        <w:pStyle w:val="Prrafodelista"/>
+        <w:numPr>
+          <w:ilvl w:val="0"/>
+          <w:numId w:val="7"/>
+        </w:numPr>
+        <w:rPr>
+          <w:lang w:val="es-ES"/>
+        </w:rPr>
+      </w:pPr>
+      <w:r>
+        <w:rPr>
+          <w:lang w:val="es-ES"/>
+        </w:rPr>
+        <w:t>Agregar producto</w:t>
+      </w:r>
+      <w:r>
+        <w:rPr>
+          <w:lang w:val="es-ES"/>
+        </w:rPr>
+        <w:t>:</w:t>
+      </w:r>
+    </w:p>
+    <w:p>
+      <w:pPr>
+        <w:pStyle w:val="Prrafodelista"/>
+        <w:numPr>
+          <w:ilvl w:val="0"/>
+          <w:numId w:val="17"/>
+        </w:numPr>
+        <w:rPr>
+          <w:lang w:val="es-ES"/>
+        </w:rPr>
+      </w:pPr>
+      <w:r>
+        <w:rPr>
+          <w:lang w:val="es-ES"/>
+        </w:rPr>
+        <w:t>Crear</w:t>
+      </w:r>
+      <w:r>
+        <w:rPr>
+          <w:lang w:val="es-ES"/>
+        </w:rPr>
+        <w:t xml:space="preserve"> pedido </w:t>
+      </w:r>
+    </w:p>
+    <w:p>
+      <w:pPr>
+        <w:pStyle w:val="Prrafodelista"/>
+        <w:numPr>
+          <w:ilvl w:val="0"/>
+          <w:numId w:val="17"/>
+        </w:numPr>
+        <w:rPr>
+          <w:lang w:val="es-ES"/>
+        </w:rPr>
+      </w:pPr>
+      <w:r>
+        <w:rPr>
+          <w:lang w:val="es-ES"/>
+        </w:rPr>
+        <w:t xml:space="preserve">Agregar producto </w:t>
+      </w:r>
+    </w:p>
+    <w:p>
+      <w:pPr>
+        <w:ind w:left="1416"/>
+        <w:rPr>
+          <w:lang w:val="es-ES"/>
+        </w:rPr>
+      </w:pPr>
+      <w:r>
+        <w:rPr>
+          <w:lang w:val="es-ES"/>
+        </w:rPr>
+        <w:t>Resultado esperado: El producto aparece en el pedido</w:t>
+      </w:r>
+    </w:p>
+    <w:p>
+      <w:pPr>
+        <w:pStyle w:val="Prrafodelista"/>
+        <w:numPr>
+          <w:ilvl w:val="0"/>
+          <w:numId w:val="7"/>
+        </w:numPr>
+        <w:rPr>
+          <w:lang w:val="es-ES"/>
+        </w:rPr>
+      </w:pPr>
+      <w:r>
+        <w:rPr>
+          <w:lang w:val="es-ES"/>
+        </w:rPr>
+        <w:t>Eliminar producto</w:t>
+      </w:r>
+      <w:r>
+        <w:rPr>
+          <w:lang w:val="es-ES"/>
+        </w:rPr>
+        <w:t>:</w:t>
+      </w:r>
+    </w:p>
+    <w:p>
+      <w:pPr>
+        <w:pStyle w:val="Prrafodelista"/>
+        <w:numPr>
+          <w:ilvl w:val="0"/>
+          <w:numId w:val="18"/>
+        </w:numPr>
+        <w:rPr>
+          <w:lang w:val="es-ES"/>
+        </w:rPr>
+      </w:pPr>
+      <w:r>
+        <w:rPr>
+          <w:lang w:val="es-ES"/>
+        </w:rPr>
+        <w:t>Agregar producto</w:t>
+      </w:r>
+    </w:p>
+    <w:p>
+      <w:pPr>
+        <w:pStyle w:val="Prrafodelista"/>
+        <w:numPr>
+          <w:ilvl w:val="0"/>
+          <w:numId w:val="18"/>
+        </w:numPr>
+        <w:rPr>
+          <w:lang w:val="es-ES"/>
+        </w:rPr>
+      </w:pPr>
+      <w:r>
+        <w:rPr>
+          <w:lang w:val="es-ES"/>
+        </w:rPr>
+        <w:t xml:space="preserve">Eliminar producto </w:t>
+      </w:r>
+    </w:p>
+    <w:p>
+      <w:pPr>
+        <w:ind w:left="1416"/>
+        <w:rPr>
+          <w:lang w:val="es-ES"/>
+        </w:rPr>
+      </w:pPr>
+      <w:r>
+        <w:rPr>
+          <w:lang w:val="es-ES"/>
+        </w:rPr>
+        <w:t>Resultado esperado: El producto desaparece del pedido</w:t>
+      </w:r>
+    </w:p>
+    <w:p>
+      <w:pPr>
+        <w:pStyle w:val="Prrafodelista"/>
+        <w:numPr>
+          <w:ilvl w:val="0"/>
+          <w:numId w:val="7"/>
+        </w:numPr>
+        <w:rPr>
+          <w:lang w:val="es-ES"/>
+        </w:rPr>
+      </w:pPr>
+      <w:r>
+        <w:rPr>
+          <w:lang w:val="es-ES"/>
+        </w:rPr>
+        <w:t>Actualización del total</w:t>
+      </w:r>
+      <w:r>
+        <w:rPr>
+          <w:lang w:val="es-ES"/>
+        </w:rPr>
+        <w:t>:</w:t>
+      </w:r>
+    </w:p>
+    <w:p>
+      <w:pPr>
+        <w:pStyle w:val="Prrafodelista"/>
+        <w:numPr>
+          <w:ilvl w:val="0"/>
+          <w:numId w:val="19"/>
+        </w:numPr>
+        <w:rPr>
+          <w:lang w:val="es-ES"/>
+        </w:rPr>
+      </w:pPr>
+      <w:r>
+        <w:rPr>
+          <w:lang w:val="es-ES"/>
+        </w:rPr>
+        <w:t>Agregar producto con precio</w:t>
+      </w:r>
+    </w:p>
+    <w:p>
+      <w:pPr>
+        <w:ind w:left="1416"/>
+        <w:rPr>
+          <w:lang w:val="es-ES"/>
+        </w:rPr>
+      </w:pPr>
+      <w:r>
+        <w:rPr>
+          <w:lang w:val="es-ES"/>
+        </w:rPr>
+        <w:t>Resultado esperado: El total se actualiza correctamente</w:t>
+      </w:r>
+    </w:p>
+    <w:p>
+      <w:pPr>
+        <w:rPr>
+          <w:lang w:val="es-ES"/>
+        </w:rPr>
+      </w:pPr>
+      <w:r>
+        <w:rPr>
+          <w:lang w:val="es-ES"/>
+        </w:rPr>
+        <w:tab/>
+      </w:r>
+    </w:p>
+    <w:p>
+      <w:pPr>
+        <w:pStyle w:val="Prrafodelista"/>
+        <w:numPr>
+          <w:ilvl w:val="0"/>
+          <w:numId w:val="5"/>
+        </w:numPr>
+        <w:rPr>
+          <w:lang w:val="es-ES"/>
+        </w:rPr>
+      </w:pPr>
+      <w:r>
+        <w:rPr>
+          <w:b/>
+          <w:bCs/>
+          <w:lang w:val="es-ES"/>
+        </w:rPr>
+        <w:t>Pagar</w:t>
+      </w:r>
+      <w:r>
+        <w:rPr>
+          <w:lang w:val="es-ES"/>
+        </w:rPr>
+        <w:t xml:space="preserve"> </w:t>
+      </w:r>
+      <w:r>
+        <w:rPr>
+          <w:b/>
+          <w:bCs/>
+          <w:lang w:val="es-ES"/>
+        </w:rPr>
+        <w:t>pedido</w:t>
+      </w:r>
+      <w:r>
+        <w:rPr>
+          <w:lang w:val="es-ES"/>
+        </w:rPr>
+        <w:t xml:space="preserve"> </w:t>
+      </w:r>
+    </w:p>
+    <w:p>
+      <w:pPr>
+        <w:ind w:firstLine="708"/>
+        <w:rPr>
+          <w:b/>
+          <w:bCs/>
+          <w:lang w:val="es-ES"/>
+        </w:rPr>
+      </w:pPr>
+      <w:r>
+        <w:rPr>
+          <w:b/>
+          <w:bCs/>
+          <w:lang w:val="es-ES"/>
+        </w:rPr>
+        <w:lastRenderedPageBreak/>
+        <w:t>Criterios de aceptación:</w:t>
+      </w:r>
+    </w:p>
+    <w:p>
+      <w:pPr>
+        <w:pStyle w:val="Prrafodelista"/>
+        <w:numPr>
+          <w:ilvl w:val="0"/>
+          <w:numId w:val="7"/>
+        </w:numPr>
+        <w:rPr>
+          <w:b/>
+          <w:bCs/>
+          <w:lang w:val="es-ES"/>
+        </w:rPr>
+      </w:pPr>
+      <w:r>
+        <w:rPr>
+          <w:lang w:val="es-ES"/>
+        </w:rPr>
+        <w:t>El sistema debe permitir pagar pedidos confirmados</w:t>
+      </w:r>
+    </w:p>
+    <w:p>
+      <w:pPr>
+        <w:pStyle w:val="Prrafodelista"/>
+        <w:numPr>
+          <w:ilvl w:val="0"/>
+          <w:numId w:val="7"/>
+        </w:numPr>
+        <w:rPr>
+          <w:b/>
+          <w:bCs/>
+          <w:lang w:val="es-ES"/>
+        </w:rPr>
+      </w:pPr>
+      <w:r>
+        <w:rPr>
+          <w:lang w:val="es-ES"/>
+        </w:rPr>
+        <w:t>El pedido cambia a estado pagado</w:t>
+      </w:r>
+    </w:p>
+    <w:p>
+      <w:pPr>
+        <w:pStyle w:val="Prrafodelista"/>
+        <w:numPr>
+          <w:ilvl w:val="0"/>
+          <w:numId w:val="7"/>
+        </w:numPr>
+        <w:rPr>
+          <w:b/>
+          <w:bCs/>
+          <w:lang w:val="es-ES"/>
+        </w:rPr>
+      </w:pPr>
+      <w:r>
+        <w:rPr>
+          <w:lang w:val="es-ES"/>
+        </w:rPr>
+        <w:t>El pago se registrar en el log</w:t>
+      </w:r>
+    </w:p>
+    <w:p>
+      <w:pPr>
+        <w:ind w:left="720"/>
+        <w:rPr>
+          <w:b/>
+          <w:bCs/>
+          <w:lang w:val="es-ES"/>
+        </w:rPr>
+      </w:pPr>
+    </w:p>
+    <w:p>
+      <w:pPr>
+        <w:ind w:left="720"/>
+        <w:rPr>
+          <w:b/>
+          <w:bCs/>
+          <w:lang w:val="es-ES"/>
+        </w:rPr>
+      </w:pPr>
+      <w:r>
+        <w:rPr>
+          <w:b/>
+          <w:bCs/>
+          <w:lang w:val="es-ES"/>
+        </w:rPr>
+        <w:t>Casos de prueba:</w:t>
+      </w:r>
+    </w:p>
+    <w:p>
+      <w:pPr>
+        <w:pStyle w:val="Prrafodelista"/>
+        <w:numPr>
+          <w:ilvl w:val="0"/>
+          <w:numId w:val="7"/>
+        </w:numPr>
+        <w:rPr>
+          <w:lang w:val="es-ES"/>
+        </w:rPr>
+      </w:pPr>
+      <w:r>
+        <w:rPr>
+          <w:lang w:val="es-ES"/>
+        </w:rPr>
+        <w:t>Pago exitos</w:t>
+      </w:r>
+      <w:r>
+        <w:rPr>
+          <w:lang w:val="es-ES"/>
+        </w:rPr>
+        <w:t>o</w:t>
+      </w:r>
+      <w:r>
+        <w:rPr>
+          <w:lang w:val="es-ES"/>
+        </w:rPr>
+        <w:t>:</w:t>
+      </w:r>
+    </w:p>
+    <w:p>
+      <w:pPr>
+        <w:pStyle w:val="Prrafodelista"/>
+        <w:numPr>
+          <w:ilvl w:val="0"/>
+          <w:numId w:val="21"/>
+        </w:numPr>
+        <w:rPr>
+          <w:lang w:val="es-ES"/>
+        </w:rPr>
+      </w:pPr>
+      <w:r>
+        <w:rPr>
+          <w:lang w:val="es-ES"/>
+        </w:rPr>
+        <w:t>Confirmar pedido</w:t>
+      </w:r>
+    </w:p>
+    <w:p>
+      <w:pPr>
+        <w:pStyle w:val="Prrafodelista"/>
+        <w:numPr>
+          <w:ilvl w:val="0"/>
+          <w:numId w:val="21"/>
+        </w:numPr>
+        <w:rPr>
+          <w:lang w:val="es-ES"/>
+        </w:rPr>
+      </w:pPr>
+      <w:r>
+        <w:rPr>
+          <w:lang w:val="es-ES"/>
+        </w:rPr>
+        <w:t>Seleccionar pagar</w:t>
+      </w:r>
+    </w:p>
+    <w:p>
+      <w:pPr>
+        <w:ind w:left="1416"/>
+        <w:rPr>
+          <w:lang w:val="es-ES"/>
+        </w:rPr>
+      </w:pPr>
+      <w:r>
+        <w:rPr>
+          <w:lang w:val="es-ES"/>
+        </w:rPr>
+        <w:t>Resultado esperado: El pedido queda en estado pagado</w:t>
+      </w:r>
+    </w:p>
+    <w:p>
+      <w:pPr>
+        <w:rPr>
+          <w:lang w:val="es-ES"/>
+        </w:rPr>
+      </w:pPr>
+      <w:r>
+        <w:rPr>
+          <w:lang w:val="es-ES"/>
+        </w:rPr>
+        <w:tab/>
+      </w:r>
+    </w:p>
+    <w:p>
+      <w:pPr>
+        <w:pStyle w:val="Prrafodelista"/>
+        <w:numPr>
+          <w:ilvl w:val="0"/>
+          <w:numId w:val="5"/>
+        </w:numPr>
+        <w:rPr>
+          <w:b/>
+          <w:bCs/>
+          <w:lang w:val="es-ES"/>
+        </w:rPr>
+      </w:pPr>
+      <w:r>
+        <w:rPr>
+          <w:b/>
+          <w:bCs/>
+          <w:lang w:val="es-ES"/>
+        </w:rPr>
+        <w:t xml:space="preserve">Pagar </w:t>
+      </w:r>
+      <w:r>
+        <w:rPr>
+          <w:b/>
+          <w:bCs/>
+          <w:lang w:val="es-ES"/>
+        </w:rPr>
+        <w:t xml:space="preserve">con distintos métodos </w:t>
+      </w:r>
+    </w:p>
+    <w:p>
+      <w:pPr>
+        <w:ind w:left="720"/>
+        <w:rPr>
+          <w:b/>
+          <w:bCs/>
+          <w:lang w:val="es-ES"/>
+        </w:rPr>
+      </w:pPr>
+      <w:r>
+        <w:rPr>
+          <w:b/>
+          <w:bCs/>
+          <w:lang w:val="es-ES"/>
+        </w:rPr>
+        <w:t>Criterios de aceptación:</w:t>
+      </w:r>
+    </w:p>
+    <w:p>
+      <w:pPr>
+        <w:pStyle w:val="Prrafodelista"/>
+        <w:numPr>
+          <w:ilvl w:val="0"/>
+          <w:numId w:val="7"/>
+        </w:numPr>
+        <w:rPr>
+          <w:b/>
+          <w:bCs/>
+          <w:lang w:val="es-ES"/>
+        </w:rPr>
+      </w:pPr>
+      <w:r>
+        <w:rPr>
+          <w:lang w:val="es-ES"/>
+        </w:rPr>
+        <w:t>El sistema debe mostrar los medios de pago disponibles</w:t>
+      </w:r>
+    </w:p>
+    <w:p>
+      <w:pPr>
+        <w:pStyle w:val="Prrafodelista"/>
+        <w:numPr>
+          <w:ilvl w:val="0"/>
+          <w:numId w:val="7"/>
+        </w:numPr>
+        <w:rPr>
+          <w:b/>
+          <w:bCs/>
+          <w:lang w:val="es-ES"/>
+        </w:rPr>
+      </w:pPr>
+      <w:r>
+        <w:rPr>
+          <w:lang w:val="es-ES"/>
+        </w:rPr>
+        <w:t>El cliente puede seleccionar el método de pago</w:t>
+      </w:r>
+    </w:p>
+    <w:p>
+      <w:pPr>
+        <w:pStyle w:val="Prrafodelista"/>
+        <w:numPr>
+          <w:ilvl w:val="0"/>
+          <w:numId w:val="7"/>
+        </w:numPr>
+        <w:rPr>
+          <w:b/>
+          <w:bCs/>
+          <w:lang w:val="es-ES"/>
+        </w:rPr>
+      </w:pPr>
+      <w:r>
+        <w:rPr>
+          <w:lang w:val="es-ES"/>
+        </w:rPr>
+        <w:t>El sistema procesa el pago según el método elegido</w:t>
+      </w:r>
+    </w:p>
+    <w:p>
+      <w:pPr>
+        <w:ind w:left="720"/>
+        <w:rPr>
+          <w:b/>
+          <w:bCs/>
+          <w:lang w:val="es-ES"/>
+        </w:rPr>
+      </w:pPr>
+    </w:p>
+    <w:p>
+      <w:pPr>
+        <w:ind w:left="720"/>
+        <w:rPr>
+          <w:b/>
+          <w:bCs/>
+          <w:lang w:val="es-ES"/>
+        </w:rPr>
+      </w:pPr>
+      <w:r>
+        <w:rPr>
+          <w:b/>
+          <w:bCs/>
+          <w:lang w:val="es-ES"/>
+        </w:rPr>
+        <w:t>Casos de prueba:</w:t>
+      </w:r>
+    </w:p>
+    <w:p>
+      <w:pPr>
+        <w:pStyle w:val="Prrafodelista"/>
+        <w:numPr>
+          <w:ilvl w:val="0"/>
+          <w:numId w:val="7"/>
+        </w:numPr>
+        <w:rPr>
+          <w:b/>
+          <w:bCs/>
+          <w:lang w:val="es-ES"/>
+        </w:rPr>
+      </w:pPr>
+      <w:r>
+        <w:rPr>
+          <w:lang w:val="es-ES"/>
+        </w:rPr>
+        <w:t>Pago con efectivo</w:t>
+      </w:r>
+      <w:r>
+        <w:rPr>
+          <w:lang w:val="es-ES"/>
+        </w:rPr>
+        <w:t>:</w:t>
+      </w:r>
+    </w:p>
+    <w:p>
+      <w:pPr>
+        <w:pStyle w:val="Prrafodelista"/>
+        <w:numPr>
+          <w:ilvl w:val="0"/>
+          <w:numId w:val="22"/>
+        </w:numPr>
+        <w:rPr>
+          <w:lang w:val="es-ES"/>
+        </w:rPr>
+      </w:pPr>
+      <w:r>
+        <w:rPr>
+          <w:lang w:val="es-ES"/>
+        </w:rPr>
+        <w:t>Seleccionar pago</w:t>
+      </w:r>
+    </w:p>
+    <w:p>
+      <w:pPr>
+        <w:pStyle w:val="Prrafodelista"/>
+        <w:numPr>
+          <w:ilvl w:val="0"/>
+          <w:numId w:val="22"/>
+        </w:numPr>
+        <w:rPr>
+          <w:lang w:val="es-ES"/>
+        </w:rPr>
+      </w:pPr>
+      <w:r>
+        <w:rPr>
+          <w:lang w:val="es-ES"/>
+        </w:rPr>
+        <w:t>Elegir efectivo</w:t>
+      </w:r>
+    </w:p>
+    <w:p>
+      <w:pPr>
+        <w:ind w:left="1416"/>
+        <w:rPr>
+          <w:lang w:val="es-ES"/>
+        </w:rPr>
+      </w:pPr>
+      <w:r>
+        <w:rPr>
+          <w:lang w:val="es-ES"/>
+        </w:rPr>
+        <w:t>Resultado esperado: El pago se procesa correctamente</w:t>
+      </w:r>
+    </w:p>
+    <w:p>
+      <w:pPr>
+        <w:pStyle w:val="Prrafodelista"/>
+        <w:numPr>
+          <w:ilvl w:val="0"/>
+          <w:numId w:val="7"/>
+        </w:numPr>
+        <w:rPr>
+          <w:lang w:val="es-ES"/>
+        </w:rPr>
+      </w:pPr>
+      <w:r>
+        <w:rPr>
+          <w:lang w:val="es-ES"/>
+        </w:rPr>
+        <w:t>Pago con tarjeta</w:t>
+      </w:r>
+      <w:r>
+        <w:rPr>
+          <w:lang w:val="es-ES"/>
+        </w:rPr>
+        <w:t>:</w:t>
+      </w:r>
+    </w:p>
+    <w:p>
+      <w:pPr>
+        <w:pStyle w:val="Prrafodelista"/>
+        <w:numPr>
+          <w:ilvl w:val="0"/>
+          <w:numId w:val="23"/>
+        </w:numPr>
+        <w:rPr>
+          <w:lang w:val="es-ES"/>
+        </w:rPr>
+      </w:pPr>
+      <w:r>
+        <w:rPr>
+          <w:lang w:val="es-ES"/>
+        </w:rPr>
+        <w:t>Seleccionar pago</w:t>
+      </w:r>
+    </w:p>
+    <w:p>
+      <w:pPr>
+        <w:pStyle w:val="Prrafodelista"/>
+        <w:numPr>
+          <w:ilvl w:val="0"/>
+          <w:numId w:val="23"/>
+        </w:numPr>
+        <w:rPr>
+          <w:lang w:val="es-ES"/>
+        </w:rPr>
+      </w:pPr>
+      <w:r>
+        <w:rPr>
+          <w:lang w:val="es-ES"/>
+        </w:rPr>
+        <w:t>Elegir tarjeta</w:t>
+      </w:r>
+    </w:p>
+    <w:p>
+      <w:pPr>
+        <w:ind w:left="1416"/>
+        <w:rPr>
+          <w:lang w:val="es-ES"/>
+        </w:rPr>
+      </w:pPr>
+      <w:r>
+        <w:rPr>
+          <w:lang w:val="es-ES"/>
+        </w:rPr>
+        <w:t>Resultado esperado: El pago se procesa correctamente</w:t>
+      </w:r>
+    </w:p>
+    <w:p>
+      <w:pPr>
+        <w:pStyle w:val="Prrafodelista"/>
+        <w:numPr>
+          <w:ilvl w:val="0"/>
+          <w:numId w:val="5"/>
+        </w:numPr>
+        <w:rPr>
+          <w:lang w:val="es-ES"/>
+        </w:rPr>
+      </w:pPr>
+      <w:r>
+        <w:rPr>
+          <w:b/>
+          <w:bCs/>
+          <w:lang w:val="es-ES"/>
+        </w:rPr>
+        <w:t>Recibir factura</w:t>
+      </w:r>
+    </w:p>
+    <w:p>
+      <w:pPr>
+        <w:ind w:left="720"/>
+        <w:rPr>
+          <w:b/>
+          <w:bCs/>
+          <w:lang w:val="es-ES"/>
+        </w:rPr>
+      </w:pPr>
+      <w:r>
+        <w:rPr>
+          <w:b/>
+          <w:bCs/>
+          <w:lang w:val="es-ES"/>
+        </w:rPr>
+        <w:t>Criterios aceptación:</w:t>
+      </w:r>
+    </w:p>
+    <w:p>
+      <w:pPr>
+        <w:pStyle w:val="Prrafodelista"/>
+        <w:numPr>
+          <w:ilvl w:val="0"/>
+          <w:numId w:val="7"/>
+        </w:numPr>
+        <w:rPr>
+          <w:b/>
+          <w:bCs/>
+          <w:lang w:val="es-ES"/>
+        </w:rPr>
+      </w:pPr>
+      <w:r>
+        <w:rPr>
+          <w:lang w:val="es-ES"/>
+        </w:rPr>
+        <w:t xml:space="preserve">El sistema debe generar una factura al finalizar el pago </w:t>
+      </w:r>
+    </w:p>
+    <w:p>
+      <w:pPr>
+        <w:pStyle w:val="Prrafodelista"/>
+        <w:numPr>
+          <w:ilvl w:val="0"/>
+          <w:numId w:val="7"/>
+        </w:numPr>
+        <w:rPr>
+          <w:b/>
+          <w:bCs/>
+          <w:lang w:val="es-ES"/>
+        </w:rPr>
+      </w:pPr>
+      <w:r>
+        <w:rPr>
+          <w:lang w:val="es-ES"/>
+        </w:rPr>
+        <w:lastRenderedPageBreak/>
+        <w:t>La factura debe incluir productos, precios y total</w:t>
+      </w:r>
+    </w:p>
+    <w:p>
+      <w:pPr>
+        <w:pStyle w:val="Prrafodelista"/>
+        <w:numPr>
+          <w:ilvl w:val="0"/>
+          <w:numId w:val="7"/>
+        </w:numPr>
+        <w:rPr>
+          <w:b/>
+          <w:bCs/>
+          <w:lang w:val="es-ES"/>
+        </w:rPr>
+      </w:pPr>
+      <w:r>
+        <w:rPr>
+          <w:lang w:val="es-ES"/>
+        </w:rPr>
+        <w:t xml:space="preserve">La factura debe mostrar el método de pago utilizado </w:t>
+      </w:r>
+    </w:p>
+    <w:p>
+      <w:pPr>
+        <w:ind w:left="720"/>
+        <w:rPr>
+          <w:b/>
+          <w:bCs/>
+          <w:lang w:val="es-ES"/>
+        </w:rPr>
+      </w:pPr>
+    </w:p>
+    <w:p>
+      <w:pPr>
+        <w:ind w:left="720"/>
+        <w:rPr>
+          <w:b/>
+          <w:bCs/>
+          <w:lang w:val="es-ES"/>
+        </w:rPr>
+      </w:pPr>
+      <w:r>
+        <w:rPr>
+          <w:b/>
+          <w:bCs/>
+          <w:lang w:val="es-ES"/>
+        </w:rPr>
+        <w:t>Casos de prueba:</w:t>
+      </w:r>
+    </w:p>
+    <w:p>
+      <w:pPr>
+        <w:pStyle w:val="Prrafodelista"/>
+        <w:numPr>
+          <w:ilvl w:val="0"/>
+          <w:numId w:val="7"/>
+        </w:numPr>
+        <w:rPr>
+          <w:b/>
+          <w:bCs/>
+          <w:lang w:val="es-ES"/>
+        </w:rPr>
+      </w:pPr>
+      <w:r>
+        <w:rPr>
+          <w:lang w:val="es-ES"/>
+        </w:rPr>
+        <w:t>Generación de factura</w:t>
+      </w:r>
+      <w:r>
+        <w:rPr>
+          <w:lang w:val="es-ES"/>
+        </w:rPr>
+        <w:t>:</w:t>
+      </w:r>
+      <w:r>
+        <w:rPr>
+          <w:lang w:val="es-ES"/>
+        </w:rPr>
+        <w:t xml:space="preserve"> </w:t>
+      </w:r>
+    </w:p>
+    <w:p>
+      <w:pPr>
+        <w:pStyle w:val="Prrafodelista"/>
+        <w:numPr>
+          <w:ilvl w:val="0"/>
+          <w:numId w:val="24"/>
+        </w:numPr>
+        <w:rPr>
+          <w:b/>
+          <w:bCs/>
+          <w:lang w:val="es-ES"/>
+        </w:rPr>
+      </w:pPr>
+      <w:r>
+        <w:rPr>
+          <w:lang w:val="es-ES"/>
+        </w:rPr>
+        <w:t>Confirmar pedido</w:t>
+      </w:r>
+    </w:p>
+    <w:p>
+      <w:pPr>
+        <w:pStyle w:val="Prrafodelista"/>
+        <w:numPr>
+          <w:ilvl w:val="0"/>
+          <w:numId w:val="24"/>
+        </w:numPr>
+        <w:rPr>
+          <w:b/>
+          <w:bCs/>
+          <w:lang w:val="es-ES"/>
+        </w:rPr>
+      </w:pPr>
+      <w:r>
+        <w:rPr>
+          <w:lang w:val="es-ES"/>
+        </w:rPr>
+        <w:t>Realizar pago</w:t>
+      </w:r>
+    </w:p>
+    <w:p>
+      <w:pPr>
+        <w:ind w:left="1416"/>
+        <w:rPr>
+          <w:lang w:val="es-ES"/>
+        </w:rPr>
+      </w:pPr>
+      <w:r>
+        <w:rPr>
+          <w:lang w:val="es-ES"/>
+        </w:rPr>
+        <w:t>Resultado esperado: El sistema muestra la factura</w:t>
+      </w:r>
+    </w:p>
+    <w:p>
+      <w:pPr>
+        <w:ind w:left="1416"/>
+        <w:rPr>
+          <w:lang w:val="es-ES"/>
+        </w:rPr>
+      </w:pPr>
+    </w:p>
+    <w:p>
+      <w:pPr>
+        <w:pStyle w:val="Prrafodelista"/>
+        <w:numPr>
+          <w:ilvl w:val="0"/>
+          <w:numId w:val="5"/>
+        </w:numPr>
+        <w:rPr>
+          <w:b/>
+          <w:bCs/>
+          <w:lang w:val="es-ES"/>
+        </w:rPr>
+      </w:pPr>
+      <w:r>
+        <w:rPr>
+          <w:b/>
+          <w:bCs/>
+          <w:lang w:val="es-ES"/>
+        </w:rPr>
+        <w:t>Navegación por el menú</w:t>
+      </w:r>
+    </w:p>
+    <w:p>
+      <w:pPr>
+        <w:ind w:firstLine="708"/>
+        <w:rPr>
+          <w:b/>
+          <w:bCs/>
+          <w:lang w:val="es-ES"/>
+        </w:rPr>
+      </w:pPr>
+      <w:r>
+        <w:rPr>
+          <w:b/>
+          <w:bCs/>
+          <w:lang w:val="es-ES"/>
+        </w:rPr>
+        <w:t>Criterios</w:t>
+      </w:r>
+      <w:r>
+        <w:rPr>
+          <w:b/>
+          <w:bCs/>
+          <w:lang w:val="es-ES"/>
+        </w:rPr>
+        <w:t xml:space="preserve"> de aceptación:</w:t>
+      </w:r>
+    </w:p>
+    <w:p>
+      <w:pPr>
+        <w:pStyle w:val="Prrafodelista"/>
+        <w:numPr>
+          <w:ilvl w:val="0"/>
+          <w:numId w:val="7"/>
+        </w:numPr>
+        <w:rPr>
+          <w:b/>
+          <w:bCs/>
+          <w:lang w:val="es-ES"/>
+        </w:rPr>
+      </w:pPr>
+      <w:r>
+        <w:rPr>
+          <w:lang w:val="es-ES"/>
+        </w:rPr>
+        <w:t>El sistema debe mostrar los productos disponibles</w:t>
+      </w:r>
+    </w:p>
+    <w:p>
+      <w:pPr>
+        <w:pStyle w:val="Prrafodelista"/>
+        <w:numPr>
+          <w:ilvl w:val="0"/>
+          <w:numId w:val="7"/>
+        </w:numPr>
+        <w:rPr>
+          <w:b/>
+          <w:bCs/>
+          <w:lang w:val="es-ES"/>
+        </w:rPr>
+      </w:pPr>
+      <w:r>
+        <w:rPr>
+          <w:lang w:val="es-ES"/>
+        </w:rPr>
+        <w:t xml:space="preserve">El cliente puede seleccionar productos del menú </w:t>
+      </w:r>
+    </w:p>
+    <w:p>
+      <w:pPr>
+        <w:pStyle w:val="Prrafodelista"/>
+        <w:numPr>
+          <w:ilvl w:val="0"/>
+          <w:numId w:val="7"/>
+        </w:numPr>
+        <w:rPr>
+          <w:b/>
+          <w:bCs/>
+          <w:lang w:val="es-ES"/>
+        </w:rPr>
+      </w:pPr>
+      <w:r>
+        <w:rPr>
+          <w:lang w:val="es-ES"/>
+        </w:rPr>
+        <w:t>El menú debe ser más interactivo</w:t>
+      </w:r>
+    </w:p>
+    <w:p>
+      <w:pPr>
+        <w:ind w:left="720"/>
+        <w:rPr>
+          <w:b/>
+          <w:bCs/>
+          <w:lang w:val="es-ES"/>
+        </w:rPr>
+      </w:pPr>
+    </w:p>
+    <w:p>
+      <w:pPr>
+        <w:ind w:left="720"/>
+        <w:rPr>
+          <w:b/>
+          <w:bCs/>
+          <w:lang w:val="es-ES"/>
+        </w:rPr>
+      </w:pPr>
+      <w:r>
+        <w:rPr>
+          <w:b/>
+          <w:bCs/>
+          <w:lang w:val="es-ES"/>
+        </w:rPr>
+        <w:t>Casos de prueba</w:t>
+      </w:r>
+    </w:p>
+    <w:p>
+      <w:pPr>
+        <w:pStyle w:val="Prrafodelista"/>
+        <w:numPr>
+          <w:ilvl w:val="0"/>
+          <w:numId w:val="7"/>
+        </w:numPr>
+        <w:rPr>
+          <w:b/>
+          <w:bCs/>
+          <w:lang w:val="es-ES"/>
+        </w:rPr>
+      </w:pPr>
+      <w:r>
+        <w:rPr>
+          <w:lang w:val="es-ES"/>
+        </w:rPr>
+        <w:t xml:space="preserve">Visualizar menú </w:t>
+      </w:r>
+    </w:p>
+    <w:p>
+      <w:pPr>
+        <w:pStyle w:val="Prrafodelista"/>
+        <w:numPr>
+          <w:ilvl w:val="0"/>
+          <w:numId w:val="25"/>
+        </w:numPr>
+        <w:rPr>
+          <w:b/>
+          <w:bCs/>
+          <w:lang w:val="es-ES"/>
+        </w:rPr>
+      </w:pPr>
+      <w:r>
+        <w:rPr>
+          <w:lang w:val="es-ES"/>
+        </w:rPr>
+        <w:t>Abrir menú</w:t>
+      </w:r>
+      <w:r>
+        <w:rPr>
+          <w:lang w:val="es-ES"/>
+        </w:rPr>
+        <w:t>:</w:t>
+      </w:r>
+    </w:p>
+    <w:p>
+      <w:pPr>
+        <w:ind w:left="1416"/>
+        <w:rPr>
+          <w:lang w:val="es-ES"/>
+        </w:rPr>
+      </w:pPr>
+      <w:r>
+        <w:rPr>
+          <w:lang w:val="es-ES"/>
+        </w:rPr>
+        <w:t>Resultado esperado: El sistema muestra los productos</w:t>
+      </w:r>
+    </w:p>
+    <w:p>
+      <w:pPr>
+        <w:rPr>
+          <w:lang w:val="es-ES"/>
+        </w:rPr>
+      </w:pPr>
+    </w:p>
+    <w:p>
+      <w:pPr>
+        <w:pStyle w:val="Prrafodelista"/>
+        <w:numPr>
+          <w:ilvl w:val="0"/>
+          <w:numId w:val="26"/>
+        </w:numPr>
+        <w:rPr>
+          <w:lang w:val="es-ES"/>
+        </w:rPr>
+      </w:pPr>
+      <w:r>
+        <w:rPr>
+          <w:b/>
+          <w:bCs/>
+          <w:lang w:val="es-ES"/>
+        </w:rPr>
+        <w:t>Administrador-Inventario</w:t>
+      </w:r>
+    </w:p>
+    <w:p>
+      <w:pPr>
+        <w:pStyle w:val="Prrafodelista"/>
+        <w:numPr>
+          <w:ilvl w:val="0"/>
+          <w:numId w:val="27"/>
+        </w:numPr>
+        <w:rPr>
+          <w:lang w:val="es-ES"/>
+        </w:rPr>
+      </w:pPr>
+      <w:r>
+        <w:rPr>
+          <w:b/>
+          <w:bCs/>
+          <w:lang w:val="es-ES"/>
+        </w:rPr>
+        <w:t>Añadir producto al inventario</w:t>
+      </w:r>
+    </w:p>
+    <w:p>
+      <w:pPr>
+        <w:ind w:left="360" w:firstLine="348"/>
+        <w:rPr>
+          <w:lang w:val="es-ES"/>
+        </w:rPr>
+      </w:pPr>
+      <w:r>
+        <w:rPr>
+          <w:b/>
+          <w:bCs/>
+          <w:lang w:val="es-ES"/>
+        </w:rPr>
+        <w:t xml:space="preserve">Criterios de aceptación: </w:t>
+      </w:r>
+    </w:p>
+    <w:p>
+      <w:pPr>
+        <w:pStyle w:val="Prrafodelista"/>
+        <w:numPr>
+          <w:ilvl w:val="0"/>
+          <w:numId w:val="7"/>
+        </w:numPr>
+        <w:rPr>
+          <w:b/>
+          <w:bCs/>
+          <w:lang w:val="es-ES"/>
+        </w:rPr>
+      </w:pPr>
+      <w:r>
+        <w:rPr>
+          <w:lang w:val="es-ES"/>
+        </w:rPr>
+        <w:t>El administrador puede registrar productos en inventario</w:t>
+      </w:r>
+    </w:p>
+    <w:p>
+      <w:pPr>
+        <w:pStyle w:val="Prrafodelista"/>
+        <w:numPr>
+          <w:ilvl w:val="0"/>
+          <w:numId w:val="7"/>
+        </w:numPr>
+        <w:rPr>
+          <w:b/>
+          <w:bCs/>
+          <w:lang w:val="es-ES"/>
+        </w:rPr>
+      </w:pPr>
+      <w:r>
+        <w:rPr>
+          <w:lang w:val="es-ES"/>
+        </w:rPr>
+        <w:t>Cada producto debe tener nombre y precio</w:t>
+      </w:r>
+    </w:p>
+    <w:p>
+      <w:pPr>
+        <w:pStyle w:val="Prrafodelista"/>
+        <w:numPr>
+          <w:ilvl w:val="0"/>
+          <w:numId w:val="7"/>
+        </w:numPr>
+        <w:rPr>
+          <w:b/>
+          <w:bCs/>
+          <w:lang w:val="es-ES"/>
+        </w:rPr>
+      </w:pPr>
+      <w:r>
+        <w:rPr>
+          <w:lang w:val="es-ES"/>
+        </w:rPr>
+        <w:t>La acción se registra en el log</w:t>
+      </w:r>
+    </w:p>
+    <w:p>
+      <w:pPr>
+        <w:ind w:left="720"/>
+        <w:rPr>
+          <w:b/>
+          <w:bCs/>
+          <w:lang w:val="es-ES"/>
+        </w:rPr>
+      </w:pPr>
+    </w:p>
+    <w:p>
+      <w:pPr>
+        <w:ind w:left="720"/>
+        <w:rPr>
+          <w:b/>
+          <w:bCs/>
+          <w:lang w:val="es-ES"/>
+        </w:rPr>
+      </w:pPr>
+      <w:r>
+        <w:rPr>
+          <w:b/>
+          <w:bCs/>
+          <w:lang w:val="es-ES"/>
+        </w:rPr>
+        <w:t>Casos de prueba:</w:t>
+      </w:r>
+    </w:p>
+    <w:p>
+      <w:pPr>
+        <w:pStyle w:val="Prrafodelista"/>
+        <w:numPr>
+          <w:ilvl w:val="0"/>
+          <w:numId w:val="7"/>
+        </w:numPr>
+        <w:rPr>
+          <w:b/>
+          <w:bCs/>
+          <w:lang w:val="es-ES"/>
+        </w:rPr>
+      </w:pPr>
+      <w:r>
+        <w:rPr>
+          <w:lang w:val="es-ES"/>
+        </w:rPr>
+        <w:t>Registrar producto</w:t>
+      </w:r>
+      <w:r>
+        <w:rPr>
+          <w:lang w:val="es-ES"/>
+        </w:rPr>
+        <w:t>:</w:t>
+      </w:r>
+    </w:p>
+    <w:p>
+      <w:pPr>
+        <w:pStyle w:val="Prrafodelista"/>
+        <w:numPr>
+          <w:ilvl w:val="0"/>
+          <w:numId w:val="28"/>
+        </w:numPr>
+        <w:rPr>
+          <w:b/>
+          <w:bCs/>
+          <w:lang w:val="es-ES"/>
+        </w:rPr>
+      </w:pPr>
+      <w:r>
+        <w:rPr>
+          <w:lang w:val="es-ES"/>
+        </w:rPr>
+        <w:lastRenderedPageBreak/>
+        <w:t>Ingresar como administrador</w:t>
+      </w:r>
+    </w:p>
+    <w:p>
+      <w:pPr>
+        <w:pStyle w:val="Prrafodelista"/>
+        <w:numPr>
+          <w:ilvl w:val="0"/>
+          <w:numId w:val="28"/>
+        </w:numPr>
+        <w:rPr>
+          <w:b/>
+          <w:bCs/>
+          <w:lang w:val="es-ES"/>
+        </w:rPr>
+      </w:pPr>
+      <w:r>
+        <w:rPr>
+          <w:lang w:val="es-ES"/>
+        </w:rPr>
+        <w:t>Agregar producto</w:t>
+      </w:r>
+    </w:p>
+    <w:p>
+      <w:pPr>
+        <w:ind w:left="1416"/>
+        <w:rPr>
+          <w:lang w:val="es-ES"/>
+        </w:rPr>
+      </w:pPr>
+      <w:r>
+        <w:rPr>
+          <w:lang w:val="es-ES"/>
+        </w:rPr>
+        <w:t>Resultado esperado: El producto aparece en el sistema</w:t>
+      </w:r>
+    </w:p>
+    <w:p>
+      <w:pPr>
+        <w:pStyle w:val="Prrafodelista"/>
+        <w:numPr>
+          <w:ilvl w:val="0"/>
+          <w:numId w:val="27"/>
+        </w:numPr>
+        <w:rPr>
+          <w:lang w:val="es-ES"/>
+        </w:rPr>
+      </w:pPr>
+      <w:r>
+        <w:rPr>
+          <w:b/>
+          <w:bCs/>
+          <w:lang w:val="es-ES"/>
+        </w:rPr>
+        <w:t>Editar producto</w:t>
+      </w:r>
+    </w:p>
+    <w:p>
+      <w:pPr>
+        <w:pStyle w:val="Prrafodelista"/>
+        <w:rPr>
+          <w:lang w:val="es-ES"/>
+        </w:rPr>
+      </w:pPr>
+      <w:r>
+        <w:rPr>
+          <w:b/>
+          <w:bCs/>
+          <w:lang w:val="es-ES"/>
+        </w:rPr>
+        <w:t>Criterios</w:t>
+      </w:r>
+      <w:r>
+        <w:rPr>
+          <w:b/>
+          <w:bCs/>
+          <w:lang w:val="es-ES"/>
+        </w:rPr>
+        <w:t xml:space="preserve"> de aceptación:</w:t>
+      </w:r>
+    </w:p>
+    <w:p>
+      <w:pPr>
+        <w:pStyle w:val="Prrafodelista"/>
+        <w:numPr>
+          <w:ilvl w:val="0"/>
+          <w:numId w:val="7"/>
+        </w:numPr>
+        <w:rPr>
+          <w:b/>
+          <w:bCs/>
+          <w:lang w:val="es-ES"/>
+        </w:rPr>
+      </w:pPr>
+      <w:r>
+        <w:rPr>
+          <w:lang w:val="es-ES"/>
+        </w:rPr>
+        <w:t xml:space="preserve">El administrador puede modificar información del producto </w:t>
+      </w:r>
+    </w:p>
+    <w:p>
+      <w:pPr>
+        <w:pStyle w:val="Prrafodelista"/>
+        <w:numPr>
+          <w:ilvl w:val="0"/>
+          <w:numId w:val="7"/>
+        </w:numPr>
+        <w:rPr>
+          <w:b/>
+          <w:bCs/>
+          <w:lang w:val="es-ES"/>
+        </w:rPr>
+      </w:pPr>
+      <w:r>
+        <w:rPr>
+          <w:lang w:val="es-ES"/>
+        </w:rPr>
+        <w:t>Los cambios deben guardarse correctamente</w:t>
+      </w:r>
+    </w:p>
+    <w:p>
+      <w:pPr>
+        <w:ind w:left="720"/>
+        <w:rPr>
+          <w:b/>
+          <w:bCs/>
+          <w:lang w:val="es-ES"/>
+        </w:rPr>
+      </w:pPr>
+    </w:p>
+    <w:p>
+      <w:pPr>
+        <w:ind w:left="720"/>
+        <w:rPr>
+          <w:b/>
+          <w:bCs/>
+          <w:lang w:val="es-ES"/>
+        </w:rPr>
+      </w:pPr>
+      <w:r>
+        <w:rPr>
+          <w:b/>
+          <w:bCs/>
+          <w:lang w:val="es-ES"/>
+        </w:rPr>
+        <w:t>C</w:t>
+      </w:r>
+      <w:r>
+        <w:rPr>
+          <w:b/>
+          <w:bCs/>
+          <w:lang w:val="es-ES"/>
+        </w:rPr>
+        <w:t>asos de prueba:</w:t>
+      </w:r>
+    </w:p>
+    <w:p>
+      <w:pPr>
+        <w:pStyle w:val="Prrafodelista"/>
+        <w:numPr>
+          <w:ilvl w:val="0"/>
+          <w:numId w:val="7"/>
+        </w:numPr>
+        <w:rPr>
+          <w:b/>
+          <w:bCs/>
+          <w:lang w:val="es-ES"/>
+        </w:rPr>
+      </w:pPr>
+      <w:r>
+        <w:rPr>
+          <w:lang w:val="es-ES"/>
+        </w:rPr>
+        <w:t>Editar</w:t>
+      </w:r>
+      <w:r>
+        <w:rPr>
+          <w:b/>
+          <w:bCs/>
+          <w:lang w:val="es-ES"/>
+        </w:rPr>
+        <w:t xml:space="preserve"> </w:t>
+      </w:r>
+      <w:r>
+        <w:rPr>
+          <w:lang w:val="es-ES"/>
+        </w:rPr>
+        <w:t>producto</w:t>
+      </w:r>
+      <w:r>
+        <w:rPr>
+          <w:lang w:val="es-ES"/>
+        </w:rPr>
+        <w:t>:</w:t>
+      </w:r>
+    </w:p>
+    <w:p>
+      <w:pPr>
+        <w:pStyle w:val="Prrafodelista"/>
+        <w:numPr>
+          <w:ilvl w:val="0"/>
+          <w:numId w:val="29"/>
+        </w:numPr>
+        <w:rPr>
+          <w:b/>
+          <w:bCs/>
+          <w:lang w:val="es-ES"/>
+        </w:rPr>
+      </w:pPr>
+      <w:r>
+        <w:rPr>
+          <w:lang w:val="es-ES"/>
+        </w:rPr>
+        <w:t>Seleccionar producto</w:t>
+      </w:r>
+    </w:p>
+    <w:p>
+      <w:pPr>
+        <w:pStyle w:val="Prrafodelista"/>
+        <w:numPr>
+          <w:ilvl w:val="0"/>
+          <w:numId w:val="29"/>
+        </w:numPr>
+        <w:rPr>
+          <w:b/>
+          <w:bCs/>
+          <w:lang w:val="es-ES"/>
+        </w:rPr>
+      </w:pPr>
+      <w:r>
+        <w:rPr>
+          <w:lang w:val="es-ES"/>
+        </w:rPr>
+        <w:t xml:space="preserve">Modificar </w:t>
+      </w:r>
+      <w:r>
+        <w:rPr>
+          <w:lang w:val="es-ES"/>
+        </w:rPr>
+        <w:t xml:space="preserve">información </w:t>
+      </w:r>
+    </w:p>
+    <w:p>
+      <w:pPr>
+        <w:ind w:left="1416"/>
+        <w:rPr>
+          <w:lang w:val="es-ES"/>
+        </w:rPr>
+      </w:pPr>
+      <w:r>
+        <w:rPr>
+          <w:lang w:val="es-ES"/>
+        </w:rPr>
+        <w:t>Resultado esperado: El sistema actualiza los datos</w:t>
+      </w:r>
+    </w:p>
+    <w:p>
+      <w:pPr>
+        <w:rPr>
+          <w:lang w:val="es-ES"/>
+        </w:rPr>
+      </w:pPr>
+    </w:p>
+    <w:p>
+      <w:pPr>
+        <w:pStyle w:val="Prrafodelista"/>
+        <w:numPr>
+          <w:ilvl w:val="0"/>
+          <w:numId w:val="27"/>
+        </w:numPr>
+        <w:rPr>
+          <w:lang w:val="es-ES"/>
+        </w:rPr>
+      </w:pPr>
+      <w:r>
+        <w:rPr>
+          <w:b/>
+          <w:bCs/>
+          <w:lang w:val="es-ES"/>
+        </w:rPr>
+        <w:t>Eliminar producto</w:t>
+      </w:r>
+    </w:p>
+    <w:p>
+      <w:pPr>
+        <w:pStyle w:val="Prrafodelista"/>
+        <w:rPr>
+          <w:lang w:val="es-ES"/>
+        </w:rPr>
+      </w:pPr>
+      <w:r>
+        <w:rPr>
+          <w:b/>
+          <w:bCs/>
+          <w:lang w:val="es-ES"/>
+        </w:rPr>
+        <w:t>Criterios de aceptación:</w:t>
+      </w:r>
+    </w:p>
+    <w:p>
+      <w:pPr>
+        <w:pStyle w:val="Prrafodelista"/>
+        <w:numPr>
+          <w:ilvl w:val="0"/>
+          <w:numId w:val="7"/>
+        </w:numPr>
+        <w:rPr>
+          <w:lang w:val="es-ES"/>
+        </w:rPr>
+      </w:pPr>
+      <w:r>
+        <w:rPr>
+          <w:lang w:val="es-ES"/>
+        </w:rPr>
+        <w:t>El administrador puede eliminar productos del inventario</w:t>
+      </w:r>
+    </w:p>
+    <w:p>
+      <w:pPr>
+        <w:pStyle w:val="Prrafodelista"/>
+        <w:numPr>
+          <w:ilvl w:val="0"/>
+          <w:numId w:val="7"/>
+        </w:numPr>
+        <w:rPr>
+          <w:lang w:val="es-ES"/>
+        </w:rPr>
+      </w:pPr>
+      <w:r>
+        <w:rPr>
+          <w:lang w:val="es-ES"/>
+        </w:rPr>
+        <w:t>El sistema debe registrar acción</w:t>
+      </w:r>
+    </w:p>
+    <w:p>
+      <w:pPr>
+        <w:ind w:left="720"/>
+        <w:rPr>
+          <w:b/>
+          <w:bCs/>
+          <w:lang w:val="es-ES"/>
+        </w:rPr>
+      </w:pPr>
+    </w:p>
+    <w:p>
+      <w:pPr>
+        <w:ind w:left="720"/>
+        <w:rPr>
+          <w:b/>
+          <w:bCs/>
+          <w:lang w:val="es-ES"/>
+        </w:rPr>
+      </w:pPr>
+      <w:r>
+        <w:rPr>
+          <w:b/>
+          <w:bCs/>
+          <w:lang w:val="es-ES"/>
+        </w:rPr>
+        <w:t>Casos de prueba:</w:t>
+      </w:r>
+    </w:p>
+    <w:p>
+      <w:pPr>
+        <w:pStyle w:val="Prrafodelista"/>
+        <w:numPr>
+          <w:ilvl w:val="0"/>
+          <w:numId w:val="7"/>
+        </w:numPr>
+        <w:rPr>
+          <w:lang w:val="es-ES"/>
+        </w:rPr>
+      </w:pPr>
+      <w:r>
+        <w:rPr>
+          <w:lang w:val="es-ES"/>
+        </w:rPr>
+        <w:t>Eliminar producto:</w:t>
+      </w:r>
+    </w:p>
+    <w:p>
+      <w:pPr>
+        <w:pStyle w:val="Prrafodelista"/>
+        <w:numPr>
+          <w:ilvl w:val="0"/>
+          <w:numId w:val="30"/>
+        </w:numPr>
+        <w:rPr>
+          <w:lang w:val="es-ES"/>
+        </w:rPr>
+      </w:pPr>
+      <w:r>
+        <w:rPr>
+          <w:lang w:val="es-ES"/>
+        </w:rPr>
+        <w:t>Seleccionar producto</w:t>
+      </w:r>
+    </w:p>
+    <w:p>
+      <w:pPr>
+        <w:pStyle w:val="Prrafodelista"/>
+        <w:numPr>
+          <w:ilvl w:val="0"/>
+          <w:numId w:val="30"/>
+        </w:numPr>
+        <w:rPr>
+          <w:lang w:val="es-ES"/>
+        </w:rPr>
+      </w:pPr>
+      <w:r>
+        <w:rPr>
+          <w:lang w:val="es-ES"/>
+        </w:rPr>
+        <w:t>Eliminar</w:t>
+      </w:r>
+    </w:p>
+    <w:p>
+      <w:pPr>
+        <w:ind w:left="1416"/>
+        <w:rPr>
+          <w:lang w:val="es-ES"/>
+        </w:rPr>
+      </w:pPr>
+      <w:r>
+        <w:rPr>
+          <w:lang w:val="es-ES"/>
+        </w:rPr>
+        <w:t>Resultado esperado: El producto desaparece del inventario</w:t>
+      </w:r>
+    </w:p>
+    <w:p>
+      <w:pPr>
+        <w:rPr>
+          <w:lang w:val="es-ES"/>
+        </w:rPr>
+      </w:pPr>
+    </w:p>
+    <w:p>
+      <w:pPr>
+        <w:pStyle w:val="Prrafodelista"/>
+        <w:numPr>
+          <w:ilvl w:val="0"/>
+          <w:numId w:val="26"/>
+        </w:numPr>
+        <w:rPr>
+          <w:lang w:val="es-ES"/>
+        </w:rPr>
+      </w:pPr>
+      <w:r>
+        <w:rPr>
+          <w:b/>
+          <w:bCs/>
+          <w:lang w:val="es-ES"/>
+        </w:rPr>
+        <w:t>Administrador-Catalogo</w:t>
+      </w:r>
+    </w:p>
+    <w:p>
+      <w:pPr>
+        <w:ind w:left="360"/>
+        <w:rPr>
+          <w:lang w:val="es-ES"/>
+        </w:rPr>
+      </w:pPr>
+      <w:r>
+        <w:rPr>
+          <w:lang w:val="es-ES"/>
+        </w:rPr>
+        <w:t>Los CA y CP son casi iguales al inventario, pero aplican el catálogo visible al cliente.</w:t>
+      </w:r>
+    </w:p>
+    <w:p>
+      <w:pPr>
+        <w:ind w:left="360"/>
+        <w:rPr>
+          <w:lang w:val="es-ES"/>
+        </w:rPr>
+      </w:pPr>
+    </w:p>
+    <w:p>
+      <w:pPr>
+        <w:pStyle w:val="Prrafodelista"/>
+        <w:numPr>
+          <w:ilvl w:val="0"/>
+          <w:numId w:val="26"/>
+        </w:numPr>
+        <w:rPr>
+          <w:lang w:val="es-ES"/>
+        </w:rPr>
+      </w:pPr>
+      <w:r>
+        <w:rPr>
+          <w:b/>
+          <w:bCs/>
+          <w:lang w:val="es-ES"/>
+        </w:rPr>
+        <w:t>Administrador-Loggers</w:t>
+      </w:r>
+    </w:p>
+    <w:p>
+      <w:pPr>
+        <w:pStyle w:val="Prrafodelista"/>
+        <w:numPr>
+          <w:ilvl w:val="0"/>
+          <w:numId w:val="31"/>
+        </w:numPr>
+        <w:rPr>
+          <w:lang w:val="es-ES"/>
+        </w:rPr>
+      </w:pPr>
+      <w:r>
+        <w:rPr>
+          <w:b/>
+          <w:bCs/>
+          <w:lang w:val="es-ES"/>
+        </w:rPr>
+        <w:lastRenderedPageBreak/>
+        <w:t>Generar registros del sistema</w:t>
+      </w:r>
+    </w:p>
+    <w:p>
+      <w:pPr>
+        <w:ind w:left="360" w:firstLine="348"/>
+        <w:rPr>
+          <w:lang w:val="es-ES"/>
+        </w:rPr>
+      </w:pPr>
+      <w:r>
+        <w:rPr>
+          <w:b/>
+          <w:bCs/>
+          <w:lang w:val="es-ES"/>
+        </w:rPr>
+        <w:t>Criterios de aceptación:</w:t>
+      </w:r>
+    </w:p>
+    <w:p>
+      <w:pPr>
+        <w:pStyle w:val="Prrafodelista"/>
+        <w:numPr>
+          <w:ilvl w:val="0"/>
+          <w:numId w:val="7"/>
+        </w:numPr>
+        <w:rPr>
+          <w:lang w:val="es-ES"/>
+        </w:rPr>
+      </w:pPr>
+      <w:r>
+        <w:rPr>
+          <w:lang w:val="es-ES"/>
+        </w:rPr>
+        <w:t>Todas las acciones importantes deben registrase</w:t>
+      </w:r>
+    </w:p>
+    <w:p>
+      <w:pPr>
+        <w:pStyle w:val="Prrafodelista"/>
+        <w:numPr>
+          <w:ilvl w:val="0"/>
+          <w:numId w:val="7"/>
+        </w:numPr>
+        <w:rPr>
+          <w:lang w:val="es-ES"/>
+        </w:rPr>
+      </w:pPr>
+      <w:r>
+        <w:rPr>
+          <w:lang w:val="es-ES"/>
+        </w:rPr>
+        <w:t xml:space="preserve">El sistema debe almacenar fecha y acción </w:t>
+      </w:r>
+    </w:p>
+    <w:p>
+      <w:pPr>
+        <w:pStyle w:val="Prrafodelista"/>
+        <w:numPr>
+          <w:ilvl w:val="0"/>
+          <w:numId w:val="7"/>
+        </w:numPr>
+        <w:rPr>
+          <w:lang w:val="es-ES"/>
+        </w:rPr>
+      </w:pPr>
+      <w:r>
+        <w:rPr>
+          <w:lang w:val="es-ES"/>
+        </w:rPr>
+        <w:t>Debe existir una única instancia del sistema de logs</w:t>
+      </w:r>
+    </w:p>
+    <w:p>
+      <w:pPr>
+        <w:ind w:left="720"/>
+        <w:rPr>
+          <w:lang w:val="es-ES"/>
+        </w:rPr>
+      </w:pPr>
+    </w:p>
+    <w:p>
+      <w:pPr>
+        <w:ind w:left="720"/>
+        <w:rPr>
+          <w:b/>
+          <w:bCs/>
+          <w:lang w:val="es-ES"/>
+        </w:rPr>
+      </w:pPr>
+      <w:r>
+        <w:rPr>
+          <w:b/>
+          <w:bCs/>
+          <w:lang w:val="es-ES"/>
+        </w:rPr>
+        <w:t>Casos de prueba:</w:t>
+      </w:r>
+    </w:p>
+    <w:p>
+      <w:pPr>
+        <w:pStyle w:val="Prrafodelista"/>
+        <w:numPr>
+          <w:ilvl w:val="0"/>
+          <w:numId w:val="7"/>
+        </w:numPr>
+        <w:rPr>
+          <w:b/>
+          <w:bCs/>
+          <w:lang w:val="es-ES"/>
+        </w:rPr>
+      </w:pPr>
+      <w:r>
+        <w:rPr>
+          <w:lang w:val="es-ES"/>
+        </w:rPr>
+        <w:t>Registrar acción:</w:t>
+      </w:r>
+    </w:p>
+    <w:p>
+      <w:pPr>
+        <w:pStyle w:val="Prrafodelista"/>
+        <w:numPr>
+          <w:ilvl w:val="0"/>
+          <w:numId w:val="32"/>
+        </w:numPr>
+        <w:rPr>
+          <w:b/>
+          <w:bCs/>
+          <w:lang w:val="es-ES"/>
+        </w:rPr>
+      </w:pPr>
+      <w:r>
+        <w:rPr>
+          <w:lang w:val="es-ES"/>
+        </w:rPr>
+        <w:t>Crear pedido</w:t>
+      </w:r>
+    </w:p>
+    <w:p>
+      <w:pPr>
+        <w:ind w:left="1416"/>
+        <w:rPr>
+          <w:lang w:val="es-ES"/>
+        </w:rPr>
+      </w:pPr>
+      <w:r>
+        <w:rPr>
+          <w:lang w:val="es-ES"/>
+        </w:rPr>
+        <w:t>Resultado esperado: El log muestra pedido creado</w:t>
+      </w:r>
+    </w:p>
+    <w:p>
+      <w:pPr>
+        <w:ind w:left="1416"/>
+        <w:rPr>
+          <w:lang w:val="es-ES"/>
+        </w:rPr>
+      </w:pPr>
+    </w:p>
+    <w:p>
+      <w:pPr>
+        <w:pStyle w:val="Prrafodelista"/>
+        <w:numPr>
+          <w:ilvl w:val="0"/>
+          <w:numId w:val="31"/>
+        </w:numPr>
+        <w:rPr>
+          <w:lang w:val="es-ES"/>
+        </w:rPr>
+      </w:pPr>
+      <w:r>
+        <w:rPr>
+          <w:b/>
+          <w:bCs/>
+          <w:lang w:val="es-ES"/>
+        </w:rPr>
+        <w:t>Consultar registros</w:t>
+      </w:r>
+    </w:p>
+    <w:p>
+      <w:pPr>
+        <w:pStyle w:val="Prrafodelista"/>
+        <w:rPr>
+          <w:lang w:val="es-ES"/>
+        </w:rPr>
+      </w:pPr>
+      <w:r>
+        <w:rPr>
+          <w:b/>
+          <w:bCs/>
+          <w:lang w:val="es-ES"/>
+        </w:rPr>
+        <w:t>Criterios de aceptación:</w:t>
+      </w:r>
+    </w:p>
+    <w:p>
+      <w:pPr>
+        <w:pStyle w:val="Prrafodelista"/>
+        <w:numPr>
+          <w:ilvl w:val="0"/>
+          <w:numId w:val="7"/>
+        </w:numPr>
+        <w:rPr>
+          <w:lang w:val="es-ES"/>
+        </w:rPr>
+      </w:pPr>
+      <w:r>
+        <w:rPr>
+          <w:lang w:val="es-ES"/>
+        </w:rPr>
+        <w:t>El administrador puede consultar el historial de acciones.</w:t>
+      </w:r>
+    </w:p>
+    <w:p>
+      <w:pPr>
+        <w:pStyle w:val="Prrafodelista"/>
+        <w:numPr>
+          <w:ilvl w:val="0"/>
+          <w:numId w:val="7"/>
+        </w:numPr>
+        <w:rPr>
+          <w:lang w:val="es-ES"/>
+        </w:rPr>
+      </w:pPr>
+      <w:r>
+        <w:t>Los registros deben mostrar fecha y acción.</w:t>
+      </w:r>
+    </w:p>
+    <w:p>
+      <w:pPr>
+        <w:ind w:left="720"/>
+        <w:rPr>
+          <w:lang w:val="es-ES"/>
+        </w:rPr>
+      </w:pPr>
+    </w:p>
+    <w:p>
+      <w:pPr>
+        <w:ind w:left="720"/>
+        <w:rPr>
+          <w:b/>
+          <w:bCs/>
+          <w:lang w:val="es-ES"/>
+        </w:rPr>
+      </w:pPr>
+      <w:r>
+        <w:rPr>
+          <w:b/>
+          <w:bCs/>
+          <w:lang w:val="es-ES"/>
+        </w:rPr>
+        <w:t>Casos de prueba:</w:t>
+      </w:r>
+    </w:p>
+    <w:p>
+      <w:pPr>
+        <w:pStyle w:val="Prrafodelista"/>
+        <w:numPr>
+          <w:ilvl w:val="0"/>
+          <w:numId w:val="7"/>
+        </w:numPr>
+        <w:rPr>
+          <w:b/>
+          <w:bCs/>
+          <w:lang w:val="es-ES"/>
+        </w:rPr>
+      </w:pPr>
+      <w:r>
+        <w:rPr>
+          <w:lang w:val="es-ES"/>
+        </w:rPr>
+        <w:t>Consultar</w:t>
+      </w:r>
+      <w:r>
+        <w:rPr>
+          <w:b/>
+          <w:bCs/>
+          <w:lang w:val="es-ES"/>
+        </w:rPr>
+        <w:t xml:space="preserve"> </w:t>
+      </w:r>
+      <w:r>
+        <w:rPr>
+          <w:lang w:val="es-ES"/>
+        </w:rPr>
+        <w:t>logs</w:t>
+      </w:r>
+      <w:r>
+        <w:rPr>
+          <w:lang w:val="es-ES"/>
+        </w:rPr>
+        <w:t>:</w:t>
+      </w:r>
+    </w:p>
+    <w:p>
+      <w:pPr>
+        <w:pStyle w:val="Prrafodelista"/>
+        <w:numPr>
+          <w:ilvl w:val="0"/>
+          <w:numId w:val="33"/>
+        </w:numPr>
+        <w:rPr>
+          <w:lang w:val="es-ES"/>
+        </w:rPr>
+      </w:pPr>
+      <w:r>
+        <w:rPr>
+          <w:lang w:val="es-ES"/>
+        </w:rPr>
+        <w:t>Acceder al menú de logs.</w:t>
+      </w:r>
+    </w:p>
+    <w:p>
+      <w:pPr>
+        <w:ind w:left="1416"/>
+        <w:rPr>
+          <w:lang w:val="es-ES"/>
+        </w:rPr>
+      </w:pPr>
+      <w:r>
+        <w:rPr>
+          <w:lang w:val="es-ES"/>
+        </w:rPr>
+        <w:t>Resultado esperado: El sistema muestra el historial</w:t>
+      </w:r>
+    </w:p>
+    <w:p>
+      <w:pPr>
+        <w:ind w:left="720"/>
+        <w:rPr>
+          <w:lang w:val="es-ES"/>
+        </w:rPr>
+      </w:pPr>
+    </w:p>
+    <w:p>
+      <w:pPr>
+        <w:ind w:left="720"/>
+        <w:rPr>
+          <w:lang w:val="es-ES"/>
+        </w:rPr>
+      </w:pPr>
+    </w:p>
+    <w:p>
+      <w:pPr>
+        <w:ind w:left="720"/>
+        <w:rPr>
+          <w:lang w:val="es-ES"/>
+        </w:rPr>
+      </w:pPr>
+    </w:p>
+    <w:p>
+      <w:pPr>
+        <w:rPr>
+          <w:lang w:val="es-ES"/>
+        </w:rPr>
+      </w:pPr>
+    </w:p>
+    <w:p>
+      <w:pPr>
+        <w:rPr>
+          <w:lang w:val="es-ES"/>
+        </w:rPr>
+      </w:pPr>
+    </w:p>
+    <w:p>
+      <w:pPr>
+        <w:ind w:left="360"/>
+        <w:rPr>
+          <w:lang w:val="es-ES"/>
+        </w:rPr>
+      </w:pPr>
+    </w:p>
+    <w:p>
+      <w:pPr>
+        <w:ind w:left="720"/>
+        <w:rPr>
+          <w:lang w:val="es-ES"/>
+        </w:rPr>
+      </w:pPr>
+    </w:p>
+    <w:p>
+      <w:pPr>
+        <w:ind w:left="360"/>
+        <w:rPr>
+          <w:lang w:val="es-ES"/>
+        </w:rPr>
+      </w:pPr>
+    </w:p>
+    <w:p>
+      <w:pPr>
+        <w:ind w:left="720"/>
+        <w:rPr>
+          <w:lang w:val="es-ES"/>
+        </w:rPr>
+      </w:pPr>
+    </w:p>
+    <w:p>
+      <w:pPr>
+        <w:rPr>
+          <w:lang w:val="es-ES"/>
+        </w:rPr>
+      </w:pPr>
+    </w:p>
+    <w:p>
+      <w:pPr>
+        <w:ind w:left="360"/>
+        <w:rPr>
+          <w:lang w:val="es-ES"/>
+        </w:rPr>
+      </w:pPr>
+    </w:p>
+    <w:p>
+      <w:pPr>
+        <w:rPr>
+          <w:b/>
+          <w:bCs/>
+          <w:lang w:val="es-ES"/>
+        </w:rPr>
+      </w:pPr>
+      <w:r>
+        <w:rPr>
+          <w:b/>
+          <w:bCs/>
+          <w:lang w:val="es-ES"/>
+        </w:rPr>
+        <w:t xml:space="preserve"> </w:t>
+      </w:r>
+    </w:p>
+    <w:p>
+      <w:pPr>
+        <w:rPr>
+          <w:b/>
+          <w:bCs/>
+          <w:lang w:val="es-ES"/>
+        </w:rPr>
+      </w:pPr>
+    </w:p>
+    <w:p>
+      <w:pPr>
+        <w:rPr>
+          <w:b/>
+          <w:bCs/>
+          <w:lang w:val="es-ES"/>
+        </w:rPr>
+      </w:pPr>
+    </w:p>
+    <w:p>
+      <w:pPr>
+        <w:rPr>
+          <w:b/>
+          <w:bCs/>
+          <w:lang w:val="es-ES"/>
+        </w:rPr>
+      </w:pPr>
+    </w:p>
+    <w:p>
+      <w:pPr>
+        <w:ind w:left="720"/>
+        <w:rPr>
+          <w:b/>
+          <w:bCs/>
+          <w:lang w:val="es-ES"/>
+        </w:rPr>
+      </w:pPr>
+    </w:p>
+    <w:p>
+      <w:pPr>
+        <w:ind w:left="1416"/>
+        <w:rPr>
+          <w:lang w:val="es-ES"/>
+        </w:rPr>
+      </w:pPr>
+    </w:p>
+    <w:p>
+      <w:pPr>
+        <w:ind w:left="1416"/>
+        <w:rPr>
+          <w:lang w:val="es-ES"/>
+        </w:rPr>
+      </w:pPr>
+    </w:p>
+    <w:p>
+      <w:pPr>
+        <w:ind w:left="720"/>
+        <w:rPr>
+          <w:b/>
+          <w:bCs/>
+          <w:lang w:val="es-ES"/>
+        </w:rPr>
+      </w:pPr>
+    </w:p>
+    <w:p>
+      <w:pPr>
+        <w:ind w:left="720"/>
         <w:rPr>
           <w:b/>
           <w:bCs/>
@@ -529,6 +4035,747 @@
 <file path=word/numbering.xml><?xml version="1.0" encoding="utf-8"?>
 <w:numbering xmlns:wpc="http://schemas.microsoft.com/office/word/2010/wordprocessingCanvas" xmlns:cx="http://schemas.microsoft.com/office/drawing/2014/chartex" xmlns:cx1="http://schemas.microsoft.com/office/drawing/2015/9/8/chartex" xmlns:cx2="http://schemas.microsoft.com/office/drawing/2015/10/21/chartex" xmlns:cx3="http://schemas.microsoft.com/office/drawing/2016/5/9/chartex" xmlns:cx4="http://schemas.microsoft.com/office/drawing/2016/5/10/chartex" xmlns:cx5="http://schemas.microsoft.com/office/drawing/2016/5/11/chartex" xmlns:cx6="http://schemas.microsoft.com/office/drawing/2016/5/12/chartex" xmlns:cx7="http://schemas.microsoft.com/office/drawing/2016/5/13/chartex" xmlns:cx8="http://schemas.microsoft.com/office/drawing/2016/5/14/chartex" xmlns:mc="http://schemas.openxmlformats.org/markup-compatibility/2006" xmlns:aink="http://schemas.microsoft.com/office/drawing/2016/ink" xmlns:am3d="http://schemas.microsoft.com/office/drawing/2017/model3d" xmlns:o="urn:schemas-microsoft-com:office:office" xmlns:oel="http://schemas.microsoft.com/office/2019/extlst" xmlns:r="http://schemas.openxmlformats.org/officeDocument/2006/relationships" xmlns:m="http://schemas.openxmlformats.org/officeDocument/2006/math" xmlns:v="urn:schemas-microsoft-com:vml" xmlns:wp14="http://schemas.microsoft.com/office/word/2010/wordprocessingDrawing" xmlns:wp="http://schemas.openxmlformats.org/drawingml/2006/wordprocessingDrawing" xmlns:w10="urn:schemas-microsoft-com:office:word" xmlns:w="http://schemas.openxmlformats.org/wordprocessingml/2006/main" xmlns:w14="http://schemas.microsoft.com/office/word/2010/wordml" xmlns:w15="http://schemas.microsoft.com/office/word/2012/wordml" xmlns:w16cex="http://schemas.microsoft.com/office/word/2018/wordml/cex" xmlns:w16cid="http://schemas.microsoft.com/office/word/2016/wordml/cid" xmlns:w16="http://schemas.microsoft.com/office/word/2018/wordml" xmlns:w16du="http://schemas.microsoft.com/office/word/2023/wordml/word16du" xmlns:w16sdtdh="http://schemas.microsoft.com/office/word/2020/wordml/sdtdatahash" xmlns:w16sdtfl="http://schemas.microsoft.com/office/word/2024/wordml/sdtformatlock" xmlns:w16se="http://schemas.microsoft.com/office/word/2015/wordml/symex" xmlns:wpg="http://schemas.microsoft.com/office/word/2010/wordprocessingGroup" xmlns:wpi="http://schemas.microsoft.com/office/word/2010/wordprocessingInk" xmlns:wne="http://schemas.microsoft.com/office/word/2006/wordml" xmlns:wps="http://schemas.microsoft.com/office/word/2010/wordprocessingShape" mc:Ignorable="w14 w15 w16se w16cid w16 w16cex w16sdtdh w16sdtfl w16du wp14">
   <w:abstractNum w:abstractNumId="0" w15:restartNumberingAfterBreak="0">
+    <w:nsid w:val="01B93FEE"/>
+    <w:multiLevelType w:val="hybridMultilevel"/>
+    <w:tmpl w:val="AB989C20"/>
+    <w:lvl w:ilvl="0" w:tplc="E2DC9006">
+      <w:start w:val="1"/>
+      <w:numFmt w:val="bullet"/>
+      <w:lvlText w:val="-"/>
+      <w:lvlJc w:val="left"/>
+      <w:pPr>
+        <w:ind w:left="1080" w:hanging="360"/>
+      </w:pPr>
+      <w:rPr>
+        <w:rFonts w:ascii="Aptos" w:eastAsiaTheme="minorHAnsi" w:hAnsi="Aptos" w:cstheme="minorBidi" w:hint="default"/>
+      </w:rPr>
+    </w:lvl>
+    <w:lvl w:ilvl="1" w:tplc="240A0003" w:tentative="1">
+      <w:start w:val="1"/>
+      <w:numFmt w:val="bullet"/>
+      <w:lvlText w:val="o"/>
+      <w:lvlJc w:val="left"/>
+      <w:pPr>
+        <w:ind w:left="1800" w:hanging="360"/>
+      </w:pPr>
+      <w:rPr>
+        <w:rFonts w:ascii="Courier New" w:hAnsi="Courier New" w:cs="Courier New" w:hint="default"/>
+      </w:rPr>
+    </w:lvl>
+    <w:lvl w:ilvl="2" w:tplc="240A0005" w:tentative="1">
+      <w:start w:val="1"/>
+      <w:numFmt w:val="bullet"/>
+      <w:lvlText w:val=""/>
+      <w:lvlJc w:val="left"/>
+      <w:pPr>
+        <w:ind w:left="2520" w:hanging="360"/>
+      </w:pPr>
+      <w:rPr>
+        <w:rFonts w:ascii="Wingdings" w:hAnsi="Wingdings" w:hint="default"/>
+      </w:rPr>
+    </w:lvl>
+    <w:lvl w:ilvl="3" w:tplc="240A0001" w:tentative="1">
+      <w:start w:val="1"/>
+      <w:numFmt w:val="bullet"/>
+      <w:lvlText w:val=""/>
+      <w:lvlJc w:val="left"/>
+      <w:pPr>
+        <w:ind w:left="3240" w:hanging="360"/>
+      </w:pPr>
+      <w:rPr>
+        <w:rFonts w:ascii="Symbol" w:hAnsi="Symbol" w:hint="default"/>
+      </w:rPr>
+    </w:lvl>
+    <w:lvl w:ilvl="4" w:tplc="240A0003" w:tentative="1">
+      <w:start w:val="1"/>
+      <w:numFmt w:val="bullet"/>
+      <w:lvlText w:val="o"/>
+      <w:lvlJc w:val="left"/>
+      <w:pPr>
+        <w:ind w:left="3960" w:hanging="360"/>
+      </w:pPr>
+      <w:rPr>
+        <w:rFonts w:ascii="Courier New" w:hAnsi="Courier New" w:cs="Courier New" w:hint="default"/>
+      </w:rPr>
+    </w:lvl>
+    <w:lvl w:ilvl="5" w:tplc="240A0005" w:tentative="1">
+      <w:start w:val="1"/>
+      <w:numFmt w:val="bullet"/>
+      <w:lvlText w:val=""/>
+      <w:lvlJc w:val="left"/>
+      <w:pPr>
+        <w:ind w:left="4680" w:hanging="360"/>
+      </w:pPr>
+      <w:rPr>
+        <w:rFonts w:ascii="Wingdings" w:hAnsi="Wingdings" w:hint="default"/>
+      </w:rPr>
+    </w:lvl>
+    <w:lvl w:ilvl="6" w:tplc="240A0001" w:tentative="1">
+      <w:start w:val="1"/>
+      <w:numFmt w:val="bullet"/>
+      <w:lvlText w:val=""/>
+      <w:lvlJc w:val="left"/>
+      <w:pPr>
+        <w:ind w:left="5400" w:hanging="360"/>
+      </w:pPr>
+      <w:rPr>
+        <w:rFonts w:ascii="Symbol" w:hAnsi="Symbol" w:hint="default"/>
+      </w:rPr>
+    </w:lvl>
+    <w:lvl w:ilvl="7" w:tplc="240A0003" w:tentative="1">
+      <w:start w:val="1"/>
+      <w:numFmt w:val="bullet"/>
+      <w:lvlText w:val="o"/>
+      <w:lvlJc w:val="left"/>
+      <w:pPr>
+        <w:ind w:left="6120" w:hanging="360"/>
+      </w:pPr>
+      <w:rPr>
+        <w:rFonts w:ascii="Courier New" w:hAnsi="Courier New" w:cs="Courier New" w:hint="default"/>
+      </w:rPr>
+    </w:lvl>
+    <w:lvl w:ilvl="8" w:tplc="240A0005" w:tentative="1">
+      <w:start w:val="1"/>
+      <w:numFmt w:val="bullet"/>
+      <w:lvlText w:val=""/>
+      <w:lvlJc w:val="left"/>
+      <w:pPr>
+        <w:ind w:left="6840" w:hanging="360"/>
+      </w:pPr>
+      <w:rPr>
+        <w:rFonts w:ascii="Wingdings" w:hAnsi="Wingdings" w:hint="default"/>
+      </w:rPr>
+    </w:lvl>
+  </w:abstractNum>
+  <w:abstractNum w:abstractNumId="1" w15:restartNumberingAfterBreak="0">
+    <w:nsid w:val="036A37E6"/>
+    <w:multiLevelType w:val="hybridMultilevel"/>
+    <w:tmpl w:val="7D8A7FB6"/>
+    <w:lvl w:ilvl="0" w:tplc="D682E73C">
+      <w:start w:val="1"/>
+      <w:numFmt w:val="decimal"/>
+      <w:lvlText w:val="%1."/>
+      <w:lvlJc w:val="left"/>
+      <w:pPr>
+        <w:ind w:left="1776" w:hanging="360"/>
+      </w:pPr>
+      <w:rPr>
+        <w:rFonts w:hint="default"/>
+      </w:rPr>
+    </w:lvl>
+    <w:lvl w:ilvl="1" w:tplc="240A0019" w:tentative="1">
+      <w:start w:val="1"/>
+      <w:numFmt w:val="lowerLetter"/>
+      <w:lvlText w:val="%2."/>
+      <w:lvlJc w:val="left"/>
+      <w:pPr>
+        <w:ind w:left="2496" w:hanging="360"/>
+      </w:pPr>
+    </w:lvl>
+    <w:lvl w:ilvl="2" w:tplc="240A001B" w:tentative="1">
+      <w:start w:val="1"/>
+      <w:numFmt w:val="lowerRoman"/>
+      <w:lvlText w:val="%3."/>
+      <w:lvlJc w:val="right"/>
+      <w:pPr>
+        <w:ind w:left="3216" w:hanging="180"/>
+      </w:pPr>
+    </w:lvl>
+    <w:lvl w:ilvl="3" w:tplc="240A000F" w:tentative="1">
+      <w:start w:val="1"/>
+      <w:numFmt w:val="decimal"/>
+      <w:lvlText w:val="%4."/>
+      <w:lvlJc w:val="left"/>
+      <w:pPr>
+        <w:ind w:left="3936" w:hanging="360"/>
+      </w:pPr>
+    </w:lvl>
+    <w:lvl w:ilvl="4" w:tplc="240A0019" w:tentative="1">
+      <w:start w:val="1"/>
+      <w:numFmt w:val="lowerLetter"/>
+      <w:lvlText w:val="%5."/>
+      <w:lvlJc w:val="left"/>
+      <w:pPr>
+        <w:ind w:left="4656" w:hanging="360"/>
+      </w:pPr>
+    </w:lvl>
+    <w:lvl w:ilvl="5" w:tplc="240A001B" w:tentative="1">
+      <w:start w:val="1"/>
+      <w:numFmt w:val="lowerRoman"/>
+      <w:lvlText w:val="%6."/>
+      <w:lvlJc w:val="right"/>
+      <w:pPr>
+        <w:ind w:left="5376" w:hanging="180"/>
+      </w:pPr>
+    </w:lvl>
+    <w:lvl w:ilvl="6" w:tplc="240A000F" w:tentative="1">
+      <w:start w:val="1"/>
+      <w:numFmt w:val="decimal"/>
+      <w:lvlText w:val="%7."/>
+      <w:lvlJc w:val="left"/>
+      <w:pPr>
+        <w:ind w:left="6096" w:hanging="360"/>
+      </w:pPr>
+    </w:lvl>
+    <w:lvl w:ilvl="7" w:tplc="240A0019" w:tentative="1">
+      <w:start w:val="1"/>
+      <w:numFmt w:val="lowerLetter"/>
+      <w:lvlText w:val="%8."/>
+      <w:lvlJc w:val="left"/>
+      <w:pPr>
+        <w:ind w:left="6816" w:hanging="360"/>
+      </w:pPr>
+    </w:lvl>
+    <w:lvl w:ilvl="8" w:tplc="240A001B" w:tentative="1">
+      <w:start w:val="1"/>
+      <w:numFmt w:val="lowerRoman"/>
+      <w:lvlText w:val="%9."/>
+      <w:lvlJc w:val="right"/>
+      <w:pPr>
+        <w:ind w:left="7536" w:hanging="180"/>
+      </w:pPr>
+    </w:lvl>
+  </w:abstractNum>
+  <w:abstractNum w:abstractNumId="2" w15:restartNumberingAfterBreak="0">
+    <w:nsid w:val="0A2F57B9"/>
+    <w:multiLevelType w:val="hybridMultilevel"/>
+    <w:tmpl w:val="D9144D86"/>
+    <w:lvl w:ilvl="0" w:tplc="7D328050">
+      <w:start w:val="1"/>
+      <w:numFmt w:val="decimal"/>
+      <w:lvlText w:val="%1."/>
+      <w:lvlJc w:val="left"/>
+      <w:pPr>
+        <w:ind w:left="1776" w:hanging="360"/>
+      </w:pPr>
+      <w:rPr>
+        <w:rFonts w:hint="default"/>
+        <w:b/>
+        <w:bCs/>
+      </w:rPr>
+    </w:lvl>
+    <w:lvl w:ilvl="1" w:tplc="240A0019" w:tentative="1">
+      <w:start w:val="1"/>
+      <w:numFmt w:val="lowerLetter"/>
+      <w:lvlText w:val="%2."/>
+      <w:lvlJc w:val="left"/>
+      <w:pPr>
+        <w:ind w:left="2496" w:hanging="360"/>
+      </w:pPr>
+    </w:lvl>
+    <w:lvl w:ilvl="2" w:tplc="240A001B" w:tentative="1">
+      <w:start w:val="1"/>
+      <w:numFmt w:val="lowerRoman"/>
+      <w:lvlText w:val="%3."/>
+      <w:lvlJc w:val="right"/>
+      <w:pPr>
+        <w:ind w:left="3216" w:hanging="180"/>
+      </w:pPr>
+    </w:lvl>
+    <w:lvl w:ilvl="3" w:tplc="240A000F" w:tentative="1">
+      <w:start w:val="1"/>
+      <w:numFmt w:val="decimal"/>
+      <w:lvlText w:val="%4."/>
+      <w:lvlJc w:val="left"/>
+      <w:pPr>
+        <w:ind w:left="3936" w:hanging="360"/>
+      </w:pPr>
+    </w:lvl>
+    <w:lvl w:ilvl="4" w:tplc="240A0019" w:tentative="1">
+      <w:start w:val="1"/>
+      <w:numFmt w:val="lowerLetter"/>
+      <w:lvlText w:val="%5."/>
+      <w:lvlJc w:val="left"/>
+      <w:pPr>
+        <w:ind w:left="4656" w:hanging="360"/>
+      </w:pPr>
+    </w:lvl>
+    <w:lvl w:ilvl="5" w:tplc="240A001B" w:tentative="1">
+      <w:start w:val="1"/>
+      <w:numFmt w:val="lowerRoman"/>
+      <w:lvlText w:val="%6."/>
+      <w:lvlJc w:val="right"/>
+      <w:pPr>
+        <w:ind w:left="5376" w:hanging="180"/>
+      </w:pPr>
+    </w:lvl>
+    <w:lvl w:ilvl="6" w:tplc="240A000F" w:tentative="1">
+      <w:start w:val="1"/>
+      <w:numFmt w:val="decimal"/>
+      <w:lvlText w:val="%7."/>
+      <w:lvlJc w:val="left"/>
+      <w:pPr>
+        <w:ind w:left="6096" w:hanging="360"/>
+      </w:pPr>
+    </w:lvl>
+    <w:lvl w:ilvl="7" w:tplc="240A0019" w:tentative="1">
+      <w:start w:val="1"/>
+      <w:numFmt w:val="lowerLetter"/>
+      <w:lvlText w:val="%8."/>
+      <w:lvlJc w:val="left"/>
+      <w:pPr>
+        <w:ind w:left="6816" w:hanging="360"/>
+      </w:pPr>
+    </w:lvl>
+    <w:lvl w:ilvl="8" w:tplc="240A001B" w:tentative="1">
+      <w:start w:val="1"/>
+      <w:numFmt w:val="lowerRoman"/>
+      <w:lvlText w:val="%9."/>
+      <w:lvlJc w:val="right"/>
+      <w:pPr>
+        <w:ind w:left="7536" w:hanging="180"/>
+      </w:pPr>
+    </w:lvl>
+  </w:abstractNum>
+  <w:abstractNum w:abstractNumId="3" w15:restartNumberingAfterBreak="0">
+    <w:nsid w:val="0D633A2E"/>
+    <w:multiLevelType w:val="hybridMultilevel"/>
+    <w:tmpl w:val="FF9457E6"/>
+    <w:lvl w:ilvl="0" w:tplc="F9FA7182">
+      <w:start w:val="1"/>
+      <w:numFmt w:val="decimal"/>
+      <w:lvlText w:val="%1."/>
+      <w:lvlJc w:val="left"/>
+      <w:pPr>
+        <w:ind w:left="1776" w:hanging="360"/>
+      </w:pPr>
+      <w:rPr>
+        <w:rFonts w:hint="default"/>
+      </w:rPr>
+    </w:lvl>
+    <w:lvl w:ilvl="1" w:tplc="240A0019" w:tentative="1">
+      <w:start w:val="1"/>
+      <w:numFmt w:val="lowerLetter"/>
+      <w:lvlText w:val="%2."/>
+      <w:lvlJc w:val="left"/>
+      <w:pPr>
+        <w:ind w:left="2496" w:hanging="360"/>
+      </w:pPr>
+    </w:lvl>
+    <w:lvl w:ilvl="2" w:tplc="240A001B" w:tentative="1">
+      <w:start w:val="1"/>
+      <w:numFmt w:val="lowerRoman"/>
+      <w:lvlText w:val="%3."/>
+      <w:lvlJc w:val="right"/>
+      <w:pPr>
+        <w:ind w:left="3216" w:hanging="180"/>
+      </w:pPr>
+    </w:lvl>
+    <w:lvl w:ilvl="3" w:tplc="240A000F" w:tentative="1">
+      <w:start w:val="1"/>
+      <w:numFmt w:val="decimal"/>
+      <w:lvlText w:val="%4."/>
+      <w:lvlJc w:val="left"/>
+      <w:pPr>
+        <w:ind w:left="3936" w:hanging="360"/>
+      </w:pPr>
+    </w:lvl>
+    <w:lvl w:ilvl="4" w:tplc="240A0019" w:tentative="1">
+      <w:start w:val="1"/>
+      <w:numFmt w:val="lowerLetter"/>
+      <w:lvlText w:val="%5."/>
+      <w:lvlJc w:val="left"/>
+      <w:pPr>
+        <w:ind w:left="4656" w:hanging="360"/>
+      </w:pPr>
+    </w:lvl>
+    <w:lvl w:ilvl="5" w:tplc="240A001B" w:tentative="1">
+      <w:start w:val="1"/>
+      <w:numFmt w:val="lowerRoman"/>
+      <w:lvlText w:val="%6."/>
+      <w:lvlJc w:val="right"/>
+      <w:pPr>
+        <w:ind w:left="5376" w:hanging="180"/>
+      </w:pPr>
+    </w:lvl>
+    <w:lvl w:ilvl="6" w:tplc="240A000F" w:tentative="1">
+      <w:start w:val="1"/>
+      <w:numFmt w:val="decimal"/>
+      <w:lvlText w:val="%7."/>
+      <w:lvlJc w:val="left"/>
+      <w:pPr>
+        <w:ind w:left="6096" w:hanging="360"/>
+      </w:pPr>
+    </w:lvl>
+    <w:lvl w:ilvl="7" w:tplc="240A0019" w:tentative="1">
+      <w:start w:val="1"/>
+      <w:numFmt w:val="lowerLetter"/>
+      <w:lvlText w:val="%8."/>
+      <w:lvlJc w:val="left"/>
+      <w:pPr>
+        <w:ind w:left="6816" w:hanging="360"/>
+      </w:pPr>
+    </w:lvl>
+    <w:lvl w:ilvl="8" w:tplc="240A001B" w:tentative="1">
+      <w:start w:val="1"/>
+      <w:numFmt w:val="lowerRoman"/>
+      <w:lvlText w:val="%9."/>
+      <w:lvlJc w:val="right"/>
+      <w:pPr>
+        <w:ind w:left="7536" w:hanging="180"/>
+      </w:pPr>
+    </w:lvl>
+  </w:abstractNum>
+  <w:abstractNum w:abstractNumId="4" w15:restartNumberingAfterBreak="0">
+    <w:nsid w:val="0EF469F2"/>
+    <w:multiLevelType w:val="hybridMultilevel"/>
+    <w:tmpl w:val="C310AF24"/>
+    <w:lvl w:ilvl="0" w:tplc="7B828A8C">
+      <w:start w:val="1"/>
+      <w:numFmt w:val="decimal"/>
+      <w:lvlText w:val="%1."/>
+      <w:lvlJc w:val="left"/>
+      <w:pPr>
+        <w:ind w:left="1776" w:hanging="360"/>
+      </w:pPr>
+      <w:rPr>
+        <w:rFonts w:hint="default"/>
+        <w:b/>
+        <w:bCs/>
+      </w:rPr>
+    </w:lvl>
+    <w:lvl w:ilvl="1" w:tplc="240A0019" w:tentative="1">
+      <w:start w:val="1"/>
+      <w:numFmt w:val="lowerLetter"/>
+      <w:lvlText w:val="%2."/>
+      <w:lvlJc w:val="left"/>
+      <w:pPr>
+        <w:ind w:left="2496" w:hanging="360"/>
+      </w:pPr>
+    </w:lvl>
+    <w:lvl w:ilvl="2" w:tplc="240A001B" w:tentative="1">
+      <w:start w:val="1"/>
+      <w:numFmt w:val="lowerRoman"/>
+      <w:lvlText w:val="%3."/>
+      <w:lvlJc w:val="right"/>
+      <w:pPr>
+        <w:ind w:left="3216" w:hanging="180"/>
+      </w:pPr>
+    </w:lvl>
+    <w:lvl w:ilvl="3" w:tplc="240A000F" w:tentative="1">
+      <w:start w:val="1"/>
+      <w:numFmt w:val="decimal"/>
+      <w:lvlText w:val="%4."/>
+      <w:lvlJc w:val="left"/>
+      <w:pPr>
+        <w:ind w:left="3936" w:hanging="360"/>
+      </w:pPr>
+    </w:lvl>
+    <w:lvl w:ilvl="4" w:tplc="240A0019" w:tentative="1">
+      <w:start w:val="1"/>
+      <w:numFmt w:val="lowerLetter"/>
+      <w:lvlText w:val="%5."/>
+      <w:lvlJc w:val="left"/>
+      <w:pPr>
+        <w:ind w:left="4656" w:hanging="360"/>
+      </w:pPr>
+    </w:lvl>
+    <w:lvl w:ilvl="5" w:tplc="240A001B" w:tentative="1">
+      <w:start w:val="1"/>
+      <w:numFmt w:val="lowerRoman"/>
+      <w:lvlText w:val="%6."/>
+      <w:lvlJc w:val="right"/>
+      <w:pPr>
+        <w:ind w:left="5376" w:hanging="180"/>
+      </w:pPr>
+    </w:lvl>
+    <w:lvl w:ilvl="6" w:tplc="240A000F" w:tentative="1">
+      <w:start w:val="1"/>
+      <w:numFmt w:val="decimal"/>
+      <w:lvlText w:val="%7."/>
+      <w:lvlJc w:val="left"/>
+      <w:pPr>
+        <w:ind w:left="6096" w:hanging="360"/>
+      </w:pPr>
+    </w:lvl>
+    <w:lvl w:ilvl="7" w:tplc="240A0019" w:tentative="1">
+      <w:start w:val="1"/>
+      <w:numFmt w:val="lowerLetter"/>
+      <w:lvlText w:val="%8."/>
+      <w:lvlJc w:val="left"/>
+      <w:pPr>
+        <w:ind w:left="6816" w:hanging="360"/>
+      </w:pPr>
+    </w:lvl>
+    <w:lvl w:ilvl="8" w:tplc="240A001B" w:tentative="1">
+      <w:start w:val="1"/>
+      <w:numFmt w:val="lowerRoman"/>
+      <w:lvlText w:val="%9."/>
+      <w:lvlJc w:val="right"/>
+      <w:pPr>
+        <w:ind w:left="7536" w:hanging="180"/>
+      </w:pPr>
+    </w:lvl>
+  </w:abstractNum>
+  <w:abstractNum w:abstractNumId="5" w15:restartNumberingAfterBreak="0">
+    <w:nsid w:val="0F7F1DF6"/>
+    <w:multiLevelType w:val="hybridMultilevel"/>
+    <w:tmpl w:val="23AE3746"/>
+    <w:lvl w:ilvl="0" w:tplc="9D94A29E">
+      <w:start w:val="1"/>
+      <w:numFmt w:val="decimal"/>
+      <w:lvlText w:val="%1."/>
+      <w:lvlJc w:val="left"/>
+      <w:pPr>
+        <w:ind w:left="1776" w:hanging="360"/>
+      </w:pPr>
+      <w:rPr>
+        <w:rFonts w:hint="default"/>
+        <w:b w:val="0"/>
+      </w:rPr>
+    </w:lvl>
+    <w:lvl w:ilvl="1" w:tplc="240A0019" w:tentative="1">
+      <w:start w:val="1"/>
+      <w:numFmt w:val="lowerLetter"/>
+      <w:lvlText w:val="%2."/>
+      <w:lvlJc w:val="left"/>
+      <w:pPr>
+        <w:ind w:left="2496" w:hanging="360"/>
+      </w:pPr>
+    </w:lvl>
+    <w:lvl w:ilvl="2" w:tplc="240A001B" w:tentative="1">
+      <w:start w:val="1"/>
+      <w:numFmt w:val="lowerRoman"/>
+      <w:lvlText w:val="%3."/>
+      <w:lvlJc w:val="right"/>
+      <w:pPr>
+        <w:ind w:left="3216" w:hanging="180"/>
+      </w:pPr>
+    </w:lvl>
+    <w:lvl w:ilvl="3" w:tplc="240A000F" w:tentative="1">
+      <w:start w:val="1"/>
+      <w:numFmt w:val="decimal"/>
+      <w:lvlText w:val="%4."/>
+      <w:lvlJc w:val="left"/>
+      <w:pPr>
+        <w:ind w:left="3936" w:hanging="360"/>
+      </w:pPr>
+    </w:lvl>
+    <w:lvl w:ilvl="4" w:tplc="240A0019" w:tentative="1">
+      <w:start w:val="1"/>
+      <w:numFmt w:val="lowerLetter"/>
+      <w:lvlText w:val="%5."/>
+      <w:lvlJc w:val="left"/>
+      <w:pPr>
+        <w:ind w:left="4656" w:hanging="360"/>
+      </w:pPr>
+    </w:lvl>
+    <w:lvl w:ilvl="5" w:tplc="240A001B" w:tentative="1">
+      <w:start w:val="1"/>
+      <w:numFmt w:val="lowerRoman"/>
+      <w:lvlText w:val="%6."/>
+      <w:lvlJc w:val="right"/>
+      <w:pPr>
+        <w:ind w:left="5376" w:hanging="180"/>
+      </w:pPr>
+    </w:lvl>
+    <w:lvl w:ilvl="6" w:tplc="240A000F" w:tentative="1">
+      <w:start w:val="1"/>
+      <w:numFmt w:val="decimal"/>
+      <w:lvlText w:val="%7."/>
+      <w:lvlJc w:val="left"/>
+      <w:pPr>
+        <w:ind w:left="6096" w:hanging="360"/>
+      </w:pPr>
+    </w:lvl>
+    <w:lvl w:ilvl="7" w:tplc="240A0019" w:tentative="1">
+      <w:start w:val="1"/>
+      <w:numFmt w:val="lowerLetter"/>
+      <w:lvlText w:val="%8."/>
+      <w:lvlJc w:val="left"/>
+      <w:pPr>
+        <w:ind w:left="6816" w:hanging="360"/>
+      </w:pPr>
+    </w:lvl>
+    <w:lvl w:ilvl="8" w:tplc="240A001B" w:tentative="1">
+      <w:start w:val="1"/>
+      <w:numFmt w:val="lowerRoman"/>
+      <w:lvlText w:val="%9."/>
+      <w:lvlJc w:val="right"/>
+      <w:pPr>
+        <w:ind w:left="7536" w:hanging="180"/>
+      </w:pPr>
+    </w:lvl>
+  </w:abstractNum>
+  <w:abstractNum w:abstractNumId="6" w15:restartNumberingAfterBreak="0">
+    <w:nsid w:val="11011902"/>
+    <w:multiLevelType w:val="hybridMultilevel"/>
+    <w:tmpl w:val="198EBA00"/>
+    <w:lvl w:ilvl="0" w:tplc="EECA4436">
+      <w:start w:val="1"/>
+      <w:numFmt w:val="decimal"/>
+      <w:lvlText w:val="%1."/>
+      <w:lvlJc w:val="left"/>
+      <w:pPr>
+        <w:ind w:left="1440" w:hanging="360"/>
+      </w:pPr>
+      <w:rPr>
+        <w:rFonts w:hint="default"/>
+      </w:rPr>
+    </w:lvl>
+    <w:lvl w:ilvl="1" w:tplc="240A0019" w:tentative="1">
+      <w:start w:val="1"/>
+      <w:numFmt w:val="lowerLetter"/>
+      <w:lvlText w:val="%2."/>
+      <w:lvlJc w:val="left"/>
+      <w:pPr>
+        <w:ind w:left="2160" w:hanging="360"/>
+      </w:pPr>
+    </w:lvl>
+    <w:lvl w:ilvl="2" w:tplc="240A001B" w:tentative="1">
+      <w:start w:val="1"/>
+      <w:numFmt w:val="lowerRoman"/>
+      <w:lvlText w:val="%3."/>
+      <w:lvlJc w:val="right"/>
+      <w:pPr>
+        <w:ind w:left="2880" w:hanging="180"/>
+      </w:pPr>
+    </w:lvl>
+    <w:lvl w:ilvl="3" w:tplc="240A000F" w:tentative="1">
+      <w:start w:val="1"/>
+      <w:numFmt w:val="decimal"/>
+      <w:lvlText w:val="%4."/>
+      <w:lvlJc w:val="left"/>
+      <w:pPr>
+        <w:ind w:left="3600" w:hanging="360"/>
+      </w:pPr>
+    </w:lvl>
+    <w:lvl w:ilvl="4" w:tplc="240A0019" w:tentative="1">
+      <w:start w:val="1"/>
+      <w:numFmt w:val="lowerLetter"/>
+      <w:lvlText w:val="%5."/>
+      <w:lvlJc w:val="left"/>
+      <w:pPr>
+        <w:ind w:left="4320" w:hanging="360"/>
+      </w:pPr>
+    </w:lvl>
+    <w:lvl w:ilvl="5" w:tplc="240A001B" w:tentative="1">
+      <w:start w:val="1"/>
+      <w:numFmt w:val="lowerRoman"/>
+      <w:lvlText w:val="%6."/>
+      <w:lvlJc w:val="right"/>
+      <w:pPr>
+        <w:ind w:left="5040" w:hanging="180"/>
+      </w:pPr>
+    </w:lvl>
+    <w:lvl w:ilvl="6" w:tplc="240A000F" w:tentative="1">
+      <w:start w:val="1"/>
+      <w:numFmt w:val="decimal"/>
+      <w:lvlText w:val="%7."/>
+      <w:lvlJc w:val="left"/>
+      <w:pPr>
+        <w:ind w:left="5760" w:hanging="360"/>
+      </w:pPr>
+    </w:lvl>
+    <w:lvl w:ilvl="7" w:tplc="240A0019" w:tentative="1">
+      <w:start w:val="1"/>
+      <w:numFmt w:val="lowerLetter"/>
+      <w:lvlText w:val="%8."/>
+      <w:lvlJc w:val="left"/>
+      <w:pPr>
+        <w:ind w:left="6480" w:hanging="360"/>
+      </w:pPr>
+    </w:lvl>
+    <w:lvl w:ilvl="8" w:tplc="240A001B" w:tentative="1">
+      <w:start w:val="1"/>
+      <w:numFmt w:val="lowerRoman"/>
+      <w:lvlText w:val="%9."/>
+      <w:lvlJc w:val="right"/>
+      <w:pPr>
+        <w:ind w:left="7200" w:hanging="180"/>
+      </w:pPr>
+    </w:lvl>
+  </w:abstractNum>
+  <w:abstractNum w:abstractNumId="7" w15:restartNumberingAfterBreak="0">
+    <w:nsid w:val="11EA5F98"/>
+    <w:multiLevelType w:val="hybridMultilevel"/>
+    <w:tmpl w:val="AFE8EB9A"/>
+    <w:lvl w:ilvl="0" w:tplc="7C22C164">
+      <w:start w:val="1"/>
+      <w:numFmt w:val="decimal"/>
+      <w:lvlText w:val="%1."/>
+      <w:lvlJc w:val="left"/>
+      <w:pPr>
+        <w:ind w:left="1776" w:hanging="360"/>
+      </w:pPr>
+      <w:rPr>
+        <w:rFonts w:hint="default"/>
+      </w:rPr>
+    </w:lvl>
+    <w:lvl w:ilvl="1" w:tplc="240A0019" w:tentative="1">
+      <w:start w:val="1"/>
+      <w:numFmt w:val="lowerLetter"/>
+      <w:lvlText w:val="%2."/>
+      <w:lvlJc w:val="left"/>
+      <w:pPr>
+        <w:ind w:left="2496" w:hanging="360"/>
+      </w:pPr>
+    </w:lvl>
+    <w:lvl w:ilvl="2" w:tplc="240A001B" w:tentative="1">
+      <w:start w:val="1"/>
+      <w:numFmt w:val="lowerRoman"/>
+      <w:lvlText w:val="%3."/>
+      <w:lvlJc w:val="right"/>
+      <w:pPr>
+        <w:ind w:left="3216" w:hanging="180"/>
+      </w:pPr>
+    </w:lvl>
+    <w:lvl w:ilvl="3" w:tplc="240A000F" w:tentative="1">
+      <w:start w:val="1"/>
+      <w:numFmt w:val="decimal"/>
+      <w:lvlText w:val="%4."/>
+      <w:lvlJc w:val="left"/>
+      <w:pPr>
+        <w:ind w:left="3936" w:hanging="360"/>
+      </w:pPr>
+    </w:lvl>
+    <w:lvl w:ilvl="4" w:tplc="240A0019" w:tentative="1">
+      <w:start w:val="1"/>
+      <w:numFmt w:val="lowerLetter"/>
+      <w:lvlText w:val="%5."/>
+      <w:lvlJc w:val="left"/>
+      <w:pPr>
+        <w:ind w:left="4656" w:hanging="360"/>
+      </w:pPr>
+    </w:lvl>
+    <w:lvl w:ilvl="5" w:tplc="240A001B" w:tentative="1">
+      <w:start w:val="1"/>
+      <w:numFmt w:val="lowerRoman"/>
+      <w:lvlText w:val="%6."/>
+      <w:lvlJc w:val="right"/>
+      <w:pPr>
+        <w:ind w:left="5376" w:hanging="180"/>
+      </w:pPr>
+    </w:lvl>
+    <w:lvl w:ilvl="6" w:tplc="240A000F" w:tentative="1">
+      <w:start w:val="1"/>
+      <w:numFmt w:val="decimal"/>
+      <w:lvlText w:val="%7."/>
+      <w:lvlJc w:val="left"/>
+      <w:pPr>
+        <w:ind w:left="6096" w:hanging="360"/>
+      </w:pPr>
+    </w:lvl>
+    <w:lvl w:ilvl="7" w:tplc="240A0019" w:tentative="1">
+      <w:start w:val="1"/>
+      <w:numFmt w:val="lowerLetter"/>
+      <w:lvlText w:val="%8."/>
+      <w:lvlJc w:val="left"/>
+      <w:pPr>
+        <w:ind w:left="6816" w:hanging="360"/>
+      </w:pPr>
+    </w:lvl>
+    <w:lvl w:ilvl="8" w:tplc="240A001B" w:tentative="1">
+      <w:start w:val="1"/>
+      <w:numFmt w:val="lowerRoman"/>
+      <w:lvlText w:val="%9."/>
+      <w:lvlJc w:val="right"/>
+      <w:pPr>
+        <w:ind w:left="7536" w:hanging="180"/>
+      </w:pPr>
+    </w:lvl>
+  </w:abstractNum>
+  <w:abstractNum w:abstractNumId="8" w15:restartNumberingAfterBreak="0">
     <w:nsid w:val="198111CF"/>
     <w:multiLevelType w:val="hybridMultilevel"/>
     <w:tmpl w:val="B8C4CE04"/>
@@ -618,7 +4865,1282 @@
       </w:pPr>
     </w:lvl>
   </w:abstractNum>
-  <w:abstractNum w:abstractNumId="1" w15:restartNumberingAfterBreak="0">
+  <w:abstractNum w:abstractNumId="9" w15:restartNumberingAfterBreak="0">
+    <w:nsid w:val="1E4D3160"/>
+    <w:multiLevelType w:val="hybridMultilevel"/>
+    <w:tmpl w:val="9F96C3FA"/>
+    <w:lvl w:ilvl="0" w:tplc="48C870FA">
+      <w:start w:val="1"/>
+      <w:numFmt w:val="decimal"/>
+      <w:lvlText w:val="%1."/>
+      <w:lvlJc w:val="left"/>
+      <w:pPr>
+        <w:ind w:left="1440" w:hanging="360"/>
+      </w:pPr>
+      <w:rPr>
+        <w:rFonts w:hint="default"/>
+      </w:rPr>
+    </w:lvl>
+    <w:lvl w:ilvl="1" w:tplc="240A0019" w:tentative="1">
+      <w:start w:val="1"/>
+      <w:numFmt w:val="lowerLetter"/>
+      <w:lvlText w:val="%2."/>
+      <w:lvlJc w:val="left"/>
+      <w:pPr>
+        <w:ind w:left="2160" w:hanging="360"/>
+      </w:pPr>
+    </w:lvl>
+    <w:lvl w:ilvl="2" w:tplc="240A001B" w:tentative="1">
+      <w:start w:val="1"/>
+      <w:numFmt w:val="lowerRoman"/>
+      <w:lvlText w:val="%3."/>
+      <w:lvlJc w:val="right"/>
+      <w:pPr>
+        <w:ind w:left="2880" w:hanging="180"/>
+      </w:pPr>
+    </w:lvl>
+    <w:lvl w:ilvl="3" w:tplc="240A000F" w:tentative="1">
+      <w:start w:val="1"/>
+      <w:numFmt w:val="decimal"/>
+      <w:lvlText w:val="%4."/>
+      <w:lvlJc w:val="left"/>
+      <w:pPr>
+        <w:ind w:left="3600" w:hanging="360"/>
+      </w:pPr>
+    </w:lvl>
+    <w:lvl w:ilvl="4" w:tplc="240A0019" w:tentative="1">
+      <w:start w:val="1"/>
+      <w:numFmt w:val="lowerLetter"/>
+      <w:lvlText w:val="%5."/>
+      <w:lvlJc w:val="left"/>
+      <w:pPr>
+        <w:ind w:left="4320" w:hanging="360"/>
+      </w:pPr>
+    </w:lvl>
+    <w:lvl w:ilvl="5" w:tplc="240A001B" w:tentative="1">
+      <w:start w:val="1"/>
+      <w:numFmt w:val="lowerRoman"/>
+      <w:lvlText w:val="%6."/>
+      <w:lvlJc w:val="right"/>
+      <w:pPr>
+        <w:ind w:left="5040" w:hanging="180"/>
+      </w:pPr>
+    </w:lvl>
+    <w:lvl w:ilvl="6" w:tplc="240A000F" w:tentative="1">
+      <w:start w:val="1"/>
+      <w:numFmt w:val="decimal"/>
+      <w:lvlText w:val="%7."/>
+      <w:lvlJc w:val="left"/>
+      <w:pPr>
+        <w:ind w:left="5760" w:hanging="360"/>
+      </w:pPr>
+    </w:lvl>
+    <w:lvl w:ilvl="7" w:tplc="240A0019" w:tentative="1">
+      <w:start w:val="1"/>
+      <w:numFmt w:val="lowerLetter"/>
+      <w:lvlText w:val="%8."/>
+      <w:lvlJc w:val="left"/>
+      <w:pPr>
+        <w:ind w:left="6480" w:hanging="360"/>
+      </w:pPr>
+    </w:lvl>
+    <w:lvl w:ilvl="8" w:tplc="240A001B" w:tentative="1">
+      <w:start w:val="1"/>
+      <w:numFmt w:val="lowerRoman"/>
+      <w:lvlText w:val="%9."/>
+      <w:lvlJc w:val="right"/>
+      <w:pPr>
+        <w:ind w:left="7200" w:hanging="180"/>
+      </w:pPr>
+    </w:lvl>
+  </w:abstractNum>
+  <w:abstractNum w:abstractNumId="10" w15:restartNumberingAfterBreak="0">
+    <w:nsid w:val="25C658F7"/>
+    <w:multiLevelType w:val="hybridMultilevel"/>
+    <w:tmpl w:val="EE420964"/>
+    <w:lvl w:ilvl="0" w:tplc="AD985416">
+      <w:start w:val="1"/>
+      <w:numFmt w:val="decimal"/>
+      <w:lvlText w:val="%1."/>
+      <w:lvlJc w:val="left"/>
+      <w:pPr>
+        <w:ind w:left="1440" w:hanging="360"/>
+      </w:pPr>
+      <w:rPr>
+        <w:rFonts w:hint="default"/>
+        <w:b/>
+        <w:bCs w:val="0"/>
+      </w:rPr>
+    </w:lvl>
+    <w:lvl w:ilvl="1" w:tplc="240A0019" w:tentative="1">
+      <w:start w:val="1"/>
+      <w:numFmt w:val="lowerLetter"/>
+      <w:lvlText w:val="%2."/>
+      <w:lvlJc w:val="left"/>
+      <w:pPr>
+        <w:ind w:left="2160" w:hanging="360"/>
+      </w:pPr>
+    </w:lvl>
+    <w:lvl w:ilvl="2" w:tplc="240A001B" w:tentative="1">
+      <w:start w:val="1"/>
+      <w:numFmt w:val="lowerRoman"/>
+      <w:lvlText w:val="%3."/>
+      <w:lvlJc w:val="right"/>
+      <w:pPr>
+        <w:ind w:left="2880" w:hanging="180"/>
+      </w:pPr>
+    </w:lvl>
+    <w:lvl w:ilvl="3" w:tplc="240A000F" w:tentative="1">
+      <w:start w:val="1"/>
+      <w:numFmt w:val="decimal"/>
+      <w:lvlText w:val="%4."/>
+      <w:lvlJc w:val="left"/>
+      <w:pPr>
+        <w:ind w:left="3600" w:hanging="360"/>
+      </w:pPr>
+    </w:lvl>
+    <w:lvl w:ilvl="4" w:tplc="240A0019" w:tentative="1">
+      <w:start w:val="1"/>
+      <w:numFmt w:val="lowerLetter"/>
+      <w:lvlText w:val="%5."/>
+      <w:lvlJc w:val="left"/>
+      <w:pPr>
+        <w:ind w:left="4320" w:hanging="360"/>
+      </w:pPr>
+    </w:lvl>
+    <w:lvl w:ilvl="5" w:tplc="240A001B" w:tentative="1">
+      <w:start w:val="1"/>
+      <w:numFmt w:val="lowerRoman"/>
+      <w:lvlText w:val="%6."/>
+      <w:lvlJc w:val="right"/>
+      <w:pPr>
+        <w:ind w:left="5040" w:hanging="180"/>
+      </w:pPr>
+    </w:lvl>
+    <w:lvl w:ilvl="6" w:tplc="240A000F" w:tentative="1">
+      <w:start w:val="1"/>
+      <w:numFmt w:val="decimal"/>
+      <w:lvlText w:val="%7."/>
+      <w:lvlJc w:val="left"/>
+      <w:pPr>
+        <w:ind w:left="5760" w:hanging="360"/>
+      </w:pPr>
+    </w:lvl>
+    <w:lvl w:ilvl="7" w:tplc="240A0019" w:tentative="1">
+      <w:start w:val="1"/>
+      <w:numFmt w:val="lowerLetter"/>
+      <w:lvlText w:val="%8."/>
+      <w:lvlJc w:val="left"/>
+      <w:pPr>
+        <w:ind w:left="6480" w:hanging="360"/>
+      </w:pPr>
+    </w:lvl>
+    <w:lvl w:ilvl="8" w:tplc="240A001B" w:tentative="1">
+      <w:start w:val="1"/>
+      <w:numFmt w:val="lowerRoman"/>
+      <w:lvlText w:val="%9."/>
+      <w:lvlJc w:val="right"/>
+      <w:pPr>
+        <w:ind w:left="7200" w:hanging="180"/>
+      </w:pPr>
+    </w:lvl>
+  </w:abstractNum>
+  <w:abstractNum w:abstractNumId="11" w15:restartNumberingAfterBreak="0">
+    <w:nsid w:val="26BF1F8C"/>
+    <w:multiLevelType w:val="hybridMultilevel"/>
+    <w:tmpl w:val="E5080404"/>
+    <w:lvl w:ilvl="0" w:tplc="C8948E6A">
+      <w:start w:val="1"/>
+      <w:numFmt w:val="decimal"/>
+      <w:lvlText w:val="%1."/>
+      <w:lvlJc w:val="left"/>
+      <w:pPr>
+        <w:ind w:left="1776" w:hanging="360"/>
+      </w:pPr>
+      <w:rPr>
+        <w:rFonts w:hint="default"/>
+        <w:b w:val="0"/>
+      </w:rPr>
+    </w:lvl>
+    <w:lvl w:ilvl="1" w:tplc="240A0019" w:tentative="1">
+      <w:start w:val="1"/>
+      <w:numFmt w:val="lowerLetter"/>
+      <w:lvlText w:val="%2."/>
+      <w:lvlJc w:val="left"/>
+      <w:pPr>
+        <w:ind w:left="2496" w:hanging="360"/>
+      </w:pPr>
+    </w:lvl>
+    <w:lvl w:ilvl="2" w:tplc="240A001B" w:tentative="1">
+      <w:start w:val="1"/>
+      <w:numFmt w:val="lowerRoman"/>
+      <w:lvlText w:val="%3."/>
+      <w:lvlJc w:val="right"/>
+      <w:pPr>
+        <w:ind w:left="3216" w:hanging="180"/>
+      </w:pPr>
+    </w:lvl>
+    <w:lvl w:ilvl="3" w:tplc="240A000F" w:tentative="1">
+      <w:start w:val="1"/>
+      <w:numFmt w:val="decimal"/>
+      <w:lvlText w:val="%4."/>
+      <w:lvlJc w:val="left"/>
+      <w:pPr>
+        <w:ind w:left="3936" w:hanging="360"/>
+      </w:pPr>
+    </w:lvl>
+    <w:lvl w:ilvl="4" w:tplc="240A0019" w:tentative="1">
+      <w:start w:val="1"/>
+      <w:numFmt w:val="lowerLetter"/>
+      <w:lvlText w:val="%5."/>
+      <w:lvlJc w:val="left"/>
+      <w:pPr>
+        <w:ind w:left="4656" w:hanging="360"/>
+      </w:pPr>
+    </w:lvl>
+    <w:lvl w:ilvl="5" w:tplc="240A001B" w:tentative="1">
+      <w:start w:val="1"/>
+      <w:numFmt w:val="lowerRoman"/>
+      <w:lvlText w:val="%6."/>
+      <w:lvlJc w:val="right"/>
+      <w:pPr>
+        <w:ind w:left="5376" w:hanging="180"/>
+      </w:pPr>
+    </w:lvl>
+    <w:lvl w:ilvl="6" w:tplc="240A000F" w:tentative="1">
+      <w:start w:val="1"/>
+      <w:numFmt w:val="decimal"/>
+      <w:lvlText w:val="%7."/>
+      <w:lvlJc w:val="left"/>
+      <w:pPr>
+        <w:ind w:left="6096" w:hanging="360"/>
+      </w:pPr>
+    </w:lvl>
+    <w:lvl w:ilvl="7" w:tplc="240A0019" w:tentative="1">
+      <w:start w:val="1"/>
+      <w:numFmt w:val="lowerLetter"/>
+      <w:lvlText w:val="%8."/>
+      <w:lvlJc w:val="left"/>
+      <w:pPr>
+        <w:ind w:left="6816" w:hanging="360"/>
+      </w:pPr>
+    </w:lvl>
+    <w:lvl w:ilvl="8" w:tplc="240A001B" w:tentative="1">
+      <w:start w:val="1"/>
+      <w:numFmt w:val="lowerRoman"/>
+      <w:lvlText w:val="%9."/>
+      <w:lvlJc w:val="right"/>
+      <w:pPr>
+        <w:ind w:left="7536" w:hanging="180"/>
+      </w:pPr>
+    </w:lvl>
+  </w:abstractNum>
+  <w:abstractNum w:abstractNumId="12" w15:restartNumberingAfterBreak="0">
+    <w:nsid w:val="28DF37E7"/>
+    <w:multiLevelType w:val="hybridMultilevel"/>
+    <w:tmpl w:val="C040088E"/>
+    <w:lvl w:ilvl="0" w:tplc="04A47B5A">
+      <w:start w:val="1"/>
+      <w:numFmt w:val="decimal"/>
+      <w:lvlText w:val="%1."/>
+      <w:lvlJc w:val="left"/>
+      <w:pPr>
+        <w:ind w:left="1776" w:hanging="360"/>
+      </w:pPr>
+      <w:rPr>
+        <w:rFonts w:hint="default"/>
+      </w:rPr>
+    </w:lvl>
+    <w:lvl w:ilvl="1" w:tplc="240A0019" w:tentative="1">
+      <w:start w:val="1"/>
+      <w:numFmt w:val="lowerLetter"/>
+      <w:lvlText w:val="%2."/>
+      <w:lvlJc w:val="left"/>
+      <w:pPr>
+        <w:ind w:left="2496" w:hanging="360"/>
+      </w:pPr>
+    </w:lvl>
+    <w:lvl w:ilvl="2" w:tplc="240A001B" w:tentative="1">
+      <w:start w:val="1"/>
+      <w:numFmt w:val="lowerRoman"/>
+      <w:lvlText w:val="%3."/>
+      <w:lvlJc w:val="right"/>
+      <w:pPr>
+        <w:ind w:left="3216" w:hanging="180"/>
+      </w:pPr>
+    </w:lvl>
+    <w:lvl w:ilvl="3" w:tplc="240A000F" w:tentative="1">
+      <w:start w:val="1"/>
+      <w:numFmt w:val="decimal"/>
+      <w:lvlText w:val="%4."/>
+      <w:lvlJc w:val="left"/>
+      <w:pPr>
+        <w:ind w:left="3936" w:hanging="360"/>
+      </w:pPr>
+    </w:lvl>
+    <w:lvl w:ilvl="4" w:tplc="240A0019" w:tentative="1">
+      <w:start w:val="1"/>
+      <w:numFmt w:val="lowerLetter"/>
+      <w:lvlText w:val="%5."/>
+      <w:lvlJc w:val="left"/>
+      <w:pPr>
+        <w:ind w:left="4656" w:hanging="360"/>
+      </w:pPr>
+    </w:lvl>
+    <w:lvl w:ilvl="5" w:tplc="240A001B" w:tentative="1">
+      <w:start w:val="1"/>
+      <w:numFmt w:val="lowerRoman"/>
+      <w:lvlText w:val="%6."/>
+      <w:lvlJc w:val="right"/>
+      <w:pPr>
+        <w:ind w:left="5376" w:hanging="180"/>
+      </w:pPr>
+    </w:lvl>
+    <w:lvl w:ilvl="6" w:tplc="240A000F" w:tentative="1">
+      <w:start w:val="1"/>
+      <w:numFmt w:val="decimal"/>
+      <w:lvlText w:val="%7."/>
+      <w:lvlJc w:val="left"/>
+      <w:pPr>
+        <w:ind w:left="6096" w:hanging="360"/>
+      </w:pPr>
+    </w:lvl>
+    <w:lvl w:ilvl="7" w:tplc="240A0019" w:tentative="1">
+      <w:start w:val="1"/>
+      <w:numFmt w:val="lowerLetter"/>
+      <w:lvlText w:val="%8."/>
+      <w:lvlJc w:val="left"/>
+      <w:pPr>
+        <w:ind w:left="6816" w:hanging="360"/>
+      </w:pPr>
+    </w:lvl>
+    <w:lvl w:ilvl="8" w:tplc="240A001B" w:tentative="1">
+      <w:start w:val="1"/>
+      <w:numFmt w:val="lowerRoman"/>
+      <w:lvlText w:val="%9."/>
+      <w:lvlJc w:val="right"/>
+      <w:pPr>
+        <w:ind w:left="7536" w:hanging="180"/>
+      </w:pPr>
+    </w:lvl>
+  </w:abstractNum>
+  <w:abstractNum w:abstractNumId="13" w15:restartNumberingAfterBreak="0">
+    <w:nsid w:val="293C19DF"/>
+    <w:multiLevelType w:val="hybridMultilevel"/>
+    <w:tmpl w:val="D5E8E334"/>
+    <w:lvl w:ilvl="0" w:tplc="D8885B80">
+      <w:start w:val="1"/>
+      <w:numFmt w:val="decimal"/>
+      <w:lvlText w:val="%1."/>
+      <w:lvlJc w:val="left"/>
+      <w:pPr>
+        <w:ind w:left="1776" w:hanging="360"/>
+      </w:pPr>
+      <w:rPr>
+        <w:rFonts w:hint="default"/>
+        <w:b w:val="0"/>
+      </w:rPr>
+    </w:lvl>
+    <w:lvl w:ilvl="1" w:tplc="240A0019" w:tentative="1">
+      <w:start w:val="1"/>
+      <w:numFmt w:val="lowerLetter"/>
+      <w:lvlText w:val="%2."/>
+      <w:lvlJc w:val="left"/>
+      <w:pPr>
+        <w:ind w:left="2496" w:hanging="360"/>
+      </w:pPr>
+    </w:lvl>
+    <w:lvl w:ilvl="2" w:tplc="240A001B" w:tentative="1">
+      <w:start w:val="1"/>
+      <w:numFmt w:val="lowerRoman"/>
+      <w:lvlText w:val="%3."/>
+      <w:lvlJc w:val="right"/>
+      <w:pPr>
+        <w:ind w:left="3216" w:hanging="180"/>
+      </w:pPr>
+    </w:lvl>
+    <w:lvl w:ilvl="3" w:tplc="240A000F" w:tentative="1">
+      <w:start w:val="1"/>
+      <w:numFmt w:val="decimal"/>
+      <w:lvlText w:val="%4."/>
+      <w:lvlJc w:val="left"/>
+      <w:pPr>
+        <w:ind w:left="3936" w:hanging="360"/>
+      </w:pPr>
+    </w:lvl>
+    <w:lvl w:ilvl="4" w:tplc="240A0019" w:tentative="1">
+      <w:start w:val="1"/>
+      <w:numFmt w:val="lowerLetter"/>
+      <w:lvlText w:val="%5."/>
+      <w:lvlJc w:val="left"/>
+      <w:pPr>
+        <w:ind w:left="4656" w:hanging="360"/>
+      </w:pPr>
+    </w:lvl>
+    <w:lvl w:ilvl="5" w:tplc="240A001B" w:tentative="1">
+      <w:start w:val="1"/>
+      <w:numFmt w:val="lowerRoman"/>
+      <w:lvlText w:val="%6."/>
+      <w:lvlJc w:val="right"/>
+      <w:pPr>
+        <w:ind w:left="5376" w:hanging="180"/>
+      </w:pPr>
+    </w:lvl>
+    <w:lvl w:ilvl="6" w:tplc="240A000F" w:tentative="1">
+      <w:start w:val="1"/>
+      <w:numFmt w:val="decimal"/>
+      <w:lvlText w:val="%7."/>
+      <w:lvlJc w:val="left"/>
+      <w:pPr>
+        <w:ind w:left="6096" w:hanging="360"/>
+      </w:pPr>
+    </w:lvl>
+    <w:lvl w:ilvl="7" w:tplc="240A0019" w:tentative="1">
+      <w:start w:val="1"/>
+      <w:numFmt w:val="lowerLetter"/>
+      <w:lvlText w:val="%8."/>
+      <w:lvlJc w:val="left"/>
+      <w:pPr>
+        <w:ind w:left="6816" w:hanging="360"/>
+      </w:pPr>
+    </w:lvl>
+    <w:lvl w:ilvl="8" w:tplc="240A001B" w:tentative="1">
+      <w:start w:val="1"/>
+      <w:numFmt w:val="lowerRoman"/>
+      <w:lvlText w:val="%9."/>
+      <w:lvlJc w:val="right"/>
+      <w:pPr>
+        <w:ind w:left="7536" w:hanging="180"/>
+      </w:pPr>
+    </w:lvl>
+  </w:abstractNum>
+  <w:abstractNum w:abstractNumId="14" w15:restartNumberingAfterBreak="0">
+    <w:nsid w:val="2E720CAB"/>
+    <w:multiLevelType w:val="hybridMultilevel"/>
+    <w:tmpl w:val="720E17A8"/>
+    <w:lvl w:ilvl="0" w:tplc="1C428DAC">
+      <w:start w:val="1"/>
+      <w:numFmt w:val="bullet"/>
+      <w:lvlText w:val="-"/>
+      <w:lvlJc w:val="left"/>
+      <w:pPr>
+        <w:ind w:left="1080" w:hanging="360"/>
+      </w:pPr>
+      <w:rPr>
+        <w:rFonts w:ascii="Aptos" w:eastAsiaTheme="minorHAnsi" w:hAnsi="Aptos" w:cstheme="minorBidi" w:hint="default"/>
+      </w:rPr>
+    </w:lvl>
+    <w:lvl w:ilvl="1" w:tplc="240A0003">
+      <w:start w:val="1"/>
+      <w:numFmt w:val="bullet"/>
+      <w:lvlText w:val="o"/>
+      <w:lvlJc w:val="left"/>
+      <w:pPr>
+        <w:ind w:left="1800" w:hanging="360"/>
+      </w:pPr>
+      <w:rPr>
+        <w:rFonts w:ascii="Courier New" w:hAnsi="Courier New" w:cs="Courier New" w:hint="default"/>
+      </w:rPr>
+    </w:lvl>
+    <w:lvl w:ilvl="2" w:tplc="240A0005" w:tentative="1">
+      <w:start w:val="1"/>
+      <w:numFmt w:val="bullet"/>
+      <w:lvlText w:val=""/>
+      <w:lvlJc w:val="left"/>
+      <w:pPr>
+        <w:ind w:left="2520" w:hanging="360"/>
+      </w:pPr>
+      <w:rPr>
+        <w:rFonts w:ascii="Wingdings" w:hAnsi="Wingdings" w:hint="default"/>
+      </w:rPr>
+    </w:lvl>
+    <w:lvl w:ilvl="3" w:tplc="240A0001" w:tentative="1">
+      <w:start w:val="1"/>
+      <w:numFmt w:val="bullet"/>
+      <w:lvlText w:val=""/>
+      <w:lvlJc w:val="left"/>
+      <w:pPr>
+        <w:ind w:left="3240" w:hanging="360"/>
+      </w:pPr>
+      <w:rPr>
+        <w:rFonts w:ascii="Symbol" w:hAnsi="Symbol" w:hint="default"/>
+      </w:rPr>
+    </w:lvl>
+    <w:lvl w:ilvl="4" w:tplc="240A0003" w:tentative="1">
+      <w:start w:val="1"/>
+      <w:numFmt w:val="bullet"/>
+      <w:lvlText w:val="o"/>
+      <w:lvlJc w:val="left"/>
+      <w:pPr>
+        <w:ind w:left="3960" w:hanging="360"/>
+      </w:pPr>
+      <w:rPr>
+        <w:rFonts w:ascii="Courier New" w:hAnsi="Courier New" w:cs="Courier New" w:hint="default"/>
+      </w:rPr>
+    </w:lvl>
+    <w:lvl w:ilvl="5" w:tplc="240A0005" w:tentative="1">
+      <w:start w:val="1"/>
+      <w:numFmt w:val="bullet"/>
+      <w:lvlText w:val=""/>
+      <w:lvlJc w:val="left"/>
+      <w:pPr>
+        <w:ind w:left="4680" w:hanging="360"/>
+      </w:pPr>
+      <w:rPr>
+        <w:rFonts w:ascii="Wingdings" w:hAnsi="Wingdings" w:hint="default"/>
+      </w:rPr>
+    </w:lvl>
+    <w:lvl w:ilvl="6" w:tplc="240A0001" w:tentative="1">
+      <w:start w:val="1"/>
+      <w:numFmt w:val="bullet"/>
+      <w:lvlText w:val=""/>
+      <w:lvlJc w:val="left"/>
+      <w:pPr>
+        <w:ind w:left="5400" w:hanging="360"/>
+      </w:pPr>
+      <w:rPr>
+        <w:rFonts w:ascii="Symbol" w:hAnsi="Symbol" w:hint="default"/>
+      </w:rPr>
+    </w:lvl>
+    <w:lvl w:ilvl="7" w:tplc="240A0003" w:tentative="1">
+      <w:start w:val="1"/>
+      <w:numFmt w:val="bullet"/>
+      <w:lvlText w:val="o"/>
+      <w:lvlJc w:val="left"/>
+      <w:pPr>
+        <w:ind w:left="6120" w:hanging="360"/>
+      </w:pPr>
+      <w:rPr>
+        <w:rFonts w:ascii="Courier New" w:hAnsi="Courier New" w:cs="Courier New" w:hint="default"/>
+      </w:rPr>
+    </w:lvl>
+    <w:lvl w:ilvl="8" w:tplc="240A0005" w:tentative="1">
+      <w:start w:val="1"/>
+      <w:numFmt w:val="bullet"/>
+      <w:lvlText w:val=""/>
+      <w:lvlJc w:val="left"/>
+      <w:pPr>
+        <w:ind w:left="6840" w:hanging="360"/>
+      </w:pPr>
+      <w:rPr>
+        <w:rFonts w:ascii="Wingdings" w:hAnsi="Wingdings" w:hint="default"/>
+      </w:rPr>
+    </w:lvl>
+  </w:abstractNum>
+  <w:abstractNum w:abstractNumId="15" w15:restartNumberingAfterBreak="0">
+    <w:nsid w:val="30737937"/>
+    <w:multiLevelType w:val="hybridMultilevel"/>
+    <w:tmpl w:val="D1F4FF3A"/>
+    <w:lvl w:ilvl="0" w:tplc="25E89146">
+      <w:start w:val="1"/>
+      <w:numFmt w:val="decimal"/>
+      <w:lvlText w:val="%1."/>
+      <w:lvlJc w:val="left"/>
+      <w:pPr>
+        <w:ind w:left="1776" w:hanging="360"/>
+      </w:pPr>
+      <w:rPr>
+        <w:rFonts w:hint="default"/>
+      </w:rPr>
+    </w:lvl>
+    <w:lvl w:ilvl="1" w:tplc="240A0019" w:tentative="1">
+      <w:start w:val="1"/>
+      <w:numFmt w:val="lowerLetter"/>
+      <w:lvlText w:val="%2."/>
+      <w:lvlJc w:val="left"/>
+      <w:pPr>
+        <w:ind w:left="2496" w:hanging="360"/>
+      </w:pPr>
+    </w:lvl>
+    <w:lvl w:ilvl="2" w:tplc="240A001B" w:tentative="1">
+      <w:start w:val="1"/>
+      <w:numFmt w:val="lowerRoman"/>
+      <w:lvlText w:val="%3."/>
+      <w:lvlJc w:val="right"/>
+      <w:pPr>
+        <w:ind w:left="3216" w:hanging="180"/>
+      </w:pPr>
+    </w:lvl>
+    <w:lvl w:ilvl="3" w:tplc="240A000F" w:tentative="1">
+      <w:start w:val="1"/>
+      <w:numFmt w:val="decimal"/>
+      <w:lvlText w:val="%4."/>
+      <w:lvlJc w:val="left"/>
+      <w:pPr>
+        <w:ind w:left="3936" w:hanging="360"/>
+      </w:pPr>
+    </w:lvl>
+    <w:lvl w:ilvl="4" w:tplc="240A0019" w:tentative="1">
+      <w:start w:val="1"/>
+      <w:numFmt w:val="lowerLetter"/>
+      <w:lvlText w:val="%5."/>
+      <w:lvlJc w:val="left"/>
+      <w:pPr>
+        <w:ind w:left="4656" w:hanging="360"/>
+      </w:pPr>
+    </w:lvl>
+    <w:lvl w:ilvl="5" w:tplc="240A001B" w:tentative="1">
+      <w:start w:val="1"/>
+      <w:numFmt w:val="lowerRoman"/>
+      <w:lvlText w:val="%6."/>
+      <w:lvlJc w:val="right"/>
+      <w:pPr>
+        <w:ind w:left="5376" w:hanging="180"/>
+      </w:pPr>
+    </w:lvl>
+    <w:lvl w:ilvl="6" w:tplc="240A000F" w:tentative="1">
+      <w:start w:val="1"/>
+      <w:numFmt w:val="decimal"/>
+      <w:lvlText w:val="%7."/>
+      <w:lvlJc w:val="left"/>
+      <w:pPr>
+        <w:ind w:left="6096" w:hanging="360"/>
+      </w:pPr>
+    </w:lvl>
+    <w:lvl w:ilvl="7" w:tplc="240A0019" w:tentative="1">
+      <w:start w:val="1"/>
+      <w:numFmt w:val="lowerLetter"/>
+      <w:lvlText w:val="%8."/>
+      <w:lvlJc w:val="left"/>
+      <w:pPr>
+        <w:ind w:left="6816" w:hanging="360"/>
+      </w:pPr>
+    </w:lvl>
+    <w:lvl w:ilvl="8" w:tplc="240A001B" w:tentative="1">
+      <w:start w:val="1"/>
+      <w:numFmt w:val="lowerRoman"/>
+      <w:lvlText w:val="%9."/>
+      <w:lvlJc w:val="right"/>
+      <w:pPr>
+        <w:ind w:left="7536" w:hanging="180"/>
+      </w:pPr>
+    </w:lvl>
+  </w:abstractNum>
+  <w:abstractNum w:abstractNumId="16" w15:restartNumberingAfterBreak="0">
+    <w:nsid w:val="328D01D9"/>
+    <w:multiLevelType w:val="hybridMultilevel"/>
+    <w:tmpl w:val="2200A27E"/>
+    <w:lvl w:ilvl="0" w:tplc="72161B48">
+      <w:start w:val="1"/>
+      <w:numFmt w:val="decimal"/>
+      <w:lvlText w:val="%1."/>
+      <w:lvlJc w:val="left"/>
+      <w:pPr>
+        <w:ind w:left="1776" w:hanging="360"/>
+      </w:pPr>
+      <w:rPr>
+        <w:rFonts w:hint="default"/>
+      </w:rPr>
+    </w:lvl>
+    <w:lvl w:ilvl="1" w:tplc="240A0019" w:tentative="1">
+      <w:start w:val="1"/>
+      <w:numFmt w:val="lowerLetter"/>
+      <w:lvlText w:val="%2."/>
+      <w:lvlJc w:val="left"/>
+      <w:pPr>
+        <w:ind w:left="2496" w:hanging="360"/>
+      </w:pPr>
+    </w:lvl>
+    <w:lvl w:ilvl="2" w:tplc="240A001B" w:tentative="1">
+      <w:start w:val="1"/>
+      <w:numFmt w:val="lowerRoman"/>
+      <w:lvlText w:val="%3."/>
+      <w:lvlJc w:val="right"/>
+      <w:pPr>
+        <w:ind w:left="3216" w:hanging="180"/>
+      </w:pPr>
+    </w:lvl>
+    <w:lvl w:ilvl="3" w:tplc="240A000F" w:tentative="1">
+      <w:start w:val="1"/>
+      <w:numFmt w:val="decimal"/>
+      <w:lvlText w:val="%4."/>
+      <w:lvlJc w:val="left"/>
+      <w:pPr>
+        <w:ind w:left="3936" w:hanging="360"/>
+      </w:pPr>
+    </w:lvl>
+    <w:lvl w:ilvl="4" w:tplc="240A0019" w:tentative="1">
+      <w:start w:val="1"/>
+      <w:numFmt w:val="lowerLetter"/>
+      <w:lvlText w:val="%5."/>
+      <w:lvlJc w:val="left"/>
+      <w:pPr>
+        <w:ind w:left="4656" w:hanging="360"/>
+      </w:pPr>
+    </w:lvl>
+    <w:lvl w:ilvl="5" w:tplc="240A001B" w:tentative="1">
+      <w:start w:val="1"/>
+      <w:numFmt w:val="lowerRoman"/>
+      <w:lvlText w:val="%6."/>
+      <w:lvlJc w:val="right"/>
+      <w:pPr>
+        <w:ind w:left="5376" w:hanging="180"/>
+      </w:pPr>
+    </w:lvl>
+    <w:lvl w:ilvl="6" w:tplc="240A000F" w:tentative="1">
+      <w:start w:val="1"/>
+      <w:numFmt w:val="decimal"/>
+      <w:lvlText w:val="%7."/>
+      <w:lvlJc w:val="left"/>
+      <w:pPr>
+        <w:ind w:left="6096" w:hanging="360"/>
+      </w:pPr>
+    </w:lvl>
+    <w:lvl w:ilvl="7" w:tplc="240A0019" w:tentative="1">
+      <w:start w:val="1"/>
+      <w:numFmt w:val="lowerLetter"/>
+      <w:lvlText w:val="%8."/>
+      <w:lvlJc w:val="left"/>
+      <w:pPr>
+        <w:ind w:left="6816" w:hanging="360"/>
+      </w:pPr>
+    </w:lvl>
+    <w:lvl w:ilvl="8" w:tplc="240A001B" w:tentative="1">
+      <w:start w:val="1"/>
+      <w:numFmt w:val="lowerRoman"/>
+      <w:lvlText w:val="%9."/>
+      <w:lvlJc w:val="right"/>
+      <w:pPr>
+        <w:ind w:left="7536" w:hanging="180"/>
+      </w:pPr>
+    </w:lvl>
+  </w:abstractNum>
+  <w:abstractNum w:abstractNumId="17" w15:restartNumberingAfterBreak="0">
+    <w:nsid w:val="38AB4303"/>
+    <w:multiLevelType w:val="hybridMultilevel"/>
+    <w:tmpl w:val="1BE6B7B0"/>
+    <w:lvl w:ilvl="0" w:tplc="8C0C490E">
+      <w:start w:val="1"/>
+      <w:numFmt w:val="decimal"/>
+      <w:lvlText w:val="%1."/>
+      <w:lvlJc w:val="left"/>
+      <w:pPr>
+        <w:ind w:left="1776" w:hanging="360"/>
+      </w:pPr>
+      <w:rPr>
+        <w:rFonts w:hint="default"/>
+      </w:rPr>
+    </w:lvl>
+    <w:lvl w:ilvl="1" w:tplc="240A0019" w:tentative="1">
+      <w:start w:val="1"/>
+      <w:numFmt w:val="lowerLetter"/>
+      <w:lvlText w:val="%2."/>
+      <w:lvlJc w:val="left"/>
+      <w:pPr>
+        <w:ind w:left="2496" w:hanging="360"/>
+      </w:pPr>
+    </w:lvl>
+    <w:lvl w:ilvl="2" w:tplc="240A001B" w:tentative="1">
+      <w:start w:val="1"/>
+      <w:numFmt w:val="lowerRoman"/>
+      <w:lvlText w:val="%3."/>
+      <w:lvlJc w:val="right"/>
+      <w:pPr>
+        <w:ind w:left="3216" w:hanging="180"/>
+      </w:pPr>
+    </w:lvl>
+    <w:lvl w:ilvl="3" w:tplc="240A000F" w:tentative="1">
+      <w:start w:val="1"/>
+      <w:numFmt w:val="decimal"/>
+      <w:lvlText w:val="%4."/>
+      <w:lvlJc w:val="left"/>
+      <w:pPr>
+        <w:ind w:left="3936" w:hanging="360"/>
+      </w:pPr>
+    </w:lvl>
+    <w:lvl w:ilvl="4" w:tplc="240A0019" w:tentative="1">
+      <w:start w:val="1"/>
+      <w:numFmt w:val="lowerLetter"/>
+      <w:lvlText w:val="%5."/>
+      <w:lvlJc w:val="left"/>
+      <w:pPr>
+        <w:ind w:left="4656" w:hanging="360"/>
+      </w:pPr>
+    </w:lvl>
+    <w:lvl w:ilvl="5" w:tplc="240A001B" w:tentative="1">
+      <w:start w:val="1"/>
+      <w:numFmt w:val="lowerRoman"/>
+      <w:lvlText w:val="%6."/>
+      <w:lvlJc w:val="right"/>
+      <w:pPr>
+        <w:ind w:left="5376" w:hanging="180"/>
+      </w:pPr>
+    </w:lvl>
+    <w:lvl w:ilvl="6" w:tplc="240A000F" w:tentative="1">
+      <w:start w:val="1"/>
+      <w:numFmt w:val="decimal"/>
+      <w:lvlText w:val="%7."/>
+      <w:lvlJc w:val="left"/>
+      <w:pPr>
+        <w:ind w:left="6096" w:hanging="360"/>
+      </w:pPr>
+    </w:lvl>
+    <w:lvl w:ilvl="7" w:tplc="240A0019" w:tentative="1">
+      <w:start w:val="1"/>
+      <w:numFmt w:val="lowerLetter"/>
+      <w:lvlText w:val="%8."/>
+      <w:lvlJc w:val="left"/>
+      <w:pPr>
+        <w:ind w:left="6816" w:hanging="360"/>
+      </w:pPr>
+    </w:lvl>
+    <w:lvl w:ilvl="8" w:tplc="240A001B" w:tentative="1">
+      <w:start w:val="1"/>
+      <w:numFmt w:val="lowerRoman"/>
+      <w:lvlText w:val="%9."/>
+      <w:lvlJc w:val="right"/>
+      <w:pPr>
+        <w:ind w:left="7536" w:hanging="180"/>
+      </w:pPr>
+    </w:lvl>
+  </w:abstractNum>
+  <w:abstractNum w:abstractNumId="18" w15:restartNumberingAfterBreak="0">
+    <w:nsid w:val="391A56C5"/>
+    <w:multiLevelType w:val="hybridMultilevel"/>
+    <w:tmpl w:val="C0E46478"/>
+    <w:lvl w:ilvl="0" w:tplc="BF3CF6E8">
+      <w:start w:val="1"/>
+      <w:numFmt w:val="decimal"/>
+      <w:lvlText w:val="%1."/>
+      <w:lvlJc w:val="left"/>
+      <w:pPr>
+        <w:ind w:left="1800" w:hanging="360"/>
+      </w:pPr>
+      <w:rPr>
+        <w:rFonts w:hint="default"/>
+      </w:rPr>
+    </w:lvl>
+    <w:lvl w:ilvl="1" w:tplc="240A0019" w:tentative="1">
+      <w:start w:val="1"/>
+      <w:numFmt w:val="lowerLetter"/>
+      <w:lvlText w:val="%2."/>
+      <w:lvlJc w:val="left"/>
+      <w:pPr>
+        <w:ind w:left="2520" w:hanging="360"/>
+      </w:pPr>
+    </w:lvl>
+    <w:lvl w:ilvl="2" w:tplc="240A001B" w:tentative="1">
+      <w:start w:val="1"/>
+      <w:numFmt w:val="lowerRoman"/>
+      <w:lvlText w:val="%3."/>
+      <w:lvlJc w:val="right"/>
+      <w:pPr>
+        <w:ind w:left="3240" w:hanging="180"/>
+      </w:pPr>
+    </w:lvl>
+    <w:lvl w:ilvl="3" w:tplc="240A000F" w:tentative="1">
+      <w:start w:val="1"/>
+      <w:numFmt w:val="decimal"/>
+      <w:lvlText w:val="%4."/>
+      <w:lvlJc w:val="left"/>
+      <w:pPr>
+        <w:ind w:left="3960" w:hanging="360"/>
+      </w:pPr>
+    </w:lvl>
+    <w:lvl w:ilvl="4" w:tplc="240A0019" w:tentative="1">
+      <w:start w:val="1"/>
+      <w:numFmt w:val="lowerLetter"/>
+      <w:lvlText w:val="%5."/>
+      <w:lvlJc w:val="left"/>
+      <w:pPr>
+        <w:ind w:left="4680" w:hanging="360"/>
+      </w:pPr>
+    </w:lvl>
+    <w:lvl w:ilvl="5" w:tplc="240A001B" w:tentative="1">
+      <w:start w:val="1"/>
+      <w:numFmt w:val="lowerRoman"/>
+      <w:lvlText w:val="%6."/>
+      <w:lvlJc w:val="right"/>
+      <w:pPr>
+        <w:ind w:left="5400" w:hanging="180"/>
+      </w:pPr>
+    </w:lvl>
+    <w:lvl w:ilvl="6" w:tplc="240A000F" w:tentative="1">
+      <w:start w:val="1"/>
+      <w:numFmt w:val="decimal"/>
+      <w:lvlText w:val="%7."/>
+      <w:lvlJc w:val="left"/>
+      <w:pPr>
+        <w:ind w:left="6120" w:hanging="360"/>
+      </w:pPr>
+    </w:lvl>
+    <w:lvl w:ilvl="7" w:tplc="240A0019" w:tentative="1">
+      <w:start w:val="1"/>
+      <w:numFmt w:val="lowerLetter"/>
+      <w:lvlText w:val="%8."/>
+      <w:lvlJc w:val="left"/>
+      <w:pPr>
+        <w:ind w:left="6840" w:hanging="360"/>
+      </w:pPr>
+    </w:lvl>
+    <w:lvl w:ilvl="8" w:tplc="240A001B" w:tentative="1">
+      <w:start w:val="1"/>
+      <w:numFmt w:val="lowerRoman"/>
+      <w:lvlText w:val="%9."/>
+      <w:lvlJc w:val="right"/>
+      <w:pPr>
+        <w:ind w:left="7560" w:hanging="180"/>
+      </w:pPr>
+    </w:lvl>
+  </w:abstractNum>
+  <w:abstractNum w:abstractNumId="19" w15:restartNumberingAfterBreak="0">
+    <w:nsid w:val="49951A0C"/>
+    <w:multiLevelType w:val="hybridMultilevel"/>
+    <w:tmpl w:val="3A6C9B76"/>
+    <w:lvl w:ilvl="0" w:tplc="98C09518">
+      <w:start w:val="1"/>
+      <w:numFmt w:val="decimal"/>
+      <w:lvlText w:val="%1."/>
+      <w:lvlJc w:val="left"/>
+      <w:pPr>
+        <w:ind w:left="1776" w:hanging="360"/>
+      </w:pPr>
+      <w:rPr>
+        <w:rFonts w:hint="default"/>
+      </w:rPr>
+    </w:lvl>
+    <w:lvl w:ilvl="1" w:tplc="240A0019" w:tentative="1">
+      <w:start w:val="1"/>
+      <w:numFmt w:val="lowerLetter"/>
+      <w:lvlText w:val="%2."/>
+      <w:lvlJc w:val="left"/>
+      <w:pPr>
+        <w:ind w:left="2496" w:hanging="360"/>
+      </w:pPr>
+    </w:lvl>
+    <w:lvl w:ilvl="2" w:tplc="240A001B" w:tentative="1">
+      <w:start w:val="1"/>
+      <w:numFmt w:val="lowerRoman"/>
+      <w:lvlText w:val="%3."/>
+      <w:lvlJc w:val="right"/>
+      <w:pPr>
+        <w:ind w:left="3216" w:hanging="180"/>
+      </w:pPr>
+    </w:lvl>
+    <w:lvl w:ilvl="3" w:tplc="240A000F" w:tentative="1">
+      <w:start w:val="1"/>
+      <w:numFmt w:val="decimal"/>
+      <w:lvlText w:val="%4."/>
+      <w:lvlJc w:val="left"/>
+      <w:pPr>
+        <w:ind w:left="3936" w:hanging="360"/>
+      </w:pPr>
+    </w:lvl>
+    <w:lvl w:ilvl="4" w:tplc="240A0019" w:tentative="1">
+      <w:start w:val="1"/>
+      <w:numFmt w:val="lowerLetter"/>
+      <w:lvlText w:val="%5."/>
+      <w:lvlJc w:val="left"/>
+      <w:pPr>
+        <w:ind w:left="4656" w:hanging="360"/>
+      </w:pPr>
+    </w:lvl>
+    <w:lvl w:ilvl="5" w:tplc="240A001B" w:tentative="1">
+      <w:start w:val="1"/>
+      <w:numFmt w:val="lowerRoman"/>
+      <w:lvlText w:val="%6."/>
+      <w:lvlJc w:val="right"/>
+      <w:pPr>
+        <w:ind w:left="5376" w:hanging="180"/>
+      </w:pPr>
+    </w:lvl>
+    <w:lvl w:ilvl="6" w:tplc="240A000F" w:tentative="1">
+      <w:start w:val="1"/>
+      <w:numFmt w:val="decimal"/>
+      <w:lvlText w:val="%7."/>
+      <w:lvlJc w:val="left"/>
+      <w:pPr>
+        <w:ind w:left="6096" w:hanging="360"/>
+      </w:pPr>
+    </w:lvl>
+    <w:lvl w:ilvl="7" w:tplc="240A0019" w:tentative="1">
+      <w:start w:val="1"/>
+      <w:numFmt w:val="lowerLetter"/>
+      <w:lvlText w:val="%8."/>
+      <w:lvlJc w:val="left"/>
+      <w:pPr>
+        <w:ind w:left="6816" w:hanging="360"/>
+      </w:pPr>
+    </w:lvl>
+    <w:lvl w:ilvl="8" w:tplc="240A001B" w:tentative="1">
+      <w:start w:val="1"/>
+      <w:numFmt w:val="lowerRoman"/>
+      <w:lvlText w:val="%9."/>
+      <w:lvlJc w:val="right"/>
+      <w:pPr>
+        <w:ind w:left="7536" w:hanging="180"/>
+      </w:pPr>
+    </w:lvl>
+  </w:abstractNum>
+  <w:abstractNum w:abstractNumId="20" w15:restartNumberingAfterBreak="0">
+    <w:nsid w:val="4D062249"/>
+    <w:multiLevelType w:val="hybridMultilevel"/>
+    <w:tmpl w:val="C8C60BFA"/>
+    <w:lvl w:ilvl="0" w:tplc="63C87166">
+      <w:start w:val="1"/>
+      <w:numFmt w:val="decimal"/>
+      <w:lvlText w:val="%1."/>
+      <w:lvlJc w:val="left"/>
+      <w:pPr>
+        <w:ind w:left="1776" w:hanging="360"/>
+      </w:pPr>
+      <w:rPr>
+        <w:rFonts w:hint="default"/>
+        <w:b w:val="0"/>
+      </w:rPr>
+    </w:lvl>
+    <w:lvl w:ilvl="1" w:tplc="240A0019" w:tentative="1">
+      <w:start w:val="1"/>
+      <w:numFmt w:val="lowerLetter"/>
+      <w:lvlText w:val="%2."/>
+      <w:lvlJc w:val="left"/>
+      <w:pPr>
+        <w:ind w:left="2496" w:hanging="360"/>
+      </w:pPr>
+    </w:lvl>
+    <w:lvl w:ilvl="2" w:tplc="240A001B" w:tentative="1">
+      <w:start w:val="1"/>
+      <w:numFmt w:val="lowerRoman"/>
+      <w:lvlText w:val="%3."/>
+      <w:lvlJc w:val="right"/>
+      <w:pPr>
+        <w:ind w:left="3216" w:hanging="180"/>
+      </w:pPr>
+    </w:lvl>
+    <w:lvl w:ilvl="3" w:tplc="240A000F" w:tentative="1">
+      <w:start w:val="1"/>
+      <w:numFmt w:val="decimal"/>
+      <w:lvlText w:val="%4."/>
+      <w:lvlJc w:val="left"/>
+      <w:pPr>
+        <w:ind w:left="3936" w:hanging="360"/>
+      </w:pPr>
+    </w:lvl>
+    <w:lvl w:ilvl="4" w:tplc="240A0019" w:tentative="1">
+      <w:start w:val="1"/>
+      <w:numFmt w:val="lowerLetter"/>
+      <w:lvlText w:val="%5."/>
+      <w:lvlJc w:val="left"/>
+      <w:pPr>
+        <w:ind w:left="4656" w:hanging="360"/>
+      </w:pPr>
+    </w:lvl>
+    <w:lvl w:ilvl="5" w:tplc="240A001B" w:tentative="1">
+      <w:start w:val="1"/>
+      <w:numFmt w:val="lowerRoman"/>
+      <w:lvlText w:val="%6."/>
+      <w:lvlJc w:val="right"/>
+      <w:pPr>
+        <w:ind w:left="5376" w:hanging="180"/>
+      </w:pPr>
+    </w:lvl>
+    <w:lvl w:ilvl="6" w:tplc="240A000F" w:tentative="1">
+      <w:start w:val="1"/>
+      <w:numFmt w:val="decimal"/>
+      <w:lvlText w:val="%7."/>
+      <w:lvlJc w:val="left"/>
+      <w:pPr>
+        <w:ind w:left="6096" w:hanging="360"/>
+      </w:pPr>
+    </w:lvl>
+    <w:lvl w:ilvl="7" w:tplc="240A0019" w:tentative="1">
+      <w:start w:val="1"/>
+      <w:numFmt w:val="lowerLetter"/>
+      <w:lvlText w:val="%8."/>
+      <w:lvlJc w:val="left"/>
+      <w:pPr>
+        <w:ind w:left="6816" w:hanging="360"/>
+      </w:pPr>
+    </w:lvl>
+    <w:lvl w:ilvl="8" w:tplc="240A001B" w:tentative="1">
+      <w:start w:val="1"/>
+      <w:numFmt w:val="lowerRoman"/>
+      <w:lvlText w:val="%9."/>
+      <w:lvlJc w:val="right"/>
+      <w:pPr>
+        <w:ind w:left="7536" w:hanging="180"/>
+      </w:pPr>
+    </w:lvl>
+  </w:abstractNum>
+  <w:abstractNum w:abstractNumId="21" w15:restartNumberingAfterBreak="0">
+    <w:nsid w:val="4D4C144A"/>
+    <w:multiLevelType w:val="hybridMultilevel"/>
+    <w:tmpl w:val="05C23382"/>
+    <w:lvl w:ilvl="0" w:tplc="66BCB9DE">
+      <w:start w:val="1"/>
+      <w:numFmt w:val="decimal"/>
+      <w:lvlText w:val="%1."/>
+      <w:lvlJc w:val="left"/>
+      <w:pPr>
+        <w:ind w:left="1776" w:hanging="360"/>
+      </w:pPr>
+      <w:rPr>
+        <w:rFonts w:hint="default"/>
+      </w:rPr>
+    </w:lvl>
+    <w:lvl w:ilvl="1" w:tplc="240A0019" w:tentative="1">
+      <w:start w:val="1"/>
+      <w:numFmt w:val="lowerLetter"/>
+      <w:lvlText w:val="%2."/>
+      <w:lvlJc w:val="left"/>
+      <w:pPr>
+        <w:ind w:left="2496" w:hanging="360"/>
+      </w:pPr>
+    </w:lvl>
+    <w:lvl w:ilvl="2" w:tplc="240A001B" w:tentative="1">
+      <w:start w:val="1"/>
+      <w:numFmt w:val="lowerRoman"/>
+      <w:lvlText w:val="%3."/>
+      <w:lvlJc w:val="right"/>
+      <w:pPr>
+        <w:ind w:left="3216" w:hanging="180"/>
+      </w:pPr>
+    </w:lvl>
+    <w:lvl w:ilvl="3" w:tplc="240A000F" w:tentative="1">
+      <w:start w:val="1"/>
+      <w:numFmt w:val="decimal"/>
+      <w:lvlText w:val="%4."/>
+      <w:lvlJc w:val="left"/>
+      <w:pPr>
+        <w:ind w:left="3936" w:hanging="360"/>
+      </w:pPr>
+    </w:lvl>
+    <w:lvl w:ilvl="4" w:tplc="240A0019" w:tentative="1">
+      <w:start w:val="1"/>
+      <w:numFmt w:val="lowerLetter"/>
+      <w:lvlText w:val="%5."/>
+      <w:lvlJc w:val="left"/>
+      <w:pPr>
+        <w:ind w:left="4656" w:hanging="360"/>
+      </w:pPr>
+    </w:lvl>
+    <w:lvl w:ilvl="5" w:tplc="240A001B" w:tentative="1">
+      <w:start w:val="1"/>
+      <w:numFmt w:val="lowerRoman"/>
+      <w:lvlText w:val="%6."/>
+      <w:lvlJc w:val="right"/>
+      <w:pPr>
+        <w:ind w:left="5376" w:hanging="180"/>
+      </w:pPr>
+    </w:lvl>
+    <w:lvl w:ilvl="6" w:tplc="240A000F" w:tentative="1">
+      <w:start w:val="1"/>
+      <w:numFmt w:val="decimal"/>
+      <w:lvlText w:val="%7."/>
+      <w:lvlJc w:val="left"/>
+      <w:pPr>
+        <w:ind w:left="6096" w:hanging="360"/>
+      </w:pPr>
+    </w:lvl>
+    <w:lvl w:ilvl="7" w:tplc="240A0019" w:tentative="1">
+      <w:start w:val="1"/>
+      <w:numFmt w:val="lowerLetter"/>
+      <w:lvlText w:val="%8."/>
+      <w:lvlJc w:val="left"/>
+      <w:pPr>
+        <w:ind w:left="6816" w:hanging="360"/>
+      </w:pPr>
+    </w:lvl>
+    <w:lvl w:ilvl="8" w:tplc="240A001B" w:tentative="1">
+      <w:start w:val="1"/>
+      <w:numFmt w:val="lowerRoman"/>
+      <w:lvlText w:val="%9."/>
+      <w:lvlJc w:val="right"/>
+      <w:pPr>
+        <w:ind w:left="7536" w:hanging="180"/>
+      </w:pPr>
+    </w:lvl>
+  </w:abstractNum>
+  <w:abstractNum w:abstractNumId="22" w15:restartNumberingAfterBreak="0">
+    <w:nsid w:val="4F622734"/>
+    <w:multiLevelType w:val="hybridMultilevel"/>
+    <w:tmpl w:val="99CE0BC8"/>
+    <w:lvl w:ilvl="0" w:tplc="240A000F">
+      <w:start w:val="1"/>
+      <w:numFmt w:val="decimal"/>
+      <w:lvlText w:val="%1."/>
+      <w:lvlJc w:val="left"/>
+      <w:pPr>
+        <w:ind w:left="720" w:hanging="360"/>
+      </w:pPr>
+      <w:rPr>
+        <w:rFonts w:hint="default"/>
+      </w:rPr>
+    </w:lvl>
+    <w:lvl w:ilvl="1" w:tplc="240A0019" w:tentative="1">
+      <w:start w:val="1"/>
+      <w:numFmt w:val="lowerLetter"/>
+      <w:lvlText w:val="%2."/>
+      <w:lvlJc w:val="left"/>
+      <w:pPr>
+        <w:ind w:left="1440" w:hanging="360"/>
+      </w:pPr>
+    </w:lvl>
+    <w:lvl w:ilvl="2" w:tplc="240A001B" w:tentative="1">
+      <w:start w:val="1"/>
+      <w:numFmt w:val="lowerRoman"/>
+      <w:lvlText w:val="%3."/>
+      <w:lvlJc w:val="right"/>
+      <w:pPr>
+        <w:ind w:left="2160" w:hanging="180"/>
+      </w:pPr>
+    </w:lvl>
+    <w:lvl w:ilvl="3" w:tplc="240A000F" w:tentative="1">
+      <w:start w:val="1"/>
+      <w:numFmt w:val="decimal"/>
+      <w:lvlText w:val="%4."/>
+      <w:lvlJc w:val="left"/>
+      <w:pPr>
+        <w:ind w:left="2880" w:hanging="360"/>
+      </w:pPr>
+    </w:lvl>
+    <w:lvl w:ilvl="4" w:tplc="240A0019" w:tentative="1">
+      <w:start w:val="1"/>
+      <w:numFmt w:val="lowerLetter"/>
+      <w:lvlText w:val="%5."/>
+      <w:lvlJc w:val="left"/>
+      <w:pPr>
+        <w:ind w:left="3600" w:hanging="360"/>
+      </w:pPr>
+    </w:lvl>
+    <w:lvl w:ilvl="5" w:tplc="240A001B" w:tentative="1">
+      <w:start w:val="1"/>
+      <w:numFmt w:val="lowerRoman"/>
+      <w:lvlText w:val="%6."/>
+      <w:lvlJc w:val="right"/>
+      <w:pPr>
+        <w:ind w:left="4320" w:hanging="180"/>
+      </w:pPr>
+    </w:lvl>
+    <w:lvl w:ilvl="6" w:tplc="240A000F" w:tentative="1">
+      <w:start w:val="1"/>
+      <w:numFmt w:val="decimal"/>
+      <w:lvlText w:val="%7."/>
+      <w:lvlJc w:val="left"/>
+      <w:pPr>
+        <w:ind w:left="5040" w:hanging="360"/>
+      </w:pPr>
+    </w:lvl>
+    <w:lvl w:ilvl="7" w:tplc="240A0019" w:tentative="1">
+      <w:start w:val="1"/>
+      <w:numFmt w:val="lowerLetter"/>
+      <w:lvlText w:val="%8."/>
+      <w:lvlJc w:val="left"/>
+      <w:pPr>
+        <w:ind w:left="5760" w:hanging="360"/>
+      </w:pPr>
+    </w:lvl>
+    <w:lvl w:ilvl="8" w:tplc="240A001B" w:tentative="1">
+      <w:start w:val="1"/>
+      <w:numFmt w:val="lowerRoman"/>
+      <w:lvlText w:val="%9."/>
+      <w:lvlJc w:val="right"/>
+      <w:pPr>
+        <w:ind w:left="6480" w:hanging="180"/>
+      </w:pPr>
+    </w:lvl>
+  </w:abstractNum>
+  <w:abstractNum w:abstractNumId="23" w15:restartNumberingAfterBreak="0">
     <w:nsid w:val="549770A4"/>
     <w:multiLevelType w:val="hybridMultilevel"/>
     <w:tmpl w:val="91A853F2"/>
@@ -730,14 +6252,734 @@
       </w:rPr>
     </w:lvl>
   </w:abstractNum>
+  <w:abstractNum w:abstractNumId="24" w15:restartNumberingAfterBreak="0">
+    <w:nsid w:val="550D14D3"/>
+    <w:multiLevelType w:val="hybridMultilevel"/>
+    <w:tmpl w:val="FCC23808"/>
+    <w:lvl w:ilvl="0" w:tplc="240A0011">
+      <w:start w:val="1"/>
+      <w:numFmt w:val="decimal"/>
+      <w:lvlText w:val="%1)"/>
+      <w:lvlJc w:val="left"/>
+      <w:pPr>
+        <w:ind w:left="720" w:hanging="360"/>
+      </w:pPr>
+      <w:rPr>
+        <w:rFonts w:hint="default"/>
+      </w:rPr>
+    </w:lvl>
+    <w:lvl w:ilvl="1" w:tplc="240A0019" w:tentative="1">
+      <w:start w:val="1"/>
+      <w:numFmt w:val="lowerLetter"/>
+      <w:lvlText w:val="%2."/>
+      <w:lvlJc w:val="left"/>
+      <w:pPr>
+        <w:ind w:left="1440" w:hanging="360"/>
+      </w:pPr>
+    </w:lvl>
+    <w:lvl w:ilvl="2" w:tplc="240A001B" w:tentative="1">
+      <w:start w:val="1"/>
+      <w:numFmt w:val="lowerRoman"/>
+      <w:lvlText w:val="%3."/>
+      <w:lvlJc w:val="right"/>
+      <w:pPr>
+        <w:ind w:left="2160" w:hanging="180"/>
+      </w:pPr>
+    </w:lvl>
+    <w:lvl w:ilvl="3" w:tplc="240A000F" w:tentative="1">
+      <w:start w:val="1"/>
+      <w:numFmt w:val="decimal"/>
+      <w:lvlText w:val="%4."/>
+      <w:lvlJc w:val="left"/>
+      <w:pPr>
+        <w:ind w:left="2880" w:hanging="360"/>
+      </w:pPr>
+    </w:lvl>
+    <w:lvl w:ilvl="4" w:tplc="240A0019" w:tentative="1">
+      <w:start w:val="1"/>
+      <w:numFmt w:val="lowerLetter"/>
+      <w:lvlText w:val="%5."/>
+      <w:lvlJc w:val="left"/>
+      <w:pPr>
+        <w:ind w:left="3600" w:hanging="360"/>
+      </w:pPr>
+    </w:lvl>
+    <w:lvl w:ilvl="5" w:tplc="240A001B" w:tentative="1">
+      <w:start w:val="1"/>
+      <w:numFmt w:val="lowerRoman"/>
+      <w:lvlText w:val="%6."/>
+      <w:lvlJc w:val="right"/>
+      <w:pPr>
+        <w:ind w:left="4320" w:hanging="180"/>
+      </w:pPr>
+    </w:lvl>
+    <w:lvl w:ilvl="6" w:tplc="240A000F" w:tentative="1">
+      <w:start w:val="1"/>
+      <w:numFmt w:val="decimal"/>
+      <w:lvlText w:val="%7."/>
+      <w:lvlJc w:val="left"/>
+      <w:pPr>
+        <w:ind w:left="5040" w:hanging="360"/>
+      </w:pPr>
+    </w:lvl>
+    <w:lvl w:ilvl="7" w:tplc="240A0019" w:tentative="1">
+      <w:start w:val="1"/>
+      <w:numFmt w:val="lowerLetter"/>
+      <w:lvlText w:val="%8."/>
+      <w:lvlJc w:val="left"/>
+      <w:pPr>
+        <w:ind w:left="5760" w:hanging="360"/>
+      </w:pPr>
+    </w:lvl>
+    <w:lvl w:ilvl="8" w:tplc="240A001B" w:tentative="1">
+      <w:start w:val="1"/>
+      <w:numFmt w:val="lowerRoman"/>
+      <w:lvlText w:val="%9."/>
+      <w:lvlJc w:val="right"/>
+      <w:pPr>
+        <w:ind w:left="6480" w:hanging="180"/>
+      </w:pPr>
+    </w:lvl>
+  </w:abstractNum>
+  <w:abstractNum w:abstractNumId="25" w15:restartNumberingAfterBreak="0">
+    <w:nsid w:val="5B150571"/>
+    <w:multiLevelType w:val="hybridMultilevel"/>
+    <w:tmpl w:val="D56296AC"/>
+    <w:lvl w:ilvl="0" w:tplc="C5806B46">
+      <w:start w:val="1"/>
+      <w:numFmt w:val="decimal"/>
+      <w:lvlText w:val="%1."/>
+      <w:lvlJc w:val="left"/>
+      <w:pPr>
+        <w:ind w:left="1776" w:hanging="360"/>
+      </w:pPr>
+      <w:rPr>
+        <w:rFonts w:hint="default"/>
+      </w:rPr>
+    </w:lvl>
+    <w:lvl w:ilvl="1" w:tplc="240A0019" w:tentative="1">
+      <w:start w:val="1"/>
+      <w:numFmt w:val="lowerLetter"/>
+      <w:lvlText w:val="%2."/>
+      <w:lvlJc w:val="left"/>
+      <w:pPr>
+        <w:ind w:left="2496" w:hanging="360"/>
+      </w:pPr>
+    </w:lvl>
+    <w:lvl w:ilvl="2" w:tplc="240A001B" w:tentative="1">
+      <w:start w:val="1"/>
+      <w:numFmt w:val="lowerRoman"/>
+      <w:lvlText w:val="%3."/>
+      <w:lvlJc w:val="right"/>
+      <w:pPr>
+        <w:ind w:left="3216" w:hanging="180"/>
+      </w:pPr>
+    </w:lvl>
+    <w:lvl w:ilvl="3" w:tplc="240A000F" w:tentative="1">
+      <w:start w:val="1"/>
+      <w:numFmt w:val="decimal"/>
+      <w:lvlText w:val="%4."/>
+      <w:lvlJc w:val="left"/>
+      <w:pPr>
+        <w:ind w:left="3936" w:hanging="360"/>
+      </w:pPr>
+    </w:lvl>
+    <w:lvl w:ilvl="4" w:tplc="240A0019" w:tentative="1">
+      <w:start w:val="1"/>
+      <w:numFmt w:val="lowerLetter"/>
+      <w:lvlText w:val="%5."/>
+      <w:lvlJc w:val="left"/>
+      <w:pPr>
+        <w:ind w:left="4656" w:hanging="360"/>
+      </w:pPr>
+    </w:lvl>
+    <w:lvl w:ilvl="5" w:tplc="240A001B" w:tentative="1">
+      <w:start w:val="1"/>
+      <w:numFmt w:val="lowerRoman"/>
+      <w:lvlText w:val="%6."/>
+      <w:lvlJc w:val="right"/>
+      <w:pPr>
+        <w:ind w:left="5376" w:hanging="180"/>
+      </w:pPr>
+    </w:lvl>
+    <w:lvl w:ilvl="6" w:tplc="240A000F" w:tentative="1">
+      <w:start w:val="1"/>
+      <w:numFmt w:val="decimal"/>
+      <w:lvlText w:val="%7."/>
+      <w:lvlJc w:val="left"/>
+      <w:pPr>
+        <w:ind w:left="6096" w:hanging="360"/>
+      </w:pPr>
+    </w:lvl>
+    <w:lvl w:ilvl="7" w:tplc="240A0019" w:tentative="1">
+      <w:start w:val="1"/>
+      <w:numFmt w:val="lowerLetter"/>
+      <w:lvlText w:val="%8."/>
+      <w:lvlJc w:val="left"/>
+      <w:pPr>
+        <w:ind w:left="6816" w:hanging="360"/>
+      </w:pPr>
+    </w:lvl>
+    <w:lvl w:ilvl="8" w:tplc="240A001B" w:tentative="1">
+      <w:start w:val="1"/>
+      <w:numFmt w:val="lowerRoman"/>
+      <w:lvlText w:val="%9."/>
+      <w:lvlJc w:val="right"/>
+      <w:pPr>
+        <w:ind w:left="7536" w:hanging="180"/>
+      </w:pPr>
+    </w:lvl>
+  </w:abstractNum>
+  <w:abstractNum w:abstractNumId="26" w15:restartNumberingAfterBreak="0">
+    <w:nsid w:val="5CD239AD"/>
+    <w:multiLevelType w:val="hybridMultilevel"/>
+    <w:tmpl w:val="C7326DA4"/>
+    <w:lvl w:ilvl="0" w:tplc="83E20B68">
+      <w:start w:val="1"/>
+      <w:numFmt w:val="lowerLetter"/>
+      <w:lvlText w:val="%1."/>
+      <w:lvlJc w:val="left"/>
+      <w:pPr>
+        <w:ind w:left="720" w:hanging="360"/>
+      </w:pPr>
+      <w:rPr>
+        <w:rFonts w:hint="default"/>
+        <w:b/>
+        <w:bCs/>
+      </w:rPr>
+    </w:lvl>
+    <w:lvl w:ilvl="1" w:tplc="240A0019" w:tentative="1">
+      <w:start w:val="1"/>
+      <w:numFmt w:val="lowerLetter"/>
+      <w:lvlText w:val="%2."/>
+      <w:lvlJc w:val="left"/>
+      <w:pPr>
+        <w:ind w:left="1440" w:hanging="360"/>
+      </w:pPr>
+    </w:lvl>
+    <w:lvl w:ilvl="2" w:tplc="240A001B" w:tentative="1">
+      <w:start w:val="1"/>
+      <w:numFmt w:val="lowerRoman"/>
+      <w:lvlText w:val="%3."/>
+      <w:lvlJc w:val="right"/>
+      <w:pPr>
+        <w:ind w:left="2160" w:hanging="180"/>
+      </w:pPr>
+    </w:lvl>
+    <w:lvl w:ilvl="3" w:tplc="240A000F" w:tentative="1">
+      <w:start w:val="1"/>
+      <w:numFmt w:val="decimal"/>
+      <w:lvlText w:val="%4."/>
+      <w:lvlJc w:val="left"/>
+      <w:pPr>
+        <w:ind w:left="2880" w:hanging="360"/>
+      </w:pPr>
+    </w:lvl>
+    <w:lvl w:ilvl="4" w:tplc="240A0019" w:tentative="1">
+      <w:start w:val="1"/>
+      <w:numFmt w:val="lowerLetter"/>
+      <w:lvlText w:val="%5."/>
+      <w:lvlJc w:val="left"/>
+      <w:pPr>
+        <w:ind w:left="3600" w:hanging="360"/>
+      </w:pPr>
+    </w:lvl>
+    <w:lvl w:ilvl="5" w:tplc="240A001B" w:tentative="1">
+      <w:start w:val="1"/>
+      <w:numFmt w:val="lowerRoman"/>
+      <w:lvlText w:val="%6."/>
+      <w:lvlJc w:val="right"/>
+      <w:pPr>
+        <w:ind w:left="4320" w:hanging="180"/>
+      </w:pPr>
+    </w:lvl>
+    <w:lvl w:ilvl="6" w:tplc="240A000F" w:tentative="1">
+      <w:start w:val="1"/>
+      <w:numFmt w:val="decimal"/>
+      <w:lvlText w:val="%7."/>
+      <w:lvlJc w:val="left"/>
+      <w:pPr>
+        <w:ind w:left="5040" w:hanging="360"/>
+      </w:pPr>
+    </w:lvl>
+    <w:lvl w:ilvl="7" w:tplc="240A0019" w:tentative="1">
+      <w:start w:val="1"/>
+      <w:numFmt w:val="lowerLetter"/>
+      <w:lvlText w:val="%8."/>
+      <w:lvlJc w:val="left"/>
+      <w:pPr>
+        <w:ind w:left="5760" w:hanging="360"/>
+      </w:pPr>
+    </w:lvl>
+    <w:lvl w:ilvl="8" w:tplc="240A001B" w:tentative="1">
+      <w:start w:val="1"/>
+      <w:numFmt w:val="lowerRoman"/>
+      <w:lvlText w:val="%9."/>
+      <w:lvlJc w:val="right"/>
+      <w:pPr>
+        <w:ind w:left="6480" w:hanging="180"/>
+      </w:pPr>
+    </w:lvl>
+  </w:abstractNum>
+  <w:abstractNum w:abstractNumId="27" w15:restartNumberingAfterBreak="0">
+    <w:nsid w:val="5E2D1D7A"/>
+    <w:multiLevelType w:val="hybridMultilevel"/>
+    <w:tmpl w:val="FDC04D06"/>
+    <w:lvl w:ilvl="0" w:tplc="73D05402">
+      <w:start w:val="1"/>
+      <w:numFmt w:val="decimal"/>
+      <w:lvlText w:val="%1."/>
+      <w:lvlJc w:val="left"/>
+      <w:pPr>
+        <w:ind w:left="1776" w:hanging="360"/>
+      </w:pPr>
+      <w:rPr>
+        <w:rFonts w:hint="default"/>
+        <w:b/>
+        <w:bCs/>
+      </w:rPr>
+    </w:lvl>
+    <w:lvl w:ilvl="1" w:tplc="240A0019" w:tentative="1">
+      <w:start w:val="1"/>
+      <w:numFmt w:val="lowerLetter"/>
+      <w:lvlText w:val="%2."/>
+      <w:lvlJc w:val="left"/>
+      <w:pPr>
+        <w:ind w:left="2496" w:hanging="360"/>
+      </w:pPr>
+    </w:lvl>
+    <w:lvl w:ilvl="2" w:tplc="240A001B" w:tentative="1">
+      <w:start w:val="1"/>
+      <w:numFmt w:val="lowerRoman"/>
+      <w:lvlText w:val="%3."/>
+      <w:lvlJc w:val="right"/>
+      <w:pPr>
+        <w:ind w:left="3216" w:hanging="180"/>
+      </w:pPr>
+    </w:lvl>
+    <w:lvl w:ilvl="3" w:tplc="240A000F" w:tentative="1">
+      <w:start w:val="1"/>
+      <w:numFmt w:val="decimal"/>
+      <w:lvlText w:val="%4."/>
+      <w:lvlJc w:val="left"/>
+      <w:pPr>
+        <w:ind w:left="3936" w:hanging="360"/>
+      </w:pPr>
+    </w:lvl>
+    <w:lvl w:ilvl="4" w:tplc="240A0019" w:tentative="1">
+      <w:start w:val="1"/>
+      <w:numFmt w:val="lowerLetter"/>
+      <w:lvlText w:val="%5."/>
+      <w:lvlJc w:val="left"/>
+      <w:pPr>
+        <w:ind w:left="4656" w:hanging="360"/>
+      </w:pPr>
+    </w:lvl>
+    <w:lvl w:ilvl="5" w:tplc="240A001B" w:tentative="1">
+      <w:start w:val="1"/>
+      <w:numFmt w:val="lowerRoman"/>
+      <w:lvlText w:val="%6."/>
+      <w:lvlJc w:val="right"/>
+      <w:pPr>
+        <w:ind w:left="5376" w:hanging="180"/>
+      </w:pPr>
+    </w:lvl>
+    <w:lvl w:ilvl="6" w:tplc="240A000F" w:tentative="1">
+      <w:start w:val="1"/>
+      <w:numFmt w:val="decimal"/>
+      <w:lvlText w:val="%7."/>
+      <w:lvlJc w:val="left"/>
+      <w:pPr>
+        <w:ind w:left="6096" w:hanging="360"/>
+      </w:pPr>
+    </w:lvl>
+    <w:lvl w:ilvl="7" w:tplc="240A0019" w:tentative="1">
+      <w:start w:val="1"/>
+      <w:numFmt w:val="lowerLetter"/>
+      <w:lvlText w:val="%8."/>
+      <w:lvlJc w:val="left"/>
+      <w:pPr>
+        <w:ind w:left="6816" w:hanging="360"/>
+      </w:pPr>
+    </w:lvl>
+    <w:lvl w:ilvl="8" w:tplc="240A001B" w:tentative="1">
+      <w:start w:val="1"/>
+      <w:numFmt w:val="lowerRoman"/>
+      <w:lvlText w:val="%9."/>
+      <w:lvlJc w:val="right"/>
+      <w:pPr>
+        <w:ind w:left="7536" w:hanging="180"/>
+      </w:pPr>
+    </w:lvl>
+  </w:abstractNum>
+  <w:abstractNum w:abstractNumId="28" w15:restartNumberingAfterBreak="0">
+    <w:nsid w:val="67A6150B"/>
+    <w:multiLevelType w:val="hybridMultilevel"/>
+    <w:tmpl w:val="9E48CE3C"/>
+    <w:lvl w:ilvl="0" w:tplc="137821B6">
+      <w:start w:val="1"/>
+      <w:numFmt w:val="decimal"/>
+      <w:lvlText w:val="%1."/>
+      <w:lvlJc w:val="left"/>
+      <w:pPr>
+        <w:ind w:left="1440" w:hanging="360"/>
+      </w:pPr>
+      <w:rPr>
+        <w:rFonts w:hint="default"/>
+      </w:rPr>
+    </w:lvl>
+    <w:lvl w:ilvl="1" w:tplc="240A0019" w:tentative="1">
+      <w:start w:val="1"/>
+      <w:numFmt w:val="lowerLetter"/>
+      <w:lvlText w:val="%2."/>
+      <w:lvlJc w:val="left"/>
+      <w:pPr>
+        <w:ind w:left="2160" w:hanging="360"/>
+      </w:pPr>
+    </w:lvl>
+    <w:lvl w:ilvl="2" w:tplc="240A001B" w:tentative="1">
+      <w:start w:val="1"/>
+      <w:numFmt w:val="lowerRoman"/>
+      <w:lvlText w:val="%3."/>
+      <w:lvlJc w:val="right"/>
+      <w:pPr>
+        <w:ind w:left="2880" w:hanging="180"/>
+      </w:pPr>
+    </w:lvl>
+    <w:lvl w:ilvl="3" w:tplc="240A000F" w:tentative="1">
+      <w:start w:val="1"/>
+      <w:numFmt w:val="decimal"/>
+      <w:lvlText w:val="%4."/>
+      <w:lvlJc w:val="left"/>
+      <w:pPr>
+        <w:ind w:left="3600" w:hanging="360"/>
+      </w:pPr>
+    </w:lvl>
+    <w:lvl w:ilvl="4" w:tplc="240A0019" w:tentative="1">
+      <w:start w:val="1"/>
+      <w:numFmt w:val="lowerLetter"/>
+      <w:lvlText w:val="%5."/>
+      <w:lvlJc w:val="left"/>
+      <w:pPr>
+        <w:ind w:left="4320" w:hanging="360"/>
+      </w:pPr>
+    </w:lvl>
+    <w:lvl w:ilvl="5" w:tplc="240A001B" w:tentative="1">
+      <w:start w:val="1"/>
+      <w:numFmt w:val="lowerRoman"/>
+      <w:lvlText w:val="%6."/>
+      <w:lvlJc w:val="right"/>
+      <w:pPr>
+        <w:ind w:left="5040" w:hanging="180"/>
+      </w:pPr>
+    </w:lvl>
+    <w:lvl w:ilvl="6" w:tplc="240A000F" w:tentative="1">
+      <w:start w:val="1"/>
+      <w:numFmt w:val="decimal"/>
+      <w:lvlText w:val="%7."/>
+      <w:lvlJc w:val="left"/>
+      <w:pPr>
+        <w:ind w:left="5760" w:hanging="360"/>
+      </w:pPr>
+    </w:lvl>
+    <w:lvl w:ilvl="7" w:tplc="240A0019" w:tentative="1">
+      <w:start w:val="1"/>
+      <w:numFmt w:val="lowerLetter"/>
+      <w:lvlText w:val="%8."/>
+      <w:lvlJc w:val="left"/>
+      <w:pPr>
+        <w:ind w:left="6480" w:hanging="360"/>
+      </w:pPr>
+    </w:lvl>
+    <w:lvl w:ilvl="8" w:tplc="240A001B" w:tentative="1">
+      <w:start w:val="1"/>
+      <w:numFmt w:val="lowerRoman"/>
+      <w:lvlText w:val="%9."/>
+      <w:lvlJc w:val="right"/>
+      <w:pPr>
+        <w:ind w:left="7200" w:hanging="180"/>
+      </w:pPr>
+    </w:lvl>
+  </w:abstractNum>
+  <w:abstractNum w:abstractNumId="29" w15:restartNumberingAfterBreak="0">
+    <w:nsid w:val="69E07531"/>
+    <w:multiLevelType w:val="hybridMultilevel"/>
+    <w:tmpl w:val="BC92D8FC"/>
+    <w:lvl w:ilvl="0" w:tplc="DBD64E92">
+      <w:start w:val="1"/>
+      <w:numFmt w:val="lowerLetter"/>
+      <w:lvlText w:val="%1."/>
+      <w:lvlJc w:val="left"/>
+      <w:pPr>
+        <w:ind w:left="1080" w:hanging="360"/>
+      </w:pPr>
+      <w:rPr>
+        <w:rFonts w:hint="default"/>
+        <w:b/>
+        <w:bCs/>
+      </w:rPr>
+    </w:lvl>
+    <w:lvl w:ilvl="1" w:tplc="240A0019" w:tentative="1">
+      <w:start w:val="1"/>
+      <w:numFmt w:val="lowerLetter"/>
+      <w:lvlText w:val="%2."/>
+      <w:lvlJc w:val="left"/>
+      <w:pPr>
+        <w:ind w:left="1800" w:hanging="360"/>
+      </w:pPr>
+    </w:lvl>
+    <w:lvl w:ilvl="2" w:tplc="240A001B" w:tentative="1">
+      <w:start w:val="1"/>
+      <w:numFmt w:val="lowerRoman"/>
+      <w:lvlText w:val="%3."/>
+      <w:lvlJc w:val="right"/>
+      <w:pPr>
+        <w:ind w:left="2520" w:hanging="180"/>
+      </w:pPr>
+    </w:lvl>
+    <w:lvl w:ilvl="3" w:tplc="240A000F" w:tentative="1">
+      <w:start w:val="1"/>
+      <w:numFmt w:val="decimal"/>
+      <w:lvlText w:val="%4."/>
+      <w:lvlJc w:val="left"/>
+      <w:pPr>
+        <w:ind w:left="3240" w:hanging="360"/>
+      </w:pPr>
+    </w:lvl>
+    <w:lvl w:ilvl="4" w:tplc="240A0019" w:tentative="1">
+      <w:start w:val="1"/>
+      <w:numFmt w:val="lowerLetter"/>
+      <w:lvlText w:val="%5."/>
+      <w:lvlJc w:val="left"/>
+      <w:pPr>
+        <w:ind w:left="3960" w:hanging="360"/>
+      </w:pPr>
+    </w:lvl>
+    <w:lvl w:ilvl="5" w:tplc="240A001B" w:tentative="1">
+      <w:start w:val="1"/>
+      <w:numFmt w:val="lowerRoman"/>
+      <w:lvlText w:val="%6."/>
+      <w:lvlJc w:val="right"/>
+      <w:pPr>
+        <w:ind w:left="4680" w:hanging="180"/>
+      </w:pPr>
+    </w:lvl>
+    <w:lvl w:ilvl="6" w:tplc="240A000F" w:tentative="1">
+      <w:start w:val="1"/>
+      <w:numFmt w:val="decimal"/>
+      <w:lvlText w:val="%7."/>
+      <w:lvlJc w:val="left"/>
+      <w:pPr>
+        <w:ind w:left="5400" w:hanging="360"/>
+      </w:pPr>
+    </w:lvl>
+    <w:lvl w:ilvl="7" w:tplc="240A0019" w:tentative="1">
+      <w:start w:val="1"/>
+      <w:numFmt w:val="lowerLetter"/>
+      <w:lvlText w:val="%8."/>
+      <w:lvlJc w:val="left"/>
+      <w:pPr>
+        <w:ind w:left="6120" w:hanging="360"/>
+      </w:pPr>
+    </w:lvl>
+    <w:lvl w:ilvl="8" w:tplc="240A001B" w:tentative="1">
+      <w:start w:val="1"/>
+      <w:numFmt w:val="lowerRoman"/>
+      <w:lvlText w:val="%9."/>
+      <w:lvlJc w:val="right"/>
+      <w:pPr>
+        <w:ind w:left="6840" w:hanging="180"/>
+      </w:pPr>
+    </w:lvl>
+  </w:abstractNum>
+  <w:abstractNum w:abstractNumId="30" w15:restartNumberingAfterBreak="0">
+    <w:nsid w:val="6CD3345F"/>
+    <w:multiLevelType w:val="hybridMultilevel"/>
+    <w:tmpl w:val="F822D4A2"/>
+    <w:lvl w:ilvl="0" w:tplc="E7240AB8">
+      <w:start w:val="1"/>
+      <w:numFmt w:val="lowerLetter"/>
+      <w:lvlText w:val="%1."/>
+      <w:lvlJc w:val="left"/>
+      <w:pPr>
+        <w:ind w:left="720" w:hanging="360"/>
+      </w:pPr>
+      <w:rPr>
+        <w:rFonts w:hint="default"/>
+        <w:b/>
+        <w:bCs/>
+      </w:rPr>
+    </w:lvl>
+    <w:lvl w:ilvl="1" w:tplc="240A0019" w:tentative="1">
+      <w:start w:val="1"/>
+      <w:numFmt w:val="lowerLetter"/>
+      <w:lvlText w:val="%2."/>
+      <w:lvlJc w:val="left"/>
+      <w:pPr>
+        <w:ind w:left="1440" w:hanging="360"/>
+      </w:pPr>
+    </w:lvl>
+    <w:lvl w:ilvl="2" w:tplc="240A001B" w:tentative="1">
+      <w:start w:val="1"/>
+      <w:numFmt w:val="lowerRoman"/>
+      <w:lvlText w:val="%3."/>
+      <w:lvlJc w:val="right"/>
+      <w:pPr>
+        <w:ind w:left="2160" w:hanging="180"/>
+      </w:pPr>
+    </w:lvl>
+    <w:lvl w:ilvl="3" w:tplc="240A000F" w:tentative="1">
+      <w:start w:val="1"/>
+      <w:numFmt w:val="decimal"/>
+      <w:lvlText w:val="%4."/>
+      <w:lvlJc w:val="left"/>
+      <w:pPr>
+        <w:ind w:left="2880" w:hanging="360"/>
+      </w:pPr>
+    </w:lvl>
+    <w:lvl w:ilvl="4" w:tplc="240A0019" w:tentative="1">
+      <w:start w:val="1"/>
+      <w:numFmt w:val="lowerLetter"/>
+      <w:lvlText w:val="%5."/>
+      <w:lvlJc w:val="left"/>
+      <w:pPr>
+        <w:ind w:left="3600" w:hanging="360"/>
+      </w:pPr>
+    </w:lvl>
+    <w:lvl w:ilvl="5" w:tplc="240A001B" w:tentative="1">
+      <w:start w:val="1"/>
+      <w:numFmt w:val="lowerRoman"/>
+      <w:lvlText w:val="%6."/>
+      <w:lvlJc w:val="right"/>
+      <w:pPr>
+        <w:ind w:left="4320" w:hanging="180"/>
+      </w:pPr>
+    </w:lvl>
+    <w:lvl w:ilvl="6" w:tplc="240A000F" w:tentative="1">
+      <w:start w:val="1"/>
+      <w:numFmt w:val="decimal"/>
+      <w:lvlText w:val="%7."/>
+      <w:lvlJc w:val="left"/>
+      <w:pPr>
+        <w:ind w:left="5040" w:hanging="360"/>
+      </w:pPr>
+    </w:lvl>
+    <w:lvl w:ilvl="7" w:tplc="240A0019" w:tentative="1">
+      <w:start w:val="1"/>
+      <w:numFmt w:val="lowerLetter"/>
+      <w:lvlText w:val="%8."/>
+      <w:lvlJc w:val="left"/>
+      <w:pPr>
+        <w:ind w:left="5760" w:hanging="360"/>
+      </w:pPr>
+    </w:lvl>
+    <w:lvl w:ilvl="8" w:tplc="240A001B" w:tentative="1">
+      <w:start w:val="1"/>
+      <w:numFmt w:val="lowerRoman"/>
+      <w:lvlText w:val="%9."/>
+      <w:lvlJc w:val="right"/>
+      <w:pPr>
+        <w:ind w:left="6480" w:hanging="180"/>
+      </w:pPr>
+    </w:lvl>
+  </w:abstractNum>
+  <w:abstractNum w:abstractNumId="31" w15:restartNumberingAfterBreak="0">
+    <w:nsid w:val="73893103"/>
+    <w:multiLevelType w:val="hybridMultilevel"/>
+    <w:tmpl w:val="79BED120"/>
+    <w:lvl w:ilvl="0" w:tplc="E50CC1E2">
+      <w:start w:val="1"/>
+      <w:numFmt w:val="decimal"/>
+      <w:lvlText w:val="%1."/>
+      <w:lvlJc w:val="left"/>
+      <w:pPr>
+        <w:ind w:left="1776" w:hanging="360"/>
+      </w:pPr>
+      <w:rPr>
+        <w:rFonts w:hint="default"/>
+      </w:rPr>
+    </w:lvl>
+    <w:lvl w:ilvl="1" w:tplc="240A0019" w:tentative="1">
+      <w:start w:val="1"/>
+      <w:numFmt w:val="lowerLetter"/>
+      <w:lvlText w:val="%2."/>
+      <w:lvlJc w:val="left"/>
+      <w:pPr>
+        <w:ind w:left="2496" w:hanging="360"/>
+      </w:pPr>
+    </w:lvl>
+    <w:lvl w:ilvl="2" w:tplc="240A001B" w:tentative="1">
+      <w:start w:val="1"/>
+      <w:numFmt w:val="lowerRoman"/>
+      <w:lvlText w:val="%3."/>
+      <w:lvlJc w:val="right"/>
+      <w:pPr>
+        <w:ind w:left="3216" w:hanging="180"/>
+      </w:pPr>
+    </w:lvl>
+    <w:lvl w:ilvl="3" w:tplc="240A000F" w:tentative="1">
+      <w:start w:val="1"/>
+      <w:numFmt w:val="decimal"/>
+      <w:lvlText w:val="%4."/>
+      <w:lvlJc w:val="left"/>
+      <w:pPr>
+        <w:ind w:left="3936" w:hanging="360"/>
+      </w:pPr>
+    </w:lvl>
+    <w:lvl w:ilvl="4" w:tplc="240A0019" w:tentative="1">
+      <w:start w:val="1"/>
+      <w:numFmt w:val="lowerLetter"/>
+      <w:lvlText w:val="%5."/>
+      <w:lvlJc w:val="left"/>
+      <w:pPr>
+        <w:ind w:left="4656" w:hanging="360"/>
+      </w:pPr>
+    </w:lvl>
+    <w:lvl w:ilvl="5" w:tplc="240A001B" w:tentative="1">
+      <w:start w:val="1"/>
+      <w:numFmt w:val="lowerRoman"/>
+      <w:lvlText w:val="%6."/>
+      <w:lvlJc w:val="right"/>
+      <w:pPr>
+        <w:ind w:left="5376" w:hanging="180"/>
+      </w:pPr>
+    </w:lvl>
+    <w:lvl w:ilvl="6" w:tplc="240A000F" w:tentative="1">
+      <w:start w:val="1"/>
+      <w:numFmt w:val="decimal"/>
+      <w:lvlText w:val="%7."/>
+      <w:lvlJc w:val="left"/>
+      <w:pPr>
+        <w:ind w:left="6096" w:hanging="360"/>
+      </w:pPr>
+    </w:lvl>
+    <w:lvl w:ilvl="7" w:tplc="240A0019" w:tentative="1">
+      <w:start w:val="1"/>
+      <w:numFmt w:val="lowerLetter"/>
+      <w:lvlText w:val="%8."/>
+      <w:lvlJc w:val="left"/>
+      <w:pPr>
+        <w:ind w:left="6816" w:hanging="360"/>
+      </w:pPr>
+    </w:lvl>
+    <w:lvl w:ilvl="8" w:tplc="240A001B" w:tentative="1">
+      <w:start w:val="1"/>
+      <w:numFmt w:val="lowerRoman"/>
+      <w:lvlText w:val="%9."/>
+      <w:lvlJc w:val="right"/>
+      <w:pPr>
+        <w:ind w:left="7536" w:hanging="180"/>
+      </w:pPr>
+    </w:lvl>
+  </w:abstractNum>
   <w:num w:numId="1" w16cid:durableId="540939813">
-    <w:abstractNumId w:val="1"/>
+    <w:abstractNumId w:val="23"/>
   </w:num>
   <w:num w:numId="2" w16cid:durableId="1147235937">
-    <w:abstractNumId w:val="0"/>
+    <w:abstractNumId w:val="8"/>
   </w:num>
   <w:num w:numId="3" w16cid:durableId="1406147056">
-    <w:abstractNumId w:val="0"/>
+    <w:abstractNumId w:val="8"/>
     <w:lvlOverride w:ilvl="0">
       <w:startOverride w:val="1"/>
     </w:lvlOverride>
@@ -765,6 +7007,96 @@
     <w:lvlOverride w:ilvl="8">
       <w:startOverride w:val="1"/>
     </w:lvlOverride>
+  </w:num>
+  <w:num w:numId="4" w16cid:durableId="148598669">
+    <w:abstractNumId w:val="22"/>
+  </w:num>
+  <w:num w:numId="5" w16cid:durableId="1469779914">
+    <w:abstractNumId w:val="29"/>
+  </w:num>
+  <w:num w:numId="6" w16cid:durableId="398750710">
+    <w:abstractNumId w:val="0"/>
+  </w:num>
+  <w:num w:numId="7" w16cid:durableId="1648628643">
+    <w:abstractNumId w:val="14"/>
+  </w:num>
+  <w:num w:numId="8" w16cid:durableId="455829028">
+    <w:abstractNumId w:val="7"/>
+  </w:num>
+  <w:num w:numId="9" w16cid:durableId="92213132">
+    <w:abstractNumId w:val="27"/>
+  </w:num>
+  <w:num w:numId="10" w16cid:durableId="377435886">
+    <w:abstractNumId w:val="6"/>
+  </w:num>
+  <w:num w:numId="11" w16cid:durableId="1737775401">
+    <w:abstractNumId w:val="17"/>
+  </w:num>
+  <w:num w:numId="12" w16cid:durableId="1017852027">
+    <w:abstractNumId w:val="28"/>
+  </w:num>
+  <w:num w:numId="13" w16cid:durableId="594018664">
+    <w:abstractNumId w:val="21"/>
+  </w:num>
+  <w:num w:numId="14" w16cid:durableId="1743723418">
+    <w:abstractNumId w:val="10"/>
+  </w:num>
+  <w:num w:numId="15" w16cid:durableId="1333878255">
+    <w:abstractNumId w:val="18"/>
+  </w:num>
+  <w:num w:numId="16" w16cid:durableId="371154171">
+    <w:abstractNumId w:val="19"/>
+  </w:num>
+  <w:num w:numId="17" w16cid:durableId="1220483612">
+    <w:abstractNumId w:val="2"/>
+  </w:num>
+  <w:num w:numId="18" w16cid:durableId="1339500309">
+    <w:abstractNumId w:val="15"/>
+  </w:num>
+  <w:num w:numId="19" w16cid:durableId="2127264885">
+    <w:abstractNumId w:val="31"/>
+  </w:num>
+  <w:num w:numId="20" w16cid:durableId="337317342">
+    <w:abstractNumId w:val="9"/>
+  </w:num>
+  <w:num w:numId="21" w16cid:durableId="1825510617">
+    <w:abstractNumId w:val="3"/>
+  </w:num>
+  <w:num w:numId="22" w16cid:durableId="1328290141">
+    <w:abstractNumId w:val="16"/>
+  </w:num>
+  <w:num w:numId="23" w16cid:durableId="1833526524">
+    <w:abstractNumId w:val="25"/>
+  </w:num>
+  <w:num w:numId="24" w16cid:durableId="2166458">
+    <w:abstractNumId w:val="20"/>
+  </w:num>
+  <w:num w:numId="25" w16cid:durableId="1883252413">
+    <w:abstractNumId w:val="13"/>
+  </w:num>
+  <w:num w:numId="26" w16cid:durableId="509181036">
+    <w:abstractNumId w:val="24"/>
+  </w:num>
+  <w:num w:numId="27" w16cid:durableId="124322094">
+    <w:abstractNumId w:val="26"/>
+  </w:num>
+  <w:num w:numId="28" w16cid:durableId="1929343812">
+    <w:abstractNumId w:val="5"/>
+  </w:num>
+  <w:num w:numId="29" w16cid:durableId="660350533">
+    <w:abstractNumId w:val="11"/>
+  </w:num>
+  <w:num w:numId="30" w16cid:durableId="951941284">
+    <w:abstractNumId w:val="1"/>
+  </w:num>
+  <w:num w:numId="31" w16cid:durableId="273096034">
+    <w:abstractNumId w:val="30"/>
+  </w:num>
+  <w:num w:numId="32" w16cid:durableId="434714340">
+    <w:abstractNumId w:val="12"/>
+  </w:num>
+  <w:num w:numId="33" w16cid:durableId="482428859">
+    <w:abstractNumId w:val="4"/>
   </w:num>
 </w:numbering>
 </file>
@@ -1169,6 +7501,7 @@
   <w:style w:type="paragraph" w:default="1" w:styleId="Normal">
     <w:name w:val="Normal"/>
     <w:qFormat/>
+    <w:rsid w:val="005E33E0"/>
   </w:style>
   <w:style w:type="paragraph" w:styleId="Ttulo1">
     <w:name w:val="heading 1"/>
